--- a/continuous-design.docx
+++ b/continuous-design.docx
@@ -4,7 +4,8 @@
   <w:body>
     <w:p>
       <w:pPr>
-        <w:pStyle w:val="Heading"/>
+        <w:pStyle w:val="Title"/>
+        <w:bidi w:val="0"/>
       </w:pPr>
       <w:bookmarkStart w:name="continuousdesign" w:id="0"/>
       <w:r>
@@ -17,6 +18,18 @@
     </w:p>
     <w:p>
       <w:pPr>
+        <w:pStyle w:val="Body"/>
+      </w:pPr>
+      <w:r>
+        <w:rPr>
+          <w:rtl w:val="0"/>
+          <w:lang w:val="en-US"/>
+        </w:rPr>
+        <w:t>by Jeff Langr</w:t>
+      </w:r>
+    </w:p>
+    <w:p>
+      <w:pPr>
         <w:pStyle w:val="First Paragraph"/>
       </w:pPr>
       <w:r>
@@ -25,45 +38,6 @@
           <w:lang w:val="en-US"/>
         </w:rPr>
         <w:t>Product owners (and others responsible for helping define a software product) determine the set of end goals that a system must accomplish for its users. Developers in turn build support for each of these goals in the system, in the form of code and configuration. As Jack W. Reeves taught us over three decades ago, this code (and configuration</w:t>
-      </w:r>
-      <w:r>
-        <w:rPr>
-          <w:rStyle w:val="Footnote Reference"/>
-          <w:rFonts w:ascii="Cambria" w:cs="Cambria" w:hAnsi="Cambria" w:eastAsia="Cambria"/>
-          <w:b w:val="0"/>
-          <w:bCs w:val="0"/>
-          <w:i w:val="0"/>
-          <w:iCs w:val="0"/>
-        </w:rPr>
-        <w:footnoteReference w:id="1"/>
-      </w:r>
-      <w:r>
-        <w:rPr>
-          <w:rtl w:val="0"/>
-          <w:lang w:val="en-US"/>
-        </w:rPr>
-        <w:t xml:space="preserve">) is the ultimate and definitive representation of </w:t>
-      </w:r>
-      <w:r>
-        <w:rPr>
-          <w:rtl w:val="0"/>
-          <w:lang w:val="en-US"/>
-        </w:rPr>
-        <w:t>“</w:t>
-      </w:r>
-      <w:r>
-        <w:rPr>
-          <w:rtl w:val="0"/>
-          <w:lang w:val="en-US"/>
-        </w:rPr>
-        <w:t>the design.</w:t>
-      </w:r>
-      <w:r>
-        <w:rPr>
-          <w:rtl w:val="0"/>
-          <w:lang w:val="en-US"/>
-        </w:rPr>
-        <w:t>”</w:t>
       </w:r>
       <w:r>
         <w:rPr>
@@ -74,6 +48,45 @@
           <w:iCs w:val="0"/>
           <w:vertAlign w:val="superscript"/>
         </w:rPr>
+        <w:footnoteReference w:id="1"/>
+      </w:r>
+      <w:r>
+        <w:rPr>
+          <w:rtl w:val="0"/>
+          <w:lang w:val="en-US"/>
+        </w:rPr>
+        <w:t xml:space="preserve">) is the ultimate and definitive representation of </w:t>
+      </w:r>
+      <w:r>
+        <w:rPr>
+          <w:rtl w:val="0"/>
+          <w:lang w:val="en-US"/>
+        </w:rPr>
+        <w:t>“</w:t>
+      </w:r>
+      <w:r>
+        <w:rPr>
+          <w:rtl w:val="0"/>
+          <w:lang w:val="en-US"/>
+        </w:rPr>
+        <w:t>the design.</w:t>
+      </w:r>
+      <w:r>
+        <w:rPr>
+          <w:rtl w:val="0"/>
+          <w:lang w:val="en-US"/>
+        </w:rPr>
+        <w:t>”</w:t>
+      </w:r>
+      <w:r>
+        <w:rPr>
+          <w:rFonts w:ascii="Cambria" w:cs="Cambria" w:hAnsi="Cambria" w:eastAsia="Cambria"/>
+          <w:b w:val="0"/>
+          <w:bCs w:val="0"/>
+          <w:i w:val="0"/>
+          <w:iCs w:val="0"/>
+          <w:vertAlign w:val="superscript"/>
+        </w:rPr>
         <w:footnoteReference w:id="2"/>
       </w:r>
     </w:p>
@@ -90,8 +103,7 @@
       </w:r>
       <w:r>
         <w:rPr>
-          <w:i w:val="1"/>
-          <w:iCs w:val="1"/>
+          <w:rFonts w:ascii="Cambria Italic" w:hAnsi="Cambria Italic"/>
           <w:rtl w:val="0"/>
           <w:lang w:val="en-US"/>
         </w:rPr>
@@ -250,7 +262,22 @@
           <w:rtl w:val="0"/>
           <w:lang w:val="en-US"/>
         </w:rPr>
-        <w:t>because this is how we build systems: One design decision after another.</w:t>
+        <w:t xml:space="preserve">because </w:t>
+      </w:r>
+      <w:r>
+        <w:rPr>
+          <w:rFonts w:ascii="Cambria Italic" w:hAnsi="Cambria Italic"/>
+          <w:rtl w:val="0"/>
+          <w:lang w:val="en-US"/>
+        </w:rPr>
+        <w:t>this is how we build systems</w:t>
+      </w:r>
+      <w:r>
+        <w:rPr>
+          <w:rtl w:val="0"/>
+          <w:lang w:val="en-US"/>
+        </w:rPr>
+        <w:t>: One design decision after another.</w:t>
       </w:r>
     </w:p>
     <w:p>
@@ -373,8 +400,7 @@
       </w:r>
       <w:r>
         <w:rPr>
-          <w:i w:val="1"/>
-          <w:iCs w:val="1"/>
+          <w:rFonts w:ascii="Cambria Italic" w:hAnsi="Cambria Italic"/>
           <w:rtl w:val="0"/>
           <w:lang w:val="en-US"/>
         </w:rPr>
@@ -389,8 +415,7 @@
       </w:r>
       <w:r>
         <w:rPr>
-          <w:i w:val="1"/>
-          <w:iCs w:val="1"/>
+          <w:rFonts w:ascii="Cambria Italic" w:hAnsi="Cambria Italic"/>
           <w:rtl w:val="0"/>
           <w:lang w:val="en-US"/>
         </w:rPr>
@@ -756,8 +781,7 @@
       </w:r>
       <w:r>
         <w:rPr>
-          <w:i w:val="1"/>
-          <w:iCs w:val="1"/>
+          <w:rFonts w:ascii="Cambria Italic" w:hAnsi="Cambria Italic"/>
           <w:rtl w:val="0"/>
           <w:lang w:val="en-US"/>
         </w:rPr>
@@ -765,8 +789,7 @@
       </w:r>
       <w:r>
         <w:rPr>
-          <w:i w:val="1"/>
-          <w:iCs w:val="1"/>
+          <w:rFonts w:ascii="Cambria Italic" w:hAnsi="Cambria Italic" w:hint="default"/>
           <w:rtl w:val="0"/>
           <w:lang w:val="en-US"/>
         </w:rPr>
@@ -774,8 +797,7 @@
       </w:r>
       <w:r>
         <w:rPr>
-          <w:i w:val="1"/>
-          <w:iCs w:val="1"/>
+          <w:rFonts w:ascii="Cambria Italic" w:hAnsi="Cambria Italic"/>
           <w:rtl w:val="0"/>
           <w:lang w:val="en-US"/>
         </w:rPr>
@@ -783,8 +805,7 @@
       </w:r>
       <w:r>
         <w:rPr>
-          <w:i w:val="1"/>
-          <w:iCs w:val="1"/>
+          <w:rFonts w:ascii="Cambria Italic" w:hAnsi="Cambria Italic" w:hint="default"/>
           <w:rtl w:val="0"/>
           <w:lang w:val="en-US"/>
         </w:rPr>
@@ -792,8 +813,7 @@
       </w:r>
       <w:r>
         <w:rPr>
-          <w:i w:val="1"/>
-          <w:iCs w:val="1"/>
+          <w:rFonts w:ascii="Cambria Italic" w:hAnsi="Cambria Italic"/>
           <w:rtl w:val="0"/>
           <w:lang w:val="en-US"/>
         </w:rPr>
@@ -1350,6 +1370,7 @@
       <w:bookmarkStart w:name="clarity" w:id="4"/>
       <w:r>
         <w:rPr>
+          <w:rFonts w:cs="Arial Unicode MS" w:eastAsia="Arial Unicode MS"/>
           <w:rtl w:val="0"/>
           <w:lang w:val="en-US"/>
         </w:rPr>
@@ -1419,7 +1440,35 @@
           <w:rtl w:val="0"/>
           <w:lang w:val="en-US"/>
         </w:rPr>
-        <w:t>Code complete, it ain</w:t>
+        <w:t>Code complete</w:t>
+      </w:r>
+      <w:r>
+        <w:rPr>
+          <w:rtl w:val="0"/>
+          <w:lang w:val="en-US"/>
+        </w:rPr>
+        <w:t>!</w:t>
+      </w:r>
+      <w:r>
+        <w:rPr>
+          <w:rtl w:val="0"/>
+          <w:lang w:val="en-US"/>
+        </w:rPr>
+        <w:t xml:space="preserve"> </w:t>
+      </w:r>
+      <w:r>
+        <w:rPr>
+          <w:rtl w:val="0"/>
+          <w:lang w:val="en-US"/>
+        </w:rPr>
+        <w:t>I</w:t>
+      </w:r>
+      <w:r>
+        <w:rPr>
+          <w:rtl w:val="0"/>
+          <w:lang w:val="en-US"/>
+        </w:rPr>
+        <w:t>t ain</w:t>
       </w:r>
       <w:r>
         <w:rPr>
@@ -1491,8 +1540,7 @@
       </w:r>
       <w:r>
         <w:rPr>
-          <w:i w:val="1"/>
-          <w:iCs w:val="1"/>
+          <w:rFonts w:ascii="Cambria Italic" w:hAnsi="Cambria Italic"/>
           <w:rtl w:val="0"/>
           <w:lang w:val="en-US"/>
         </w:rPr>
@@ -1549,8 +1597,7 @@
       </w:r>
       <w:r>
         <w:rPr>
-          <w:i w:val="1"/>
-          <w:iCs w:val="1"/>
+          <w:rFonts w:ascii="Cambria Italic" w:hAnsi="Cambria Italic"/>
           <w:rtl w:val="0"/>
           <w:lang w:val="en-US"/>
         </w:rPr>
@@ -1631,7 +1678,9 @@
       </w:r>
       <w:r>
         <w:rPr>
-          <w:rStyle w:val="Verbatim Char"/>
+          <w:rFonts w:ascii="Consolas" w:cs="Consolas" w:hAnsi="Consolas" w:eastAsia="Consolas"/>
+          <w:sz w:val="22"/>
+          <w:szCs w:val="22"/>
           <w:rtl w:val="0"/>
           <w:lang w:val="en-US"/>
         </w:rPr>
@@ -1651,7 +1700,9 @@
       </w:pPr>
       <w:r>
         <w:rPr>
-          <w:rStyle w:val="Verbatim Char"/>
+          <w:rFonts w:ascii="Consolas" w:cs="Consolas" w:hAnsi="Consolas" w:eastAsia="Consolas"/>
+          <w:sz w:val="22"/>
+          <w:szCs w:val="22"/>
           <w:rtl w:val="0"/>
           <w:lang w:val="en-US"/>
         </w:rPr>
@@ -1662,7 +1713,9 @@
       </w:r>
       <w:r>
         <w:rPr>
-          <w:rStyle w:val="Verbatim Char"/>
+          <w:rFonts w:ascii="Consolas" w:cs="Consolas" w:hAnsi="Consolas" w:eastAsia="Consolas"/>
+          <w:sz w:val="22"/>
+          <w:szCs w:val="22"/>
           <w:rtl w:val="0"/>
           <w:lang w:val="en-US"/>
         </w:rPr>
@@ -1673,7 +1726,9 @@
       </w:r>
       <w:r>
         <w:rPr>
-          <w:rStyle w:val="Verbatim Char"/>
+          <w:rFonts w:ascii="Consolas" w:cs="Consolas" w:hAnsi="Consolas" w:eastAsia="Consolas"/>
+          <w:sz w:val="22"/>
+          <w:szCs w:val="22"/>
           <w:rtl w:val="0"/>
           <w:lang w:val="en-US"/>
         </w:rPr>
@@ -1684,7 +1739,9 @@
       </w:r>
       <w:r>
         <w:rPr>
-          <w:rStyle w:val="Verbatim Char"/>
+          <w:rFonts w:ascii="Consolas" w:cs="Consolas" w:hAnsi="Consolas" w:eastAsia="Consolas"/>
+          <w:sz w:val="22"/>
+          <w:szCs w:val="22"/>
           <w:rtl w:val="0"/>
           <w:lang w:val="en-US"/>
         </w:rPr>
@@ -1695,7 +1752,9 @@
       </w:r>
       <w:r>
         <w:rPr>
-          <w:rStyle w:val="Verbatim Char"/>
+          <w:rFonts w:ascii="Consolas" w:cs="Consolas" w:hAnsi="Consolas" w:eastAsia="Consolas"/>
+          <w:sz w:val="22"/>
+          <w:szCs w:val="22"/>
           <w:rtl w:val="0"/>
           <w:lang w:val="en-US"/>
         </w:rPr>
@@ -1706,7 +1765,9 @@
       </w:r>
       <w:r>
         <w:rPr>
-          <w:rStyle w:val="Verbatim Char"/>
+          <w:rFonts w:ascii="Consolas" w:cs="Consolas" w:hAnsi="Consolas" w:eastAsia="Consolas"/>
+          <w:sz w:val="22"/>
+          <w:szCs w:val="22"/>
           <w:rtl w:val="0"/>
           <w:lang w:val="en-US"/>
         </w:rPr>
@@ -1717,7 +1778,9 @@
       </w:r>
       <w:r>
         <w:rPr>
-          <w:rStyle w:val="Verbatim Char"/>
+          <w:rFonts w:ascii="Consolas" w:cs="Consolas" w:hAnsi="Consolas" w:eastAsia="Consolas"/>
+          <w:sz w:val="22"/>
+          <w:szCs w:val="22"/>
           <w:rtl w:val="0"/>
           <w:lang w:val="en-US"/>
         </w:rPr>
@@ -1728,7 +1791,9 @@
       </w:r>
       <w:r>
         <w:rPr>
-          <w:rStyle w:val="Verbatim Char"/>
+          <w:rFonts w:ascii="Consolas" w:cs="Consolas" w:hAnsi="Consolas" w:eastAsia="Consolas"/>
+          <w:sz w:val="22"/>
+          <w:szCs w:val="22"/>
           <w:rtl w:val="0"/>
           <w:lang w:val="en-US"/>
         </w:rPr>
@@ -1739,7 +1804,9 @@
       </w:r>
       <w:r>
         <w:rPr>
-          <w:rStyle w:val="Verbatim Char"/>
+          <w:rFonts w:ascii="Consolas" w:cs="Consolas" w:hAnsi="Consolas" w:eastAsia="Consolas"/>
+          <w:sz w:val="22"/>
+          <w:szCs w:val="22"/>
           <w:rtl w:val="0"/>
           <w:lang w:val="en-US"/>
         </w:rPr>
@@ -1750,7 +1817,9 @@
       </w:r>
       <w:r>
         <w:rPr>
-          <w:rStyle w:val="Verbatim Char"/>
+          <w:rFonts w:ascii="Consolas" w:cs="Consolas" w:hAnsi="Consolas" w:eastAsia="Consolas"/>
+          <w:sz w:val="22"/>
+          <w:szCs w:val="22"/>
           <w:rtl w:val="0"/>
           <w:lang w:val="en-US"/>
         </w:rPr>
@@ -1761,7 +1830,9 @@
       </w:r>
       <w:r>
         <w:rPr>
-          <w:rStyle w:val="Verbatim Char"/>
+          <w:rFonts w:ascii="Consolas" w:cs="Consolas" w:hAnsi="Consolas" w:eastAsia="Consolas"/>
+          <w:sz w:val="22"/>
+          <w:szCs w:val="22"/>
           <w:rtl w:val="0"/>
           <w:lang w:val="en-US"/>
         </w:rPr>
@@ -1772,18 +1843,22 @@
       </w:r>
       <w:r>
         <w:rPr>
-          <w:rStyle w:val="Verbatim Char"/>
-          <w:rtl w:val="0"/>
-          <w:lang w:val="en-US"/>
-        </w:rPr>
-        <w:t xml:space="preserve">  const finalPrompt = `Given a list of English nouns, separated by commas, ` +</w:t>
-      </w:r>
-      <w:r>
-        <w:br w:type="textWrapping"/>
-      </w:r>
-      <w:r>
-        <w:rPr>
-          <w:rStyle w:val="Verbatim Char"/>
+          <w:rFonts w:ascii="Consolas" w:cs="Consolas" w:hAnsi="Consolas" w:eastAsia="Consolas"/>
+          <w:sz w:val="22"/>
+          <w:szCs w:val="22"/>
+          <w:rtl w:val="0"/>
+          <w:lang w:val="en-US"/>
+        </w:rPr>
+        <w:t xml:space="preserve">  const finalPrompt = `Given a list of nouns separated by commas, ` +</w:t>
+      </w:r>
+      <w:r>
+        <w:br w:type="textWrapping"/>
+      </w:r>
+      <w:r>
+        <w:rPr>
+          <w:rFonts w:ascii="Consolas" w:cs="Consolas" w:hAnsi="Consolas" w:eastAsia="Consolas"/>
+          <w:sz w:val="22"/>
+          <w:szCs w:val="22"/>
           <w:rtl w:val="0"/>
           <w:lang w:val="en-US"/>
         </w:rPr>
@@ -1794,7 +1869,9 @@
       </w:r>
       <w:r>
         <w:rPr>
-          <w:rStyle w:val="Verbatim Char"/>
+          <w:rFonts w:ascii="Consolas" w:cs="Consolas" w:hAnsi="Consolas" w:eastAsia="Consolas"/>
+          <w:sz w:val="22"/>
+          <w:szCs w:val="22"/>
           <w:rtl w:val="0"/>
           <w:lang w:val="en-US"/>
         </w:rPr>
@@ -1805,7 +1882,9 @@
       </w:r>
       <w:r>
         <w:rPr>
-          <w:rStyle w:val="Verbatim Char"/>
+          <w:rFonts w:ascii="Consolas" w:cs="Consolas" w:hAnsi="Consolas" w:eastAsia="Consolas"/>
+          <w:sz w:val="22"/>
+          <w:szCs w:val="22"/>
           <w:rtl w:val="0"/>
           <w:lang w:val="en-US"/>
         </w:rPr>
@@ -1816,7 +1895,9 @@
       </w:r>
       <w:r>
         <w:rPr>
-          <w:rStyle w:val="Verbatim Char"/>
+          <w:rFonts w:ascii="Consolas" w:cs="Consolas" w:hAnsi="Consolas" w:eastAsia="Consolas"/>
+          <w:sz w:val="22"/>
+          <w:szCs w:val="22"/>
           <w:rtl w:val="0"/>
           <w:lang w:val="en-US"/>
         </w:rPr>
@@ -1827,7 +1908,9 @@
       </w:r>
       <w:r>
         <w:rPr>
-          <w:rStyle w:val="Verbatim Char"/>
+          <w:rFonts w:ascii="Consolas" w:cs="Consolas" w:hAnsi="Consolas" w:eastAsia="Consolas"/>
+          <w:sz w:val="22"/>
+          <w:szCs w:val="22"/>
           <w:rtl w:val="0"/>
           <w:lang w:val="en-US"/>
         </w:rPr>
@@ -1838,7 +1921,9 @@
       </w:r>
       <w:r>
         <w:rPr>
-          <w:rStyle w:val="Verbatim Char"/>
+          <w:rFonts w:ascii="Consolas" w:cs="Consolas" w:hAnsi="Consolas" w:eastAsia="Consolas"/>
+          <w:sz w:val="22"/>
+          <w:szCs w:val="22"/>
           <w:rtl w:val="0"/>
           <w:lang w:val="en-US"/>
         </w:rPr>
@@ -1849,7 +1934,9 @@
       </w:r>
       <w:r>
         <w:rPr>
-          <w:rStyle w:val="Verbatim Char"/>
+          <w:rFonts w:ascii="Consolas" w:cs="Consolas" w:hAnsi="Consolas" w:eastAsia="Consolas"/>
+          <w:sz w:val="22"/>
+          <w:szCs w:val="22"/>
           <w:rtl w:val="0"/>
           <w:lang w:val="en-US"/>
         </w:rPr>
@@ -1905,7 +1992,32 @@
           <w:rtl w:val="0"/>
           <w:lang w:val="en-US"/>
         </w:rPr>
-        <w:t>A continual focus on code clarity tells us to produce code that we can all consume quickly:</w:t>
+        <w:t>A continual focus on code clarity tells us to produce code that we can all consume quickly</w:t>
+      </w:r>
+      <w:r>
+        <w:rPr>
+          <w:rtl w:val="0"/>
+          <w:lang w:val="en-US"/>
+        </w:rPr>
+        <w:t xml:space="preserve">. In the following refactored code,  </w:t>
+      </w:r>
+      <w:r>
+        <w:rPr>
+          <w:rFonts w:ascii="Consolas" w:cs="Consolas" w:hAnsi="Consolas" w:eastAsia="Consolas"/>
+          <w:sz w:val="22"/>
+          <w:szCs w:val="22"/>
+          <w:rtl w:val="0"/>
+          <w:lang w:val="en-US"/>
+        </w:rPr>
+        <w:t>retrieveWords</w:t>
+      </w:r>
+      <w:bookmarkEnd w:id="4"/>
+      <w:r>
+        <w:rPr>
+          <w:rtl w:val="0"/>
+          <w:lang w:val="en-US"/>
+        </w:rPr>
+        <w:t xml:space="preserve"> appears as the bottom-most function. Start your reading there.</w:t>
       </w:r>
     </w:p>
     <w:p>
@@ -1914,7 +2026,9 @@
       </w:pPr>
       <w:r>
         <w:rPr>
-          <w:rStyle w:val="Verbatim Char"/>
+          <w:rFonts w:ascii="Consolas" w:cs="Consolas" w:hAnsi="Consolas" w:eastAsia="Consolas"/>
+          <w:sz w:val="22"/>
+          <w:szCs w:val="22"/>
           <w:rtl w:val="0"/>
           <w:lang w:val="en-US"/>
         </w:rPr>
@@ -1925,7 +2039,9 @@
       </w:r>
       <w:r>
         <w:rPr>
-          <w:rStyle w:val="Verbatim Char"/>
+          <w:rFonts w:ascii="Consolas" w:cs="Consolas" w:hAnsi="Consolas" w:eastAsia="Consolas"/>
+          <w:sz w:val="22"/>
+          <w:szCs w:val="22"/>
           <w:rtl w:val="0"/>
           <w:lang w:val="en-US"/>
         </w:rPr>
@@ -1936,7 +2052,9 @@
       </w:r>
       <w:r>
         <w:rPr>
-          <w:rStyle w:val="Verbatim Char"/>
+          <w:rFonts w:ascii="Consolas" w:cs="Consolas" w:hAnsi="Consolas" w:eastAsia="Consolas"/>
+          <w:sz w:val="22"/>
+          <w:szCs w:val="22"/>
           <w:rtl w:val="0"/>
           <w:lang w:val="en-US"/>
         </w:rPr>
@@ -1947,7 +2065,9 @@
       </w:r>
       <w:r>
         <w:rPr>
-          <w:rStyle w:val="Verbatim Char"/>
+          <w:rFonts w:ascii="Consolas" w:cs="Consolas" w:hAnsi="Consolas" w:eastAsia="Consolas"/>
+          <w:sz w:val="22"/>
+          <w:szCs w:val="22"/>
           <w:rtl w:val="0"/>
           <w:lang w:val="en-US"/>
         </w:rPr>
@@ -1958,7 +2078,9 @@
       </w:r>
       <w:r>
         <w:rPr>
-          <w:rStyle w:val="Verbatim Char"/>
+          <w:rFonts w:ascii="Consolas" w:cs="Consolas" w:hAnsi="Consolas" w:eastAsia="Consolas"/>
+          <w:sz w:val="22"/>
+          <w:szCs w:val="22"/>
           <w:rtl w:val="0"/>
           <w:lang w:val="en-US"/>
         </w:rPr>
@@ -1970,7 +2092,9 @@
       </w:r>
       <w:r>
         <w:rPr>
-          <w:rStyle w:val="Verbatim Char"/>
+          <w:rFonts w:ascii="Consolas" w:cs="Consolas" w:hAnsi="Consolas" w:eastAsia="Consolas"/>
+          <w:sz w:val="22"/>
+          <w:szCs w:val="22"/>
           <w:rtl w:val="0"/>
           <w:lang w:val="en-US"/>
         </w:rPr>
@@ -1981,7 +2105,9 @@
       </w:r>
       <w:r>
         <w:rPr>
-          <w:rStyle w:val="Verbatim Char"/>
+          <w:rFonts w:ascii="Consolas" w:cs="Consolas" w:hAnsi="Consolas" w:eastAsia="Consolas"/>
+          <w:sz w:val="22"/>
+          <w:szCs w:val="22"/>
           <w:rtl w:val="0"/>
           <w:lang w:val="en-US"/>
         </w:rPr>
@@ -1993,7 +2119,9 @@
       </w:r>
       <w:r>
         <w:rPr>
-          <w:rStyle w:val="Verbatim Char"/>
+          <w:rFonts w:ascii="Consolas" w:cs="Consolas" w:hAnsi="Consolas" w:eastAsia="Consolas"/>
+          <w:sz w:val="22"/>
+          <w:szCs w:val="22"/>
           <w:rtl w:val="0"/>
           <w:lang w:val="en-US"/>
         </w:rPr>
@@ -2004,7 +2132,9 @@
       </w:r>
       <w:r>
         <w:rPr>
-          <w:rStyle w:val="Verbatim Char"/>
+          <w:rFonts w:ascii="Consolas" w:cs="Consolas" w:hAnsi="Consolas" w:eastAsia="Consolas"/>
+          <w:sz w:val="22"/>
+          <w:szCs w:val="22"/>
           <w:rtl w:val="0"/>
           <w:lang w:val="en-US"/>
         </w:rPr>
@@ -2016,7 +2146,9 @@
       </w:r>
       <w:r>
         <w:rPr>
-          <w:rStyle w:val="Verbatim Char"/>
+          <w:rFonts w:ascii="Consolas" w:cs="Consolas" w:hAnsi="Consolas" w:eastAsia="Consolas"/>
+          <w:sz w:val="22"/>
+          <w:szCs w:val="22"/>
           <w:rtl w:val="0"/>
           <w:lang w:val="en-US"/>
         </w:rPr>
@@ -2027,18 +2159,22 @@
       </w:r>
       <w:r>
         <w:rPr>
-          <w:rStyle w:val="Verbatim Char"/>
-          <w:rtl w:val="0"/>
-          <w:lang w:val="en-US"/>
-        </w:rPr>
-        <w:t xml:space="preserve">  const finalPrompt = `Given a list of English nouns, separated by commas, ` +</w:t>
-      </w:r>
-      <w:r>
-        <w:br w:type="textWrapping"/>
-      </w:r>
-      <w:r>
-        <w:rPr>
-          <w:rStyle w:val="Verbatim Char"/>
+          <w:rFonts w:ascii="Consolas" w:cs="Consolas" w:hAnsi="Consolas" w:eastAsia="Consolas"/>
+          <w:sz w:val="22"/>
+          <w:szCs w:val="22"/>
+          <w:rtl w:val="0"/>
+          <w:lang w:val="en-US"/>
+        </w:rPr>
+        <w:t xml:space="preserve">  const finalPrompt = `Given a list of nouns separated by commas, ` +</w:t>
+      </w:r>
+      <w:r>
+        <w:br w:type="textWrapping"/>
+      </w:r>
+      <w:r>
+        <w:rPr>
+          <w:rFonts w:ascii="Consolas" w:cs="Consolas" w:hAnsi="Consolas" w:eastAsia="Consolas"/>
+          <w:sz w:val="22"/>
+          <w:szCs w:val="22"/>
           <w:rtl w:val="0"/>
           <w:lang w:val="en-US"/>
         </w:rPr>
@@ -2049,7 +2185,9 @@
       </w:r>
       <w:r>
         <w:rPr>
-          <w:rStyle w:val="Verbatim Char"/>
+          <w:rFonts w:ascii="Consolas" w:cs="Consolas" w:hAnsi="Consolas" w:eastAsia="Consolas"/>
+          <w:sz w:val="22"/>
+          <w:szCs w:val="22"/>
           <w:rtl w:val="0"/>
           <w:lang w:val="en-US"/>
         </w:rPr>
@@ -2061,7 +2199,9 @@
       </w:r>
       <w:r>
         <w:rPr>
-          <w:rStyle w:val="Verbatim Char"/>
+          <w:rFonts w:ascii="Consolas" w:cs="Consolas" w:hAnsi="Consolas" w:eastAsia="Consolas"/>
+          <w:sz w:val="22"/>
+          <w:szCs w:val="22"/>
           <w:rtl w:val="0"/>
           <w:lang w:val="en-US"/>
         </w:rPr>
@@ -2073,7 +2213,9 @@
       </w:r>
       <w:r>
         <w:rPr>
-          <w:rStyle w:val="Verbatim Char"/>
+          <w:rFonts w:ascii="Consolas" w:cs="Consolas" w:hAnsi="Consolas" w:eastAsia="Consolas"/>
+          <w:sz w:val="22"/>
+          <w:szCs w:val="22"/>
           <w:rtl w:val="0"/>
           <w:lang w:val="en-US"/>
         </w:rPr>
@@ -2084,7 +2226,9 @@
       </w:r>
       <w:r>
         <w:rPr>
-          <w:rStyle w:val="Verbatim Char"/>
+          <w:rFonts w:ascii="Consolas" w:cs="Consolas" w:hAnsi="Consolas" w:eastAsia="Consolas"/>
+          <w:sz w:val="22"/>
+          <w:szCs w:val="22"/>
           <w:rtl w:val="0"/>
           <w:lang w:val="en-US"/>
         </w:rPr>
@@ -2093,7 +2237,7 @@
     </w:p>
     <w:p>
       <w:pPr>
-        <w:pStyle w:val="First Paragraph"/>
+        <w:pStyle w:val="Body Text"/>
       </w:pPr>
       <w:r>
         <w:rPr>
@@ -2118,7 +2262,9 @@
       </w:r>
       <w:r>
         <w:rPr>
-          <w:rStyle w:val="Verbatim Char"/>
+          <w:rFonts w:ascii="Consolas" w:cs="Consolas" w:hAnsi="Consolas" w:eastAsia="Consolas"/>
+          <w:sz w:val="22"/>
+          <w:szCs w:val="22"/>
           <w:rtl w:val="0"/>
           <w:lang w:val="en-US"/>
         </w:rPr>
@@ -2129,11 +2275,41 @@
           <w:rtl w:val="0"/>
           <w:lang w:val="en-US"/>
         </w:rPr>
-        <w:t xml:space="preserve">, understanding its overall intent and flow occurs quickly. The function initializes a </w:t>
-      </w:r>
-      <w:r>
-        <w:rPr>
-          <w:rStyle w:val="Verbatim Char"/>
+        <w:t xml:space="preserve">, understanding its overall intent and flow </w:t>
+      </w:r>
+      <w:r>
+        <w:rPr>
+          <w:rtl w:val="0"/>
+          <w:lang w:val="en-US"/>
+        </w:rPr>
+        <w:t xml:space="preserve">now </w:t>
+      </w:r>
+      <w:r>
+        <w:rPr>
+          <w:rtl w:val="0"/>
+          <w:lang w:val="en-US"/>
+        </w:rPr>
+        <w:t>occurs</w:t>
+      </w:r>
+      <w:r>
+        <w:rPr>
+          <w:rtl w:val="0"/>
+          <w:lang w:val="en-US"/>
+        </w:rPr>
+        <w:t xml:space="preserve"> more</w:t>
+      </w:r>
+      <w:r>
+        <w:rPr>
+          <w:rtl w:val="0"/>
+          <w:lang w:val="en-US"/>
+        </w:rPr>
+        <w:t xml:space="preserve"> quickly. The function initializes a </w:t>
+      </w:r>
+      <w:r>
+        <w:rPr>
+          <w:rFonts w:ascii="Consolas" w:cs="Consolas" w:hAnsi="Consolas" w:eastAsia="Consolas"/>
+          <w:sz w:val="22"/>
+          <w:szCs w:val="22"/>
           <w:rtl w:val="0"/>
           <w:lang w:val="en-US"/>
         </w:rPr>
@@ -2220,7 +2396,9 @@
       </w:r>
       <w:r>
         <w:rPr>
-          <w:rStyle w:val="Verbatim Char"/>
+          <w:rFonts w:ascii="Consolas" w:cs="Consolas" w:hAnsi="Consolas" w:eastAsia="Consolas"/>
+          <w:sz w:val="22"/>
+          <w:szCs w:val="22"/>
           <w:rtl w:val="0"/>
           <w:lang w:val="en-US"/>
         </w:rPr>
@@ -2329,7 +2507,6 @@
         </w:rPr>
         <w:t>maybe forever. If we do need to change a function, the streamlined policy declaration allows us to find it quickly, focus on a tiny bit of implementation detail, and get out without considering or changing any other code.</w:t>
       </w:r>
-      <w:bookmarkEnd w:id="4"/>
     </w:p>
     <w:p>
       <w:pPr>
@@ -2408,7 +2585,35 @@
           <w:rtl w:val="0"/>
           <w:lang w:val="en-US"/>
         </w:rPr>
-        <w:t>re writers as well, and that others must consume what we write. Once we get our ideas onto paper, good writing demands that we revisit our spewage, and edit it to emphasize clarity.</w:t>
+        <w:t xml:space="preserve">re writers as well, and that others must consume what we write. Once </w:t>
+      </w:r>
+      <w:r>
+        <w:rPr>
+          <w:rtl w:val="0"/>
+          <w:lang w:val="en-US"/>
+        </w:rPr>
+        <w:t>we capture</w:t>
+      </w:r>
+      <w:r>
+        <w:rPr>
+          <w:rtl w:val="0"/>
+          <w:lang w:val="en-US"/>
+        </w:rPr>
+        <w:t xml:space="preserve"> our ideas </w:t>
+      </w:r>
+      <w:r>
+        <w:rPr>
+          <w:rtl w:val="0"/>
+          <w:lang w:val="en-US"/>
+        </w:rPr>
+        <w:t>on</w:t>
+      </w:r>
+      <w:r>
+        <w:rPr>
+          <w:rtl w:val="0"/>
+          <w:lang w:val="en-US"/>
+        </w:rPr>
+        <w:t xml:space="preserve"> paper, good writing demands that we revisit our spewage, and edit it to emphasize clarity.</w:t>
       </w:r>
     </w:p>
     <w:p>
@@ -2438,8 +2643,7 @@
       </w:r>
       <w:r>
         <w:rPr>
-          <w:i w:val="1"/>
-          <w:iCs w:val="1"/>
+          <w:rFonts w:ascii="Cambria Italic" w:hAnsi="Cambria Italic"/>
           <w:rtl w:val="0"/>
           <w:lang w:val="en-US"/>
         </w:rPr>
@@ -2480,8 +2684,7 @@
       </w:r>
       <w:r>
         <w:rPr>
-          <w:i w:val="1"/>
-          <w:iCs w:val="1"/>
+          <w:rFonts w:ascii="Cambria Italic" w:hAnsi="Cambria Italic"/>
           <w:rtl w:val="0"/>
           <w:lang w:val="en-US"/>
         </w:rPr>
@@ -2580,8 +2783,7 @@
       </w:r>
       <w:r>
         <w:rPr>
-          <w:i w:val="1"/>
-          <w:iCs w:val="1"/>
+          <w:rFonts w:ascii="Cambria Italic" w:hAnsi="Cambria Italic"/>
           <w:rtl w:val="0"/>
           <w:lang w:val="en-US"/>
         </w:rPr>
@@ -2672,7 +2874,55 @@
           <w:rtl w:val="0"/>
           <w:lang w:val="en-US"/>
         </w:rPr>
-        <w:t>ve broken already-working logic. Visit [REF elsewhere in book] on test-driven development to learn how.</w:t>
+        <w:t xml:space="preserve">ve broken already-working logic. Visit </w:t>
+      </w:r>
+      <w:r>
+        <w:rPr>
+          <w:rtl w:val="0"/>
+          <w:lang w:val="en-US"/>
+        </w:rPr>
+        <w:t>the section on</w:t>
+      </w:r>
+      <w:r>
+        <w:rPr>
+          <w:rtl w:val="0"/>
+          <w:lang w:val="en-US"/>
+        </w:rPr>
+        <w:t xml:space="preserve"> test-driven development </w:t>
+      </w:r>
+      <w:r>
+        <w:rPr>
+          <w:rtl w:val="0"/>
+          <w:lang w:val="en-US"/>
+        </w:rPr>
+        <w:t xml:space="preserve">(TDD) in </w:t>
+      </w:r>
+      <w:r>
+        <w:rPr>
+          <w:rFonts w:ascii="Cambria Bold" w:hAnsi="Cambria Bold"/>
+          <w:rtl w:val="0"/>
+          <w:lang w:val="en-US"/>
+        </w:rPr>
+        <w:t>Testing Disciplines</w:t>
+      </w:r>
+      <w:r>
+        <w:rPr>
+          <w:rtl w:val="0"/>
+        </w:rPr>
+        <w:t xml:space="preserve"> </w:t>
+      </w:r>
+      <w:r>
+        <w:rPr>
+          <w:rtl w:val="0"/>
+        </w:rPr>
+        <w:t>to</w:t>
+      </w:r>
+      <w:r>
+        <w:rPr>
+          <w:rtl w:val="0"/>
+          <w:lang w:val="en-US"/>
+        </w:rPr>
+        <w:t xml:space="preserve"> learn how.</w:t>
       </w:r>
       <w:bookmarkEnd w:id="5"/>
     </w:p>
@@ -2799,7 +3049,9 @@
       </w:pPr>
       <w:r>
         <w:rPr>
-          <w:rStyle w:val="Verbatim Char"/>
+          <w:rFonts w:ascii="Consolas" w:cs="Consolas" w:hAnsi="Consolas" w:eastAsia="Consolas"/>
+          <w:sz w:val="22"/>
+          <w:szCs w:val="22"/>
           <w:rtl w:val="0"/>
           <w:lang w:val="en-US"/>
         </w:rPr>
@@ -2812,7 +3064,9 @@
       </w:pPr>
       <w:r>
         <w:rPr>
-          <w:rStyle w:val="Verbatim Char"/>
+          <w:rFonts w:ascii="Consolas" w:cs="Consolas" w:hAnsi="Consolas" w:eastAsia="Consolas"/>
+          <w:sz w:val="22"/>
+          <w:szCs w:val="22"/>
           <w:rtl w:val="0"/>
           <w:lang w:val="en-US"/>
         </w:rPr>
@@ -2835,7 +3089,7 @@
           <w:rtl w:val="0"/>
           <w:lang w:val="en-US"/>
         </w:rPr>
-        <w:t>. W</w:t>
+        <w:t>, though. W</w:t>
       </w:r>
       <w:r>
         <w:rPr>
@@ -2851,7 +3105,9 @@
       </w:pPr>
       <w:r>
         <w:rPr>
-          <w:rStyle w:val="Verbatim Char"/>
+          <w:rFonts w:ascii="Consolas" w:cs="Consolas" w:hAnsi="Consolas" w:eastAsia="Consolas"/>
+          <w:sz w:val="22"/>
+          <w:szCs w:val="22"/>
           <w:rtl w:val="0"/>
           <w:lang w:val="en-US"/>
         </w:rPr>
@@ -2897,7 +3153,9 @@
       </w:pPr>
       <w:r>
         <w:rPr>
-          <w:rStyle w:val="Verbatim Char"/>
+          <w:rFonts w:ascii="Consolas" w:cs="Consolas" w:hAnsi="Consolas" w:eastAsia="Consolas"/>
+          <w:sz w:val="22"/>
+          <w:szCs w:val="22"/>
           <w:rtl w:val="0"/>
           <w:lang w:val="en-US"/>
         </w:rPr>
@@ -2917,7 +3175,9 @@
       </w:r>
       <w:r>
         <w:rPr>
-          <w:rStyle w:val="Verbatim Char"/>
+          <w:rFonts w:ascii="Consolas" w:cs="Consolas" w:hAnsi="Consolas" w:eastAsia="Consolas"/>
+          <w:sz w:val="22"/>
+          <w:szCs w:val="22"/>
           <w:rtl w:val="0"/>
           <w:lang w:val="en-US"/>
         </w:rPr>
@@ -2944,7 +3204,9 @@
       </w:r>
       <w:r>
         <w:rPr>
-          <w:rStyle w:val="Verbatim Char"/>
+          <w:rFonts w:ascii="Consolas" w:cs="Consolas" w:hAnsi="Consolas" w:eastAsia="Consolas"/>
+          <w:sz w:val="22"/>
+          <w:szCs w:val="22"/>
           <w:rtl w:val="0"/>
           <w:lang w:val="en-US"/>
         </w:rPr>
@@ -2964,7 +3226,9 @@
       </w:pPr>
       <w:r>
         <w:rPr>
-          <w:rStyle w:val="Verbatim Char"/>
+          <w:rFonts w:ascii="Consolas" w:cs="Consolas" w:hAnsi="Consolas" w:eastAsia="Consolas"/>
+          <w:sz w:val="22"/>
+          <w:szCs w:val="22"/>
           <w:rtl w:val="0"/>
           <w:lang w:val="en-US"/>
         </w:rPr>
@@ -2975,7 +3239,9 @@
       </w:r>
       <w:r>
         <w:rPr>
-          <w:rStyle w:val="Verbatim Char"/>
+          <w:rFonts w:ascii="Consolas" w:cs="Consolas" w:hAnsi="Consolas" w:eastAsia="Consolas"/>
+          <w:sz w:val="22"/>
+          <w:szCs w:val="22"/>
           <w:rtl w:val="0"/>
           <w:lang w:val="en-US"/>
         </w:rPr>
@@ -2987,7 +3253,9 @@
       </w:r>
       <w:r>
         <w:rPr>
-          <w:rStyle w:val="Verbatim Char"/>
+          <w:rFonts w:ascii="Consolas" w:cs="Consolas" w:hAnsi="Consolas" w:eastAsia="Consolas"/>
+          <w:sz w:val="22"/>
+          <w:szCs w:val="22"/>
           <w:rtl w:val="0"/>
           <w:lang w:val="en-US"/>
         </w:rPr>
@@ -2998,7 +3266,9 @@
       </w:r>
       <w:r>
         <w:rPr>
-          <w:rStyle w:val="Verbatim Char"/>
+          <w:rFonts w:ascii="Consolas" w:cs="Consolas" w:hAnsi="Consolas" w:eastAsia="Consolas"/>
+          <w:sz w:val="22"/>
+          <w:szCs w:val="22"/>
           <w:rtl w:val="0"/>
           <w:lang w:val="en-US"/>
         </w:rPr>
@@ -3009,7 +3279,9 @@
       </w:r>
       <w:r>
         <w:rPr>
-          <w:rStyle w:val="Verbatim Char"/>
+          <w:rFonts w:ascii="Consolas" w:cs="Consolas" w:hAnsi="Consolas" w:eastAsia="Consolas"/>
+          <w:sz w:val="22"/>
+          <w:szCs w:val="22"/>
           <w:rtl w:val="0"/>
           <w:lang w:val="en-US"/>
         </w:rPr>
@@ -3020,7 +3292,9 @@
       </w:r>
       <w:r>
         <w:rPr>
-          <w:rStyle w:val="Verbatim Char"/>
+          <w:rFonts w:ascii="Consolas" w:cs="Consolas" w:hAnsi="Consolas" w:eastAsia="Consolas"/>
+          <w:sz w:val="22"/>
+          <w:szCs w:val="22"/>
           <w:rtl w:val="0"/>
           <w:lang w:val="en-US"/>
         </w:rPr>
@@ -3031,7 +3305,9 @@
       </w:r>
       <w:r>
         <w:rPr>
-          <w:rStyle w:val="Verbatim Char"/>
+          <w:rFonts w:ascii="Consolas" w:cs="Consolas" w:hAnsi="Consolas" w:eastAsia="Consolas"/>
+          <w:sz w:val="22"/>
+          <w:szCs w:val="22"/>
           <w:rtl w:val="0"/>
           <w:lang w:val="en-US"/>
         </w:rPr>
@@ -3042,7 +3318,9 @@
       </w:r>
       <w:r>
         <w:rPr>
-          <w:rStyle w:val="Verbatim Char"/>
+          <w:rFonts w:ascii="Consolas" w:cs="Consolas" w:hAnsi="Consolas" w:eastAsia="Consolas"/>
+          <w:sz w:val="22"/>
+          <w:szCs w:val="22"/>
           <w:rtl w:val="0"/>
           <w:lang w:val="en-US"/>
         </w:rPr>
@@ -3053,7 +3331,9 @@
       </w:r>
       <w:r>
         <w:rPr>
-          <w:rStyle w:val="Verbatim Char"/>
+          <w:rFonts w:ascii="Consolas" w:cs="Consolas" w:hAnsi="Consolas" w:eastAsia="Consolas"/>
+          <w:sz w:val="22"/>
+          <w:szCs w:val="22"/>
           <w:rtl w:val="0"/>
           <w:lang w:val="en-US"/>
         </w:rPr>
@@ -3064,7 +3344,9 @@
       </w:r>
       <w:r>
         <w:rPr>
-          <w:rStyle w:val="Verbatim Char"/>
+          <w:rFonts w:ascii="Consolas" w:cs="Consolas" w:hAnsi="Consolas" w:eastAsia="Consolas"/>
+          <w:sz w:val="22"/>
+          <w:szCs w:val="22"/>
           <w:rtl w:val="0"/>
           <w:lang w:val="en-US"/>
         </w:rPr>
@@ -3118,7 +3400,9 @@
       </w:pPr>
       <w:r>
         <w:rPr>
-          <w:rStyle w:val="Verbatim Char"/>
+          <w:rFonts w:ascii="Consolas" w:cs="Consolas" w:hAnsi="Consolas" w:eastAsia="Consolas"/>
+          <w:sz w:val="22"/>
+          <w:szCs w:val="22"/>
           <w:rtl w:val="0"/>
           <w:lang w:val="en-US"/>
         </w:rPr>
@@ -3157,7 +3441,9 @@
       </w:pPr>
       <w:r>
         <w:rPr>
-          <w:rStyle w:val="Verbatim Char"/>
+          <w:rFonts w:ascii="Consolas" w:cs="Consolas" w:hAnsi="Consolas" w:eastAsia="Consolas"/>
+          <w:sz w:val="22"/>
+          <w:szCs w:val="22"/>
           <w:rtl w:val="0"/>
           <w:lang w:val="en-US"/>
         </w:rPr>
@@ -3168,7 +3454,9 @@
       </w:r>
       <w:r>
         <w:rPr>
-          <w:rStyle w:val="Verbatim Char"/>
+          <w:rFonts w:ascii="Consolas" w:cs="Consolas" w:hAnsi="Consolas" w:eastAsia="Consolas"/>
+          <w:sz w:val="22"/>
+          <w:szCs w:val="22"/>
           <w:rtl w:val="0"/>
           <w:lang w:val="en-US"/>
         </w:rPr>
@@ -3179,7 +3467,9 @@
       </w:r>
       <w:r>
         <w:rPr>
-          <w:rStyle w:val="Verbatim Char"/>
+          <w:rFonts w:ascii="Consolas" w:cs="Consolas" w:hAnsi="Consolas" w:eastAsia="Consolas"/>
+          <w:sz w:val="22"/>
+          <w:szCs w:val="22"/>
           <w:rtl w:val="0"/>
           <w:lang w:val="en-US"/>
         </w:rPr>
@@ -3190,7 +3480,9 @@
       </w:r>
       <w:r>
         <w:rPr>
-          <w:rStyle w:val="Verbatim Char"/>
+          <w:rFonts w:ascii="Consolas" w:cs="Consolas" w:hAnsi="Consolas" w:eastAsia="Consolas"/>
+          <w:sz w:val="22"/>
+          <w:szCs w:val="22"/>
           <w:rtl w:val="0"/>
           <w:lang w:val="en-US"/>
         </w:rPr>
@@ -3201,7 +3493,9 @@
       </w:r>
       <w:r>
         <w:rPr>
-          <w:rStyle w:val="Verbatim Char"/>
+          <w:rFonts w:ascii="Consolas" w:cs="Consolas" w:hAnsi="Consolas" w:eastAsia="Consolas"/>
+          <w:sz w:val="22"/>
+          <w:szCs w:val="22"/>
           <w:rtl w:val="0"/>
           <w:lang w:val="en-US"/>
         </w:rPr>
@@ -3212,7 +3506,9 @@
       </w:r>
       <w:r>
         <w:rPr>
-          <w:rStyle w:val="Verbatim Char"/>
+          <w:rFonts w:ascii="Consolas" w:cs="Consolas" w:hAnsi="Consolas" w:eastAsia="Consolas"/>
+          <w:sz w:val="22"/>
+          <w:szCs w:val="22"/>
           <w:rtl w:val="0"/>
           <w:lang w:val="en-US"/>
         </w:rPr>
@@ -3223,7 +3519,9 @@
       </w:r>
       <w:r>
         <w:rPr>
-          <w:rStyle w:val="Verbatim Char"/>
+          <w:rFonts w:ascii="Consolas" w:cs="Consolas" w:hAnsi="Consolas" w:eastAsia="Consolas"/>
+          <w:sz w:val="22"/>
+          <w:szCs w:val="22"/>
           <w:rtl w:val="0"/>
           <w:lang w:val="en-US"/>
         </w:rPr>
@@ -3234,7 +3532,9 @@
       </w:r>
       <w:r>
         <w:rPr>
-          <w:rStyle w:val="Verbatim Char"/>
+          <w:rFonts w:ascii="Consolas" w:cs="Consolas" w:hAnsi="Consolas" w:eastAsia="Consolas"/>
+          <w:sz w:val="22"/>
+          <w:szCs w:val="22"/>
           <w:rtl w:val="0"/>
           <w:lang w:val="en-US"/>
         </w:rPr>
@@ -3245,7 +3545,9 @@
       </w:r>
       <w:r>
         <w:rPr>
-          <w:rStyle w:val="Verbatim Char"/>
+          <w:rFonts w:ascii="Consolas" w:cs="Consolas" w:hAnsi="Consolas" w:eastAsia="Consolas"/>
+          <w:sz w:val="22"/>
+          <w:szCs w:val="22"/>
           <w:rtl w:val="0"/>
           <w:lang w:val="en-US"/>
         </w:rPr>
@@ -3265,7 +3567,9 @@
       </w:r>
       <w:r>
         <w:rPr>
-          <w:rStyle w:val="Verbatim Char"/>
+          <w:rFonts w:ascii="Consolas" w:cs="Consolas" w:hAnsi="Consolas" w:eastAsia="Consolas"/>
+          <w:sz w:val="22"/>
+          <w:szCs w:val="22"/>
           <w:rtl w:val="0"/>
           <w:lang w:val="en-US"/>
         </w:rPr>
@@ -3326,7 +3630,9 @@
       </w:pPr>
       <w:r>
         <w:rPr>
-          <w:rStyle w:val="Verbatim Char"/>
+          <w:rFonts w:ascii="Consolas" w:cs="Consolas" w:hAnsi="Consolas" w:eastAsia="Consolas"/>
+          <w:sz w:val="22"/>
+          <w:szCs w:val="22"/>
           <w:rtl w:val="0"/>
           <w:lang w:val="en-US"/>
         </w:rPr>
@@ -3337,7 +3643,9 @@
       </w:r>
       <w:r>
         <w:rPr>
-          <w:rStyle w:val="Verbatim Char"/>
+          <w:rFonts w:ascii="Consolas" w:cs="Consolas" w:hAnsi="Consolas" w:eastAsia="Consolas"/>
+          <w:sz w:val="22"/>
+          <w:szCs w:val="22"/>
           <w:rtl w:val="0"/>
           <w:lang w:val="en-US"/>
         </w:rPr>
@@ -3348,7 +3656,9 @@
       </w:r>
       <w:r>
         <w:rPr>
-          <w:rStyle w:val="Verbatim Char"/>
+          <w:rFonts w:ascii="Consolas" w:cs="Consolas" w:hAnsi="Consolas" w:eastAsia="Consolas"/>
+          <w:sz w:val="22"/>
+          <w:szCs w:val="22"/>
           <w:rtl w:val="0"/>
           <w:lang w:val="en-US"/>
         </w:rPr>
@@ -3359,7 +3669,9 @@
       </w:r>
       <w:r>
         <w:rPr>
-          <w:rStyle w:val="Verbatim Char"/>
+          <w:rFonts w:ascii="Consolas" w:cs="Consolas" w:hAnsi="Consolas" w:eastAsia="Consolas"/>
+          <w:sz w:val="22"/>
+          <w:szCs w:val="22"/>
           <w:rtl w:val="0"/>
           <w:lang w:val="en-US"/>
         </w:rPr>
@@ -3370,7 +3682,9 @@
       </w:r>
       <w:r>
         <w:rPr>
-          <w:rStyle w:val="Verbatim Char"/>
+          <w:rFonts w:ascii="Consolas" w:cs="Consolas" w:hAnsi="Consolas" w:eastAsia="Consolas"/>
+          <w:sz w:val="22"/>
+          <w:szCs w:val="22"/>
           <w:rtl w:val="0"/>
           <w:lang w:val="en-US"/>
         </w:rPr>
@@ -3381,7 +3695,9 @@
       </w:r>
       <w:r>
         <w:rPr>
-          <w:rStyle w:val="Verbatim Char"/>
+          <w:rFonts w:ascii="Consolas" w:cs="Consolas" w:hAnsi="Consolas" w:eastAsia="Consolas"/>
+          <w:sz w:val="22"/>
+          <w:szCs w:val="22"/>
           <w:rtl w:val="0"/>
           <w:lang w:val="en-US"/>
         </w:rPr>
@@ -3392,7 +3708,9 @@
       </w:r>
       <w:r>
         <w:rPr>
-          <w:rStyle w:val="Verbatim Char"/>
+          <w:rFonts w:ascii="Consolas" w:cs="Consolas" w:hAnsi="Consolas" w:eastAsia="Consolas"/>
+          <w:sz w:val="22"/>
+          <w:szCs w:val="22"/>
           <w:rtl w:val="0"/>
           <w:lang w:val="en-US"/>
         </w:rPr>
@@ -3403,7 +3721,9 @@
       </w:r>
       <w:r>
         <w:rPr>
-          <w:rStyle w:val="Verbatim Char"/>
+          <w:rFonts w:ascii="Consolas" w:cs="Consolas" w:hAnsi="Consolas" w:eastAsia="Consolas"/>
+          <w:sz w:val="22"/>
+          <w:szCs w:val="22"/>
           <w:rtl w:val="0"/>
           <w:lang w:val="en-US"/>
         </w:rPr>
@@ -3414,7 +3734,9 @@
       </w:r>
       <w:r>
         <w:rPr>
-          <w:rStyle w:val="Verbatim Char"/>
+          <w:rFonts w:ascii="Consolas" w:cs="Consolas" w:hAnsi="Consolas" w:eastAsia="Consolas"/>
+          <w:sz w:val="22"/>
+          <w:szCs w:val="22"/>
           <w:rtl w:val="0"/>
           <w:lang w:val="en-US"/>
         </w:rPr>
@@ -3425,7 +3747,9 @@
       </w:r>
       <w:r>
         <w:rPr>
-          <w:rStyle w:val="Verbatim Char"/>
+          <w:rFonts w:ascii="Consolas" w:cs="Consolas" w:hAnsi="Consolas" w:eastAsia="Consolas"/>
+          <w:sz w:val="22"/>
+          <w:szCs w:val="22"/>
           <w:rtl w:val="0"/>
           <w:lang w:val="en-US"/>
         </w:rPr>
@@ -3457,7 +3781,9 @@
       </w:pPr>
       <w:r>
         <w:rPr>
-          <w:rStyle w:val="Verbatim Char"/>
+          <w:rFonts w:ascii="Consolas" w:cs="Consolas" w:hAnsi="Consolas" w:eastAsia="Consolas"/>
+          <w:sz w:val="22"/>
+          <w:szCs w:val="22"/>
           <w:rtl w:val="0"/>
           <w:lang w:val="en-US"/>
         </w:rPr>
@@ -3468,7 +3794,9 @@
       </w:r>
       <w:r>
         <w:rPr>
-          <w:rStyle w:val="Verbatim Char"/>
+          <w:rFonts w:ascii="Consolas" w:cs="Consolas" w:hAnsi="Consolas" w:eastAsia="Consolas"/>
+          <w:sz w:val="22"/>
+          <w:szCs w:val="22"/>
           <w:rtl w:val="0"/>
           <w:lang w:val="en-US"/>
         </w:rPr>
@@ -3479,7 +3807,9 @@
       </w:r>
       <w:r>
         <w:rPr>
-          <w:rStyle w:val="Verbatim Char"/>
+          <w:rFonts w:ascii="Consolas" w:cs="Consolas" w:hAnsi="Consolas" w:eastAsia="Consolas"/>
+          <w:sz w:val="22"/>
+          <w:szCs w:val="22"/>
           <w:rtl w:val="0"/>
           <w:lang w:val="en-US"/>
         </w:rPr>
@@ -3490,7 +3820,9 @@
       </w:r>
       <w:r>
         <w:rPr>
-          <w:rStyle w:val="Verbatim Char"/>
+          <w:rFonts w:ascii="Consolas" w:cs="Consolas" w:hAnsi="Consolas" w:eastAsia="Consolas"/>
+          <w:sz w:val="22"/>
+          <w:szCs w:val="22"/>
           <w:rtl w:val="0"/>
           <w:lang w:val="en-US"/>
         </w:rPr>
@@ -3501,7 +3833,9 @@
       </w:r>
       <w:r>
         <w:rPr>
-          <w:rStyle w:val="Verbatim Char"/>
+          <w:rFonts w:ascii="Consolas" w:cs="Consolas" w:hAnsi="Consolas" w:eastAsia="Consolas"/>
+          <w:sz w:val="22"/>
+          <w:szCs w:val="22"/>
           <w:rtl w:val="0"/>
           <w:lang w:val="en-US"/>
         </w:rPr>
@@ -3512,7 +3846,9 @@
       </w:r>
       <w:r>
         <w:rPr>
-          <w:rStyle w:val="Verbatim Char"/>
+          <w:rFonts w:ascii="Consolas" w:cs="Consolas" w:hAnsi="Consolas" w:eastAsia="Consolas"/>
+          <w:sz w:val="22"/>
+          <w:szCs w:val="22"/>
           <w:rtl w:val="0"/>
           <w:lang w:val="en-US"/>
         </w:rPr>
@@ -3524,7 +3860,9 @@
       </w:r>
       <w:r>
         <w:rPr>
-          <w:rStyle w:val="Verbatim Char"/>
+          <w:rFonts w:ascii="Consolas" w:cs="Consolas" w:hAnsi="Consolas" w:eastAsia="Consolas"/>
+          <w:sz w:val="22"/>
+          <w:szCs w:val="22"/>
           <w:rtl w:val="0"/>
           <w:lang w:val="en-US"/>
         </w:rPr>
@@ -3535,7 +3873,9 @@
       </w:r>
       <w:r>
         <w:rPr>
-          <w:rStyle w:val="Verbatim Char"/>
+          <w:rFonts w:ascii="Consolas" w:cs="Consolas" w:hAnsi="Consolas" w:eastAsia="Consolas"/>
+          <w:sz w:val="22"/>
+          <w:szCs w:val="22"/>
           <w:rtl w:val="0"/>
           <w:lang w:val="en-US"/>
         </w:rPr>
@@ -3546,7 +3886,9 @@
       </w:r>
       <w:r>
         <w:rPr>
-          <w:rStyle w:val="Verbatim Char"/>
+          <w:rFonts w:ascii="Consolas" w:cs="Consolas" w:hAnsi="Consolas" w:eastAsia="Consolas"/>
+          <w:sz w:val="22"/>
+          <w:szCs w:val="22"/>
           <w:rtl w:val="0"/>
           <w:lang w:val="en-US"/>
         </w:rPr>
@@ -3557,7 +3899,9 @@
       </w:r>
       <w:r>
         <w:rPr>
-          <w:rStyle w:val="Verbatim Char"/>
+          <w:rFonts w:ascii="Consolas" w:cs="Consolas" w:hAnsi="Consolas" w:eastAsia="Consolas"/>
+          <w:sz w:val="22"/>
+          <w:szCs w:val="22"/>
           <w:rtl w:val="0"/>
           <w:lang w:val="en-US"/>
         </w:rPr>
@@ -3568,7 +3912,9 @@
       </w:r>
       <w:r>
         <w:rPr>
-          <w:rStyle w:val="Verbatim Char"/>
+          <w:rFonts w:ascii="Consolas" w:cs="Consolas" w:hAnsi="Consolas" w:eastAsia="Consolas"/>
+          <w:sz w:val="22"/>
+          <w:szCs w:val="22"/>
           <w:rtl w:val="0"/>
           <w:lang w:val="en-US"/>
         </w:rPr>
@@ -3579,7 +3925,9 @@
       </w:r>
       <w:r>
         <w:rPr>
-          <w:rStyle w:val="Verbatim Char"/>
+          <w:rFonts w:ascii="Consolas" w:cs="Consolas" w:hAnsi="Consolas" w:eastAsia="Consolas"/>
+          <w:sz w:val="22"/>
+          <w:szCs w:val="22"/>
           <w:rtl w:val="0"/>
           <w:lang w:val="en-US"/>
         </w:rPr>
@@ -3590,7 +3938,9 @@
       </w:r>
       <w:r>
         <w:rPr>
-          <w:rStyle w:val="Verbatim Char"/>
+          <w:rFonts w:ascii="Consolas" w:cs="Consolas" w:hAnsi="Consolas" w:eastAsia="Consolas"/>
+          <w:sz w:val="22"/>
+          <w:szCs w:val="22"/>
           <w:rtl w:val="0"/>
           <w:lang w:val="en-US"/>
         </w:rPr>
@@ -3601,7 +3951,9 @@
       </w:r>
       <w:r>
         <w:rPr>
-          <w:rStyle w:val="Verbatim Char"/>
+          <w:rFonts w:ascii="Consolas" w:cs="Consolas" w:hAnsi="Consolas" w:eastAsia="Consolas"/>
+          <w:sz w:val="22"/>
+          <w:szCs w:val="22"/>
           <w:rtl w:val="0"/>
           <w:lang w:val="en-US"/>
         </w:rPr>
@@ -3612,7 +3964,9 @@
       </w:r>
       <w:r>
         <w:rPr>
-          <w:rStyle w:val="Verbatim Char"/>
+          <w:rFonts w:ascii="Consolas" w:cs="Consolas" w:hAnsi="Consolas" w:eastAsia="Consolas"/>
+          <w:sz w:val="22"/>
+          <w:szCs w:val="22"/>
           <w:rtl w:val="0"/>
           <w:lang w:val="en-US"/>
         </w:rPr>
@@ -3695,7 +4049,9 @@
       </w:r>
       <w:r>
         <w:rPr>
-          <w:rStyle w:val="Verbatim Char"/>
+          <w:rFonts w:ascii="Consolas" w:cs="Consolas" w:hAnsi="Consolas" w:eastAsia="Consolas"/>
+          <w:sz w:val="22"/>
+          <w:szCs w:val="22"/>
           <w:rtl w:val="0"/>
           <w:lang w:val="en-US"/>
         </w:rPr>
@@ -3738,7 +4094,9 @@
       </w:r>
       <w:r>
         <w:rPr>
-          <w:rStyle w:val="Verbatim Char"/>
+          <w:rFonts w:ascii="Consolas" w:cs="Consolas" w:hAnsi="Consolas" w:eastAsia="Consolas"/>
+          <w:sz w:val="22"/>
+          <w:szCs w:val="22"/>
           <w:rtl w:val="0"/>
           <w:lang w:val="en-US"/>
         </w:rPr>
@@ -3753,7 +4111,9 @@
       </w:r>
       <w:r>
         <w:rPr>
-          <w:rStyle w:val="Verbatim Char"/>
+          <w:rFonts w:ascii="Consolas" w:cs="Consolas" w:hAnsi="Consolas" w:eastAsia="Consolas"/>
+          <w:sz w:val="22"/>
+          <w:szCs w:val="22"/>
           <w:rtl w:val="0"/>
           <w:lang w:val="en-US"/>
         </w:rPr>
@@ -3794,7 +4154,9 @@
       </w:r>
       <w:r>
         <w:rPr>
-          <w:rStyle w:val="Verbatim Char"/>
+          <w:rFonts w:ascii="Consolas" w:cs="Consolas" w:hAnsi="Consolas" w:eastAsia="Consolas"/>
+          <w:sz w:val="22"/>
+          <w:szCs w:val="22"/>
           <w:rtl w:val="0"/>
           <w:lang w:val="en-US"/>
         </w:rPr>
@@ -3816,6 +4178,7 @@
       <w:bookmarkStart w:name="conciseness" w:id="10"/>
       <w:r>
         <w:rPr>
+          <w:rFonts w:cs="Arial Unicode MS" w:eastAsia="Arial Unicode MS"/>
           <w:rtl w:val="0"/>
         </w:rPr>
         <w:t>Conciseness</w:t>
@@ -3834,8 +4197,7 @@
       </w:r>
       <w:r>
         <w:rPr>
-          <w:i w:val="1"/>
-          <w:iCs w:val="1"/>
+          <w:rFonts w:ascii="Cambria Italic" w:hAnsi="Cambria Italic"/>
           <w:rtl w:val="0"/>
           <w:lang w:val="en-US"/>
         </w:rPr>
@@ -3850,8 +4212,7 @@
       </w:r>
       <w:r>
         <w:rPr>
-          <w:i w:val="1"/>
-          <w:iCs w:val="1"/>
+          <w:rFonts w:ascii="Cambria Italic" w:hAnsi="Cambria Italic"/>
           <w:rtl w:val="0"/>
           <w:lang w:val="en-US"/>
         </w:rPr>
@@ -3888,7 +4249,42 @@
           <w:rtl w:val="0"/>
           <w:lang w:val="en-US"/>
         </w:rPr>
-        <w:t>t tough, though: Lean on your teammates. They</w:t>
+        <w:t>t tough, though</w:t>
+      </w:r>
+      <w:r>
+        <w:rPr>
+          <w:rtl w:val="0"/>
+          <w:lang w:val="en-US"/>
+        </w:rPr>
+        <w:t>—</w:t>
+      </w:r>
+      <w:r>
+        <w:rPr>
+          <w:rtl w:val="0"/>
+          <w:lang w:val="en-US"/>
+        </w:rPr>
+        <w:t>just</w:t>
+      </w:r>
+      <w:r>
+        <w:rPr>
+          <w:rtl w:val="0"/>
+          <w:lang w:val="en-US"/>
+        </w:rPr>
+        <w:t xml:space="preserve"> </w:t>
+      </w:r>
+      <w:r>
+        <w:rPr>
+          <w:rtl w:val="0"/>
+          <w:lang w:val="en-US"/>
+        </w:rPr>
+        <w:t>ask</w:t>
+      </w:r>
+      <w:r>
+        <w:rPr>
+          <w:rtl w:val="0"/>
+          <w:lang w:val="en-US"/>
+        </w:rPr>
+        <w:t xml:space="preserve"> your teammates. They</w:t>
       </w:r>
       <w:r>
         <w:rPr>
@@ -3970,7 +4366,21 @@
           <w:rtl w:val="0"/>
           <w:lang w:val="en-US"/>
         </w:rPr>
-        <w:t>s start with an opposite examples however</w:t>
+        <w:t>s start with an opposite example</w:t>
+      </w:r>
+      <w:r>
+        <w:rPr>
+          <w:rtl w:val="0"/>
+          <w:lang w:val="en-US"/>
+        </w:rPr>
+        <w:t>,</w:t>
+      </w:r>
+      <w:r>
+        <w:rPr>
+          <w:rtl w:val="0"/>
+          <w:lang w:val="en-US"/>
+        </w:rPr>
+        <w:t xml:space="preserve"> however</w:t>
       </w:r>
       <w:r>
         <w:rPr>
@@ -4002,7 +4412,9 @@
       </w:r>
       <w:r>
         <w:rPr>
-          <w:rStyle w:val="Verbatim Char"/>
+          <w:rFonts w:ascii="Consolas" w:cs="Consolas" w:hAnsi="Consolas" w:eastAsia="Consolas"/>
+          <w:sz w:val="22"/>
+          <w:szCs w:val="22"/>
           <w:rtl w:val="0"/>
           <w:lang w:val="en-US"/>
         </w:rPr>
@@ -4036,7 +4448,9 @@
       </w:pPr>
       <w:r>
         <w:rPr>
-          <w:rStyle w:val="Verbatim Char"/>
+          <w:rFonts w:ascii="Consolas" w:cs="Consolas" w:hAnsi="Consolas" w:eastAsia="Consolas"/>
+          <w:sz w:val="22"/>
+          <w:szCs w:val="22"/>
           <w:rtl w:val="0"/>
           <w:lang w:val="en-US"/>
         </w:rPr>
@@ -4047,7 +4461,9 @@
       </w:r>
       <w:r>
         <w:rPr>
-          <w:rStyle w:val="Verbatim Char"/>
+          <w:rFonts w:ascii="Consolas" w:cs="Consolas" w:hAnsi="Consolas" w:eastAsia="Consolas"/>
+          <w:sz w:val="22"/>
+          <w:szCs w:val="22"/>
           <w:rtl w:val="0"/>
           <w:lang w:val="en-US"/>
         </w:rPr>
@@ -4058,7 +4474,9 @@
       </w:r>
       <w:r>
         <w:rPr>
-          <w:rStyle w:val="Verbatim Char"/>
+          <w:rFonts w:ascii="Consolas" w:cs="Consolas" w:hAnsi="Consolas" w:eastAsia="Consolas"/>
+          <w:sz w:val="22"/>
+          <w:szCs w:val="22"/>
           <w:rtl w:val="0"/>
           <w:lang w:val="en-US"/>
         </w:rPr>
@@ -4069,7 +4487,9 @@
       </w:r>
       <w:r>
         <w:rPr>
-          <w:rStyle w:val="Verbatim Char"/>
+          <w:rFonts w:ascii="Consolas" w:cs="Consolas" w:hAnsi="Consolas" w:eastAsia="Consolas"/>
+          <w:sz w:val="22"/>
+          <w:szCs w:val="22"/>
           <w:rtl w:val="0"/>
           <w:lang w:val="en-US"/>
         </w:rPr>
@@ -4077,7 +4497,9 @@
       </w:r>
       <w:r>
         <w:rPr>
-          <w:rStyle w:val="Verbatim Char"/>
+          <w:rFonts w:ascii="Consolas" w:cs="Consolas" w:hAnsi="Consolas" w:eastAsia="Consolas"/>
+          <w:sz w:val="22"/>
+          <w:szCs w:val="22"/>
           <w:rtl w:val="0"/>
           <w:lang w:val="en-US"/>
         </w:rPr>
@@ -4085,7 +4507,9 @@
       </w:r>
       <w:r>
         <w:rPr>
-          <w:rStyle w:val="Verbatim Char"/>
+          <w:rFonts w:ascii="Consolas" w:cs="Consolas" w:hAnsi="Consolas" w:eastAsia="Consolas"/>
+          <w:sz w:val="22"/>
+          <w:szCs w:val="22"/>
           <w:rtl w:val="0"/>
           <w:lang w:val="en-US"/>
         </w:rPr>
@@ -4096,7 +4520,9 @@
       </w:r>
       <w:r>
         <w:rPr>
-          <w:rStyle w:val="Verbatim Char"/>
+          <w:rFonts w:ascii="Consolas" w:cs="Consolas" w:hAnsi="Consolas" w:eastAsia="Consolas"/>
+          <w:sz w:val="22"/>
+          <w:szCs w:val="22"/>
           <w:rtl w:val="0"/>
           <w:lang w:val="en-US"/>
         </w:rPr>
@@ -4104,7 +4530,9 @@
       </w:r>
       <w:r>
         <w:rPr>
-          <w:rStyle w:val="Verbatim Char"/>
+          <w:rFonts w:ascii="Consolas" w:cs="Consolas" w:hAnsi="Consolas" w:eastAsia="Consolas"/>
+          <w:sz w:val="22"/>
+          <w:szCs w:val="22"/>
           <w:rtl w:val="0"/>
           <w:lang w:val="en-US"/>
         </w:rPr>
@@ -4112,7 +4540,9 @@
       </w:r>
       <w:r>
         <w:rPr>
-          <w:rStyle w:val="Verbatim Char"/>
+          <w:rFonts w:ascii="Consolas" w:cs="Consolas" w:hAnsi="Consolas" w:eastAsia="Consolas"/>
+          <w:sz w:val="22"/>
+          <w:szCs w:val="22"/>
           <w:rtl w:val="0"/>
         </w:rPr>
         <w:br w:type="textWrapping"/>
@@ -4120,7 +4550,9 @@
       </w:r>
       <w:r>
         <w:rPr>
-          <w:rStyle w:val="Verbatim Char"/>
+          <w:rFonts w:ascii="Consolas" w:cs="Consolas" w:hAnsi="Consolas" w:eastAsia="Consolas"/>
+          <w:sz w:val="22"/>
+          <w:szCs w:val="22"/>
           <w:rtl w:val="0"/>
           <w:lang w:val="en-US"/>
         </w:rPr>
@@ -4131,7 +4563,9 @@
       </w:r>
       <w:r>
         <w:rPr>
-          <w:rStyle w:val="Verbatim Char"/>
+          <w:rFonts w:ascii="Consolas" w:cs="Consolas" w:hAnsi="Consolas" w:eastAsia="Consolas"/>
+          <w:sz w:val="22"/>
+          <w:szCs w:val="22"/>
           <w:rtl w:val="0"/>
           <w:lang w:val="en-US"/>
         </w:rPr>
@@ -4143,7 +4577,9 @@
       </w:r>
       <w:r>
         <w:rPr>
-          <w:rStyle w:val="Verbatim Char"/>
+          <w:rFonts w:ascii="Consolas" w:cs="Consolas" w:hAnsi="Consolas" w:eastAsia="Consolas"/>
+          <w:sz w:val="22"/>
+          <w:szCs w:val="22"/>
           <w:rtl w:val="0"/>
           <w:lang w:val="en-US"/>
         </w:rPr>
@@ -4154,7 +4590,9 @@
       </w:r>
       <w:r>
         <w:rPr>
-          <w:rStyle w:val="Verbatim Char"/>
+          <w:rFonts w:ascii="Consolas" w:cs="Consolas" w:hAnsi="Consolas" w:eastAsia="Consolas"/>
+          <w:sz w:val="22"/>
+          <w:szCs w:val="22"/>
           <w:rtl w:val="0"/>
           <w:lang w:val="en-US"/>
         </w:rPr>
@@ -4165,7 +4603,9 @@
       </w:r>
       <w:r>
         <w:rPr>
-          <w:rStyle w:val="Verbatim Char"/>
+          <w:rFonts w:ascii="Consolas" w:cs="Consolas" w:hAnsi="Consolas" w:eastAsia="Consolas"/>
+          <w:sz w:val="22"/>
+          <w:szCs w:val="22"/>
           <w:rtl w:val="0"/>
           <w:lang w:val="en-US"/>
         </w:rPr>
@@ -4176,7 +4616,9 @@
       </w:r>
       <w:r>
         <w:rPr>
-          <w:rStyle w:val="Verbatim Char"/>
+          <w:rFonts w:ascii="Consolas" w:cs="Consolas" w:hAnsi="Consolas" w:eastAsia="Consolas"/>
+          <w:sz w:val="22"/>
+          <w:szCs w:val="22"/>
           <w:rtl w:val="0"/>
           <w:lang w:val="en-US"/>
         </w:rPr>
@@ -4187,7 +4629,9 @@
       </w:r>
       <w:r>
         <w:rPr>
-          <w:rStyle w:val="Verbatim Char"/>
+          <w:rFonts w:ascii="Consolas" w:cs="Consolas" w:hAnsi="Consolas" w:eastAsia="Consolas"/>
+          <w:sz w:val="22"/>
+          <w:szCs w:val="22"/>
           <w:rtl w:val="0"/>
           <w:lang w:val="en-US"/>
         </w:rPr>
@@ -4198,7 +4642,9 @@
       </w:r>
       <w:r>
         <w:rPr>
-          <w:rStyle w:val="Verbatim Char"/>
+          <w:rFonts w:ascii="Consolas" w:cs="Consolas" w:hAnsi="Consolas" w:eastAsia="Consolas"/>
+          <w:sz w:val="22"/>
+          <w:szCs w:val="22"/>
           <w:rtl w:val="0"/>
           <w:lang w:val="en-US"/>
         </w:rPr>
@@ -4209,7 +4655,9 @@
       </w:r>
       <w:r>
         <w:rPr>
-          <w:rStyle w:val="Verbatim Char"/>
+          <w:rFonts w:ascii="Consolas" w:cs="Consolas" w:hAnsi="Consolas" w:eastAsia="Consolas"/>
+          <w:sz w:val="22"/>
+          <w:szCs w:val="22"/>
           <w:rtl w:val="0"/>
           <w:lang w:val="en-US"/>
         </w:rPr>
@@ -4220,7 +4668,9 @@
       </w:r>
       <w:r>
         <w:rPr>
-          <w:rStyle w:val="Verbatim Char"/>
+          <w:rFonts w:ascii="Consolas" w:cs="Consolas" w:hAnsi="Consolas" w:eastAsia="Consolas"/>
+          <w:sz w:val="22"/>
+          <w:szCs w:val="22"/>
           <w:rtl w:val="0"/>
           <w:lang w:val="en-US"/>
         </w:rPr>
@@ -4232,7 +4682,9 @@
       </w:r>
       <w:r>
         <w:rPr>
-          <w:rStyle w:val="Verbatim Char"/>
+          <w:rFonts w:ascii="Consolas" w:cs="Consolas" w:hAnsi="Consolas" w:eastAsia="Consolas"/>
+          <w:sz w:val="22"/>
+          <w:szCs w:val="22"/>
           <w:rtl w:val="0"/>
           <w:lang w:val="en-US"/>
         </w:rPr>
@@ -4243,7 +4695,9 @@
       </w:r>
       <w:r>
         <w:rPr>
-          <w:rStyle w:val="Verbatim Char"/>
+          <w:rFonts w:ascii="Consolas" w:cs="Consolas" w:hAnsi="Consolas" w:eastAsia="Consolas"/>
+          <w:sz w:val="22"/>
+          <w:szCs w:val="22"/>
           <w:rtl w:val="0"/>
           <w:lang w:val="en-US"/>
         </w:rPr>
@@ -4254,7 +4708,9 @@
       </w:r>
       <w:r>
         <w:rPr>
-          <w:rStyle w:val="Verbatim Char"/>
+          <w:rFonts w:ascii="Consolas" w:cs="Consolas" w:hAnsi="Consolas" w:eastAsia="Consolas"/>
+          <w:sz w:val="22"/>
+          <w:szCs w:val="22"/>
           <w:rtl w:val="0"/>
           <w:lang w:val="en-US"/>
         </w:rPr>
@@ -4265,7 +4721,9 @@
       </w:r>
       <w:r>
         <w:rPr>
-          <w:rStyle w:val="Verbatim Char"/>
+          <w:rFonts w:ascii="Consolas" w:cs="Consolas" w:hAnsi="Consolas" w:eastAsia="Consolas"/>
+          <w:sz w:val="22"/>
+          <w:szCs w:val="22"/>
           <w:rtl w:val="0"/>
           <w:lang w:val="en-US"/>
         </w:rPr>
@@ -4276,7 +4734,9 @@
       </w:r>
       <w:r>
         <w:rPr>
-          <w:rStyle w:val="Verbatim Char"/>
+          <w:rFonts w:ascii="Consolas" w:cs="Consolas" w:hAnsi="Consolas" w:eastAsia="Consolas"/>
+          <w:sz w:val="22"/>
+          <w:szCs w:val="22"/>
           <w:rtl w:val="0"/>
           <w:lang w:val="en-US"/>
         </w:rPr>
@@ -4287,7 +4747,9 @@
       </w:r>
       <w:r>
         <w:rPr>
-          <w:rStyle w:val="Verbatim Char"/>
+          <w:rFonts w:ascii="Consolas" w:cs="Consolas" w:hAnsi="Consolas" w:eastAsia="Consolas"/>
+          <w:sz w:val="22"/>
+          <w:szCs w:val="22"/>
           <w:rtl w:val="0"/>
           <w:lang w:val="en-US"/>
         </w:rPr>
@@ -4298,7 +4760,9 @@
       </w:r>
       <w:r>
         <w:rPr>
-          <w:rStyle w:val="Verbatim Char"/>
+          <w:rFonts w:ascii="Consolas" w:cs="Consolas" w:hAnsi="Consolas" w:eastAsia="Consolas"/>
+          <w:sz w:val="22"/>
+          <w:szCs w:val="22"/>
           <w:rtl w:val="0"/>
           <w:lang w:val="en-US"/>
         </w:rPr>
@@ -4310,7 +4774,9 @@
       </w:r>
       <w:r>
         <w:rPr>
-          <w:rStyle w:val="Verbatim Char"/>
+          <w:rFonts w:ascii="Consolas" w:cs="Consolas" w:hAnsi="Consolas" w:eastAsia="Consolas"/>
+          <w:sz w:val="22"/>
+          <w:szCs w:val="22"/>
           <w:rtl w:val="0"/>
           <w:lang w:val="en-US"/>
         </w:rPr>
@@ -4321,7 +4787,9 @@
       </w:r>
       <w:r>
         <w:rPr>
-          <w:rStyle w:val="Verbatim Char"/>
+          <w:rFonts w:ascii="Consolas" w:cs="Consolas" w:hAnsi="Consolas" w:eastAsia="Consolas"/>
+          <w:sz w:val="22"/>
+          <w:szCs w:val="22"/>
           <w:rtl w:val="0"/>
           <w:lang w:val="en-US"/>
         </w:rPr>
@@ -4329,7 +4797,9 @@
       </w:r>
       <w:r>
         <w:rPr>
-          <w:rStyle w:val="Verbatim Char"/>
+          <w:rFonts w:ascii="Consolas" w:cs="Consolas" w:hAnsi="Consolas" w:eastAsia="Consolas"/>
+          <w:sz w:val="22"/>
+          <w:szCs w:val="22"/>
           <w:rtl w:val="0"/>
         </w:rPr>
         <w:br w:type="textWrapping"/>
@@ -4337,7 +4807,9 @@
       </w:r>
       <w:r>
         <w:rPr>
-          <w:rStyle w:val="Verbatim Char"/>
+          <w:rFonts w:ascii="Consolas" w:cs="Consolas" w:hAnsi="Consolas" w:eastAsia="Consolas"/>
+          <w:sz w:val="22"/>
+          <w:szCs w:val="22"/>
           <w:rtl w:val="0"/>
           <w:lang w:val="en-US"/>
         </w:rPr>
@@ -4348,7 +4820,9 @@
       </w:r>
       <w:r>
         <w:rPr>
-          <w:rStyle w:val="Verbatim Char"/>
+          <w:rFonts w:ascii="Consolas" w:cs="Consolas" w:hAnsi="Consolas" w:eastAsia="Consolas"/>
+          <w:sz w:val="22"/>
+          <w:szCs w:val="22"/>
           <w:rtl w:val="0"/>
           <w:lang w:val="en-US"/>
         </w:rPr>
@@ -4359,7 +4833,9 @@
       </w:r>
       <w:r>
         <w:rPr>
-          <w:rStyle w:val="Verbatim Char"/>
+          <w:rFonts w:ascii="Consolas" w:cs="Consolas" w:hAnsi="Consolas" w:eastAsia="Consolas"/>
+          <w:sz w:val="22"/>
+          <w:szCs w:val="22"/>
           <w:rtl w:val="0"/>
           <w:lang w:val="en-US"/>
         </w:rPr>
@@ -4371,7 +4847,9 @@
       </w:r>
       <w:r>
         <w:rPr>
-          <w:rStyle w:val="Verbatim Char"/>
+          <w:rFonts w:ascii="Consolas" w:cs="Consolas" w:hAnsi="Consolas" w:eastAsia="Consolas"/>
+          <w:sz w:val="22"/>
+          <w:szCs w:val="22"/>
           <w:rtl w:val="0"/>
           <w:lang w:val="en-US"/>
         </w:rPr>
@@ -4379,7 +4857,9 @@
       </w:r>
       <w:r>
         <w:rPr>
-          <w:rStyle w:val="Verbatim Char"/>
+          <w:rFonts w:ascii="Consolas" w:cs="Consolas" w:hAnsi="Consolas" w:eastAsia="Consolas"/>
+          <w:sz w:val="22"/>
+          <w:szCs w:val="22"/>
           <w:rtl w:val="0"/>
           <w:lang w:val="en-US"/>
         </w:rPr>
@@ -4387,7 +4867,9 @@
       </w:r>
       <w:r>
         <w:rPr>
-          <w:rStyle w:val="Verbatim Char"/>
+          <w:rFonts w:ascii="Consolas" w:cs="Consolas" w:hAnsi="Consolas" w:eastAsia="Consolas"/>
+          <w:sz w:val="22"/>
+          <w:szCs w:val="22"/>
           <w:rtl w:val="0"/>
           <w:lang w:val="en-US"/>
         </w:rPr>
@@ -4395,7 +4877,9 @@
       </w:r>
       <w:r>
         <w:rPr>
-          <w:rStyle w:val="Verbatim Char"/>
+          <w:rFonts w:ascii="Consolas" w:cs="Consolas" w:hAnsi="Consolas" w:eastAsia="Consolas"/>
+          <w:sz w:val="22"/>
+          <w:szCs w:val="22"/>
           <w:rtl w:val="0"/>
           <w:lang w:val="en-US"/>
         </w:rPr>
@@ -4403,7 +4887,9 @@
       </w:r>
       <w:r>
         <w:rPr>
-          <w:rStyle w:val="Verbatim Char"/>
+          <w:rFonts w:ascii="Consolas" w:cs="Consolas" w:hAnsi="Consolas" w:eastAsia="Consolas"/>
+          <w:sz w:val="22"/>
+          <w:szCs w:val="22"/>
           <w:rtl w:val="0"/>
           <w:lang w:val="en-US"/>
         </w:rPr>
@@ -4414,7 +4900,9 @@
       </w:r>
       <w:r>
         <w:rPr>
-          <w:rStyle w:val="Verbatim Char"/>
+          <w:rFonts w:ascii="Consolas" w:cs="Consolas" w:hAnsi="Consolas" w:eastAsia="Consolas"/>
+          <w:sz w:val="22"/>
+          <w:szCs w:val="22"/>
           <w:rtl w:val="0"/>
           <w:lang w:val="en-US"/>
         </w:rPr>
@@ -4425,7 +4913,9 @@
       </w:r>
       <w:r>
         <w:rPr>
-          <w:rStyle w:val="Verbatim Char"/>
+          <w:rFonts w:ascii="Consolas" w:cs="Consolas" w:hAnsi="Consolas" w:eastAsia="Consolas"/>
+          <w:sz w:val="22"/>
+          <w:szCs w:val="22"/>
           <w:rtl w:val="0"/>
           <w:lang w:val="en-US"/>
         </w:rPr>
@@ -4436,7 +4926,9 @@
       </w:r>
       <w:r>
         <w:rPr>
-          <w:rStyle w:val="Verbatim Char"/>
+          <w:rFonts w:ascii="Consolas" w:cs="Consolas" w:hAnsi="Consolas" w:eastAsia="Consolas"/>
+          <w:sz w:val="22"/>
+          <w:szCs w:val="22"/>
           <w:rtl w:val="0"/>
           <w:lang w:val="en-US"/>
         </w:rPr>
@@ -4444,7 +4936,9 @@
       </w:r>
       <w:r>
         <w:rPr>
-          <w:rStyle w:val="Verbatim Char"/>
+          <w:rFonts w:ascii="Consolas" w:cs="Consolas" w:hAnsi="Consolas" w:eastAsia="Consolas"/>
+          <w:sz w:val="22"/>
+          <w:szCs w:val="22"/>
           <w:rtl w:val="0"/>
         </w:rPr>
         <w:br w:type="textWrapping"/>
@@ -4452,7 +4946,9 @@
       </w:r>
       <w:r>
         <w:rPr>
-          <w:rStyle w:val="Verbatim Char"/>
+          <w:rFonts w:ascii="Consolas" w:cs="Consolas" w:hAnsi="Consolas" w:eastAsia="Consolas"/>
+          <w:sz w:val="22"/>
+          <w:szCs w:val="22"/>
           <w:rtl w:val="0"/>
           <w:lang w:val="en-US"/>
         </w:rPr>
@@ -4464,7 +4960,9 @@
       </w:r>
       <w:r>
         <w:rPr>
-          <w:rStyle w:val="Verbatim Char"/>
+          <w:rFonts w:ascii="Consolas" w:cs="Consolas" w:hAnsi="Consolas" w:eastAsia="Consolas"/>
+          <w:sz w:val="22"/>
+          <w:szCs w:val="22"/>
           <w:rtl w:val="0"/>
           <w:lang w:val="en-US"/>
         </w:rPr>
@@ -4475,7 +4973,9 @@
       </w:r>
       <w:r>
         <w:rPr>
-          <w:rStyle w:val="Verbatim Char"/>
+          <w:rFonts w:ascii="Consolas" w:cs="Consolas" w:hAnsi="Consolas" w:eastAsia="Consolas"/>
+          <w:sz w:val="22"/>
+          <w:szCs w:val="22"/>
           <w:rtl w:val="0"/>
           <w:lang w:val="en-US"/>
         </w:rPr>
@@ -4486,7 +4986,9 @@
       </w:r>
       <w:r>
         <w:rPr>
-          <w:rStyle w:val="Verbatim Char"/>
+          <w:rFonts w:ascii="Consolas" w:cs="Consolas" w:hAnsi="Consolas" w:eastAsia="Consolas"/>
+          <w:sz w:val="22"/>
+          <w:szCs w:val="22"/>
           <w:rtl w:val="0"/>
           <w:lang w:val="en-US"/>
         </w:rPr>
@@ -4498,7 +5000,9 @@
       </w:r>
       <w:r>
         <w:rPr>
-          <w:rStyle w:val="Verbatim Char"/>
+          <w:rFonts w:ascii="Consolas" w:cs="Consolas" w:hAnsi="Consolas" w:eastAsia="Consolas"/>
+          <w:sz w:val="22"/>
+          <w:szCs w:val="22"/>
           <w:rtl w:val="0"/>
           <w:lang w:val="en-US"/>
         </w:rPr>
@@ -4510,7 +5014,9 @@
       </w:r>
       <w:r>
         <w:rPr>
-          <w:rStyle w:val="Verbatim Char"/>
+          <w:rFonts w:ascii="Consolas" w:cs="Consolas" w:hAnsi="Consolas" w:eastAsia="Consolas"/>
+          <w:sz w:val="22"/>
+          <w:szCs w:val="22"/>
           <w:rtl w:val="0"/>
           <w:lang w:val="en-US"/>
         </w:rPr>
@@ -4522,7 +5028,9 @@
       </w:r>
       <w:r>
         <w:rPr>
-          <w:rStyle w:val="Verbatim Char"/>
+          <w:rFonts w:ascii="Consolas" w:cs="Consolas" w:hAnsi="Consolas" w:eastAsia="Consolas"/>
+          <w:sz w:val="22"/>
+          <w:szCs w:val="22"/>
           <w:rtl w:val="0"/>
           <w:lang w:val="en-US"/>
         </w:rPr>
@@ -4533,7 +5041,9 @@
       </w:r>
       <w:r>
         <w:rPr>
-          <w:rStyle w:val="Verbatim Char"/>
+          <w:rFonts w:ascii="Consolas" w:cs="Consolas" w:hAnsi="Consolas" w:eastAsia="Consolas"/>
+          <w:sz w:val="22"/>
+          <w:szCs w:val="22"/>
           <w:rtl w:val="0"/>
           <w:lang w:val="en-US"/>
         </w:rPr>
@@ -4544,7 +5054,9 @@
       </w:r>
       <w:r>
         <w:rPr>
-          <w:rStyle w:val="Verbatim Char"/>
+          <w:rFonts w:ascii="Consolas" w:cs="Consolas" w:hAnsi="Consolas" w:eastAsia="Consolas"/>
+          <w:sz w:val="22"/>
+          <w:szCs w:val="22"/>
           <w:rtl w:val="0"/>
           <w:lang w:val="en-US"/>
         </w:rPr>
@@ -4564,7 +5076,9 @@
       </w:r>
       <w:r>
         <w:rPr>
-          <w:rStyle w:val="Verbatim Char"/>
+          <w:rFonts w:ascii="Consolas" w:cs="Consolas" w:hAnsi="Consolas" w:eastAsia="Consolas"/>
+          <w:sz w:val="22"/>
+          <w:szCs w:val="22"/>
           <w:rtl w:val="0"/>
           <w:lang w:val="en-US"/>
         </w:rPr>
@@ -4678,7 +5192,9 @@
       </w:pPr>
       <w:r>
         <w:rPr>
-          <w:rStyle w:val="Verbatim Char"/>
+          <w:rFonts w:ascii="Consolas" w:cs="Consolas" w:hAnsi="Consolas" w:eastAsia="Consolas"/>
+          <w:sz w:val="22"/>
+          <w:szCs w:val="22"/>
           <w:rtl w:val="0"/>
           <w:lang w:val="en-US"/>
         </w:rPr>
@@ -4690,7 +5206,9 @@
       </w:r>
       <w:r>
         <w:rPr>
-          <w:rStyle w:val="Verbatim Char"/>
+          <w:rFonts w:ascii="Consolas" w:cs="Consolas" w:hAnsi="Consolas" w:eastAsia="Consolas"/>
+          <w:sz w:val="22"/>
+          <w:szCs w:val="22"/>
           <w:rtl w:val="0"/>
           <w:lang w:val="en-US"/>
         </w:rPr>
@@ -4702,7 +5220,9 @@
       </w:r>
       <w:r>
         <w:rPr>
-          <w:rStyle w:val="Verbatim Char"/>
+          <w:rFonts w:ascii="Consolas" w:cs="Consolas" w:hAnsi="Consolas" w:eastAsia="Consolas"/>
+          <w:sz w:val="22"/>
+          <w:szCs w:val="22"/>
           <w:rtl w:val="0"/>
           <w:lang w:val="en-US"/>
         </w:rPr>
@@ -4714,7 +5234,9 @@
       </w:r>
       <w:r>
         <w:rPr>
-          <w:rStyle w:val="Verbatim Char"/>
+          <w:rFonts w:ascii="Consolas" w:cs="Consolas" w:hAnsi="Consolas" w:eastAsia="Consolas"/>
+          <w:sz w:val="22"/>
+          <w:szCs w:val="22"/>
           <w:rtl w:val="0"/>
           <w:lang w:val="en-US"/>
         </w:rPr>
@@ -4725,7 +5247,9 @@
       </w:r>
       <w:r>
         <w:rPr>
-          <w:rStyle w:val="Verbatim Char"/>
+          <w:rFonts w:ascii="Consolas" w:cs="Consolas" w:hAnsi="Consolas" w:eastAsia="Consolas"/>
+          <w:sz w:val="22"/>
+          <w:szCs w:val="22"/>
           <w:rtl w:val="0"/>
           <w:lang w:val="en-US"/>
         </w:rPr>
@@ -4737,7 +5261,9 @@
       </w:r>
       <w:r>
         <w:rPr>
-          <w:rStyle w:val="Verbatim Char"/>
+          <w:rFonts w:ascii="Consolas" w:cs="Consolas" w:hAnsi="Consolas" w:eastAsia="Consolas"/>
+          <w:sz w:val="22"/>
+          <w:szCs w:val="22"/>
           <w:rtl w:val="0"/>
           <w:lang w:val="en-US"/>
         </w:rPr>
@@ -4748,7 +5274,9 @@
       </w:r>
       <w:r>
         <w:rPr>
-          <w:rStyle w:val="Verbatim Char"/>
+          <w:rFonts w:ascii="Consolas" w:cs="Consolas" w:hAnsi="Consolas" w:eastAsia="Consolas"/>
+          <w:sz w:val="22"/>
+          <w:szCs w:val="22"/>
           <w:rtl w:val="0"/>
           <w:lang w:val="en-US"/>
         </w:rPr>
@@ -4759,7 +5287,9 @@
       </w:r>
       <w:r>
         <w:rPr>
-          <w:rStyle w:val="Verbatim Char"/>
+          <w:rFonts w:ascii="Consolas" w:cs="Consolas" w:hAnsi="Consolas" w:eastAsia="Consolas"/>
+          <w:sz w:val="22"/>
+          <w:szCs w:val="22"/>
           <w:rtl w:val="0"/>
           <w:lang w:val="en-US"/>
         </w:rPr>
@@ -4770,7 +5300,9 @@
       </w:r>
       <w:r>
         <w:rPr>
-          <w:rStyle w:val="Verbatim Char"/>
+          <w:rFonts w:ascii="Consolas" w:cs="Consolas" w:hAnsi="Consolas" w:eastAsia="Consolas"/>
+          <w:sz w:val="22"/>
+          <w:szCs w:val="22"/>
           <w:rtl w:val="0"/>
           <w:lang w:val="en-US"/>
         </w:rPr>
@@ -4781,7 +5313,9 @@
       </w:r>
       <w:r>
         <w:rPr>
-          <w:rStyle w:val="Verbatim Char"/>
+          <w:rFonts w:ascii="Consolas" w:cs="Consolas" w:hAnsi="Consolas" w:eastAsia="Consolas"/>
+          <w:sz w:val="22"/>
+          <w:szCs w:val="22"/>
           <w:rtl w:val="0"/>
           <w:lang w:val="en-US"/>
         </w:rPr>
@@ -4792,7 +5326,9 @@
       </w:r>
       <w:r>
         <w:rPr>
-          <w:rStyle w:val="Verbatim Char"/>
+          <w:rFonts w:ascii="Consolas" w:cs="Consolas" w:hAnsi="Consolas" w:eastAsia="Consolas"/>
+          <w:sz w:val="22"/>
+          <w:szCs w:val="22"/>
           <w:rtl w:val="0"/>
           <w:lang w:val="en-US"/>
         </w:rPr>
@@ -4804,7 +5340,9 @@
       </w:r>
       <w:r>
         <w:rPr>
-          <w:rStyle w:val="Verbatim Char"/>
+          <w:rFonts w:ascii="Consolas" w:cs="Consolas" w:hAnsi="Consolas" w:eastAsia="Consolas"/>
+          <w:sz w:val="22"/>
+          <w:szCs w:val="22"/>
           <w:rtl w:val="0"/>
           <w:lang w:val="en-US"/>
         </w:rPr>
@@ -4815,7 +5353,9 @@
       </w:r>
       <w:r>
         <w:rPr>
-          <w:rStyle w:val="Verbatim Char"/>
+          <w:rFonts w:ascii="Consolas" w:cs="Consolas" w:hAnsi="Consolas" w:eastAsia="Consolas"/>
+          <w:sz w:val="22"/>
+          <w:szCs w:val="22"/>
           <w:rtl w:val="0"/>
           <w:lang w:val="en-US"/>
         </w:rPr>
@@ -4826,7 +5366,9 @@
       </w:r>
       <w:r>
         <w:rPr>
-          <w:rStyle w:val="Verbatim Char"/>
+          <w:rFonts w:ascii="Consolas" w:cs="Consolas" w:hAnsi="Consolas" w:eastAsia="Consolas"/>
+          <w:sz w:val="22"/>
+          <w:szCs w:val="22"/>
           <w:rtl w:val="0"/>
           <w:lang w:val="en-US"/>
         </w:rPr>
@@ -4837,7 +5379,9 @@
       </w:r>
       <w:r>
         <w:rPr>
-          <w:rStyle w:val="Verbatim Char"/>
+          <w:rFonts w:ascii="Consolas" w:cs="Consolas" w:hAnsi="Consolas" w:eastAsia="Consolas"/>
+          <w:sz w:val="22"/>
+          <w:szCs w:val="22"/>
           <w:rtl w:val="0"/>
           <w:lang w:val="en-US"/>
         </w:rPr>
@@ -4848,7 +5392,9 @@
       </w:r>
       <w:r>
         <w:rPr>
-          <w:rStyle w:val="Verbatim Char"/>
+          <w:rFonts w:ascii="Consolas" w:cs="Consolas" w:hAnsi="Consolas" w:eastAsia="Consolas"/>
+          <w:sz w:val="22"/>
+          <w:szCs w:val="22"/>
           <w:rtl w:val="0"/>
           <w:lang w:val="en-US"/>
         </w:rPr>
@@ -4859,7 +5405,9 @@
       </w:r>
       <w:r>
         <w:rPr>
-          <w:rStyle w:val="Verbatim Char"/>
+          <w:rFonts w:ascii="Consolas" w:cs="Consolas" w:hAnsi="Consolas" w:eastAsia="Consolas"/>
+          <w:sz w:val="22"/>
+          <w:szCs w:val="22"/>
           <w:rtl w:val="0"/>
           <w:lang w:val="en-US"/>
         </w:rPr>
@@ -4871,7 +5419,9 @@
       </w:r>
       <w:r>
         <w:rPr>
-          <w:rStyle w:val="Verbatim Char"/>
+          <w:rFonts w:ascii="Consolas" w:cs="Consolas" w:hAnsi="Consolas" w:eastAsia="Consolas"/>
+          <w:sz w:val="22"/>
+          <w:szCs w:val="22"/>
           <w:rtl w:val="0"/>
           <w:lang w:val="en-US"/>
         </w:rPr>
@@ -4882,7 +5432,9 @@
       </w:r>
       <w:r>
         <w:rPr>
-          <w:rStyle w:val="Verbatim Char"/>
+          <w:rFonts w:ascii="Consolas" w:cs="Consolas" w:hAnsi="Consolas" w:eastAsia="Consolas"/>
+          <w:sz w:val="22"/>
+          <w:szCs w:val="22"/>
           <w:rtl w:val="0"/>
           <w:lang w:val="en-US"/>
         </w:rPr>
@@ -4894,7 +5446,9 @@
       </w:r>
       <w:r>
         <w:rPr>
-          <w:rStyle w:val="Verbatim Char"/>
+          <w:rFonts w:ascii="Consolas" w:cs="Consolas" w:hAnsi="Consolas" w:eastAsia="Consolas"/>
+          <w:sz w:val="22"/>
+          <w:szCs w:val="22"/>
           <w:rtl w:val="0"/>
           <w:lang w:val="en-US"/>
         </w:rPr>
@@ -4905,7 +5459,9 @@
       </w:r>
       <w:r>
         <w:rPr>
-          <w:rStyle w:val="Verbatim Char"/>
+          <w:rFonts w:ascii="Consolas" w:cs="Consolas" w:hAnsi="Consolas" w:eastAsia="Consolas"/>
+          <w:sz w:val="22"/>
+          <w:szCs w:val="22"/>
           <w:rtl w:val="0"/>
           <w:lang w:val="en-US"/>
         </w:rPr>
@@ -4917,7 +5473,9 @@
       </w:r>
       <w:r>
         <w:rPr>
-          <w:rStyle w:val="Verbatim Char"/>
+          <w:rFonts w:ascii="Consolas" w:cs="Consolas" w:hAnsi="Consolas" w:eastAsia="Consolas"/>
+          <w:sz w:val="22"/>
+          <w:szCs w:val="22"/>
           <w:rtl w:val="0"/>
           <w:lang w:val="en-US"/>
         </w:rPr>
@@ -4928,7 +5486,9 @@
       </w:r>
       <w:r>
         <w:rPr>
-          <w:rStyle w:val="Verbatim Char"/>
+          <w:rFonts w:ascii="Consolas" w:cs="Consolas" w:hAnsi="Consolas" w:eastAsia="Consolas"/>
+          <w:sz w:val="22"/>
+          <w:szCs w:val="22"/>
           <w:rtl w:val="0"/>
           <w:lang w:val="en-US"/>
         </w:rPr>
@@ -4948,7 +5508,9 @@
       </w:r>
       <w:r>
         <w:rPr>
-          <w:rStyle w:val="Verbatim Char"/>
+          <w:rFonts w:ascii="Consolas" w:cs="Consolas" w:hAnsi="Consolas" w:eastAsia="Consolas"/>
+          <w:sz w:val="22"/>
+          <w:szCs w:val="22"/>
           <w:rtl w:val="0"/>
           <w:lang w:val="en-US"/>
         </w:rPr>
@@ -5072,7 +5634,9 @@
       </w:r>
       <w:r>
         <w:rPr>
-          <w:rStyle w:val="Verbatim Char"/>
+          <w:rFonts w:ascii="Consolas" w:cs="Consolas" w:hAnsi="Consolas" w:eastAsia="Consolas"/>
+          <w:sz w:val="22"/>
+          <w:szCs w:val="22"/>
           <w:rtl w:val="0"/>
           <w:lang w:val="en-US"/>
         </w:rPr>
@@ -5087,7 +5651,9 @@
       </w:r>
       <w:r>
         <w:rPr>
-          <w:rStyle w:val="Verbatim Char"/>
+          <w:rFonts w:ascii="Consolas" w:cs="Consolas" w:hAnsi="Consolas" w:eastAsia="Consolas"/>
+          <w:sz w:val="22"/>
+          <w:szCs w:val="22"/>
           <w:rtl w:val="0"/>
           <w:lang w:val="en-US"/>
         </w:rPr>
@@ -5128,7 +5694,9 @@
       </w:r>
       <w:r>
         <w:rPr>
-          <w:rStyle w:val="Verbatim Char"/>
+          <w:rFonts w:ascii="Consolas" w:cs="Consolas" w:hAnsi="Consolas" w:eastAsia="Consolas"/>
+          <w:sz w:val="22"/>
+          <w:szCs w:val="22"/>
           <w:rtl w:val="0"/>
           <w:lang w:val="en-US"/>
         </w:rPr>
@@ -5148,7 +5716,9 @@
       </w:pPr>
       <w:r>
         <w:rPr>
-          <w:rStyle w:val="Verbatim Char"/>
+          <w:rFonts w:ascii="Consolas" w:cs="Consolas" w:hAnsi="Consolas" w:eastAsia="Consolas"/>
+          <w:sz w:val="22"/>
+          <w:szCs w:val="22"/>
           <w:rtl w:val="0"/>
           <w:lang w:val="en-US"/>
         </w:rPr>
@@ -5159,7 +5729,9 @@
       </w:r>
       <w:r>
         <w:rPr>
-          <w:rStyle w:val="Verbatim Char"/>
+          <w:rFonts w:ascii="Consolas" w:cs="Consolas" w:hAnsi="Consolas" w:eastAsia="Consolas"/>
+          <w:sz w:val="22"/>
+          <w:szCs w:val="22"/>
           <w:rtl w:val="0"/>
           <w:lang w:val="en-US"/>
         </w:rPr>
@@ -5167,7 +5739,9 @@
       </w:r>
       <w:r>
         <w:rPr>
-          <w:rStyle w:val="Verbatim Char"/>
+          <w:rFonts w:ascii="Consolas" w:cs="Consolas" w:hAnsi="Consolas" w:eastAsia="Consolas"/>
+          <w:sz w:val="22"/>
+          <w:szCs w:val="22"/>
           <w:rtl w:val="0"/>
         </w:rPr>
         <w:br w:type="textWrapping"/>
@@ -5175,7 +5749,9 @@
       </w:r>
       <w:r>
         <w:rPr>
-          <w:rStyle w:val="Verbatim Char"/>
+          <w:rFonts w:ascii="Consolas" w:cs="Consolas" w:hAnsi="Consolas" w:eastAsia="Consolas"/>
+          <w:sz w:val="22"/>
+          <w:szCs w:val="22"/>
           <w:rtl w:val="0"/>
           <w:lang w:val="en-US"/>
         </w:rPr>
@@ -5187,7 +5763,9 @@
       </w:r>
       <w:r>
         <w:rPr>
-          <w:rStyle w:val="Verbatim Char"/>
+          <w:rFonts w:ascii="Consolas" w:cs="Consolas" w:hAnsi="Consolas" w:eastAsia="Consolas"/>
+          <w:sz w:val="22"/>
+          <w:szCs w:val="22"/>
           <w:rtl w:val="0"/>
           <w:lang w:val="en-US"/>
         </w:rPr>
@@ -5198,7 +5776,9 @@
       </w:r>
       <w:r>
         <w:rPr>
-          <w:rStyle w:val="Verbatim Char"/>
+          <w:rFonts w:ascii="Consolas" w:cs="Consolas" w:hAnsi="Consolas" w:eastAsia="Consolas"/>
+          <w:sz w:val="22"/>
+          <w:szCs w:val="22"/>
           <w:rtl w:val="0"/>
           <w:lang w:val="en-US"/>
         </w:rPr>
@@ -5206,7 +5786,9 @@
       </w:r>
       <w:r>
         <w:rPr>
-          <w:rStyle w:val="Verbatim Char"/>
+          <w:rFonts w:ascii="Consolas" w:cs="Consolas" w:hAnsi="Consolas" w:eastAsia="Consolas"/>
+          <w:sz w:val="22"/>
+          <w:szCs w:val="22"/>
           <w:rtl w:val="0"/>
         </w:rPr>
         <w:br w:type="textWrapping"/>
@@ -5214,7 +5796,9 @@
       </w:r>
       <w:r>
         <w:rPr>
-          <w:rStyle w:val="Verbatim Char"/>
+          <w:rFonts w:ascii="Consolas" w:cs="Consolas" w:hAnsi="Consolas" w:eastAsia="Consolas"/>
+          <w:sz w:val="22"/>
+          <w:szCs w:val="22"/>
           <w:rtl w:val="0"/>
           <w:lang w:val="en-US"/>
         </w:rPr>
@@ -5226,7 +5810,9 @@
       </w:r>
       <w:r>
         <w:rPr>
-          <w:rStyle w:val="Verbatim Char"/>
+          <w:rFonts w:ascii="Consolas" w:cs="Consolas" w:hAnsi="Consolas" w:eastAsia="Consolas"/>
+          <w:sz w:val="22"/>
+          <w:szCs w:val="22"/>
           <w:rtl w:val="0"/>
           <w:lang w:val="en-US"/>
         </w:rPr>
@@ -5234,7 +5820,9 @@
       </w:r>
       <w:r>
         <w:rPr>
-          <w:rStyle w:val="Verbatim Char"/>
+          <w:rFonts w:ascii="Consolas" w:cs="Consolas" w:hAnsi="Consolas" w:eastAsia="Consolas"/>
+          <w:sz w:val="22"/>
+          <w:szCs w:val="22"/>
           <w:rtl w:val="0"/>
         </w:rPr>
         <w:br w:type="textWrapping"/>
@@ -5242,7 +5830,9 @@
       </w:r>
       <w:r>
         <w:rPr>
-          <w:rStyle w:val="Verbatim Char"/>
+          <w:rFonts w:ascii="Consolas" w:cs="Consolas" w:hAnsi="Consolas" w:eastAsia="Consolas"/>
+          <w:sz w:val="22"/>
+          <w:szCs w:val="22"/>
           <w:rtl w:val="0"/>
           <w:lang w:val="en-US"/>
         </w:rPr>
@@ -5250,7 +5840,9 @@
       </w:r>
       <w:r>
         <w:rPr>
-          <w:rStyle w:val="Verbatim Char"/>
+          <w:rFonts w:ascii="Consolas" w:cs="Consolas" w:hAnsi="Consolas" w:eastAsia="Consolas"/>
+          <w:sz w:val="22"/>
+          <w:szCs w:val="22"/>
           <w:rtl w:val="0"/>
         </w:rPr>
         <w:br w:type="textWrapping"/>
@@ -5258,7 +5850,9 @@
       </w:r>
       <w:r>
         <w:rPr>
-          <w:rStyle w:val="Verbatim Char"/>
+          <w:rFonts w:ascii="Consolas" w:cs="Consolas" w:hAnsi="Consolas" w:eastAsia="Consolas"/>
+          <w:sz w:val="22"/>
+          <w:szCs w:val="22"/>
           <w:rtl w:val="0"/>
           <w:lang w:val="en-US"/>
         </w:rPr>
@@ -5266,7 +5860,9 @@
       </w:r>
       <w:r>
         <w:rPr>
-          <w:rStyle w:val="Verbatim Char"/>
+          <w:rFonts w:ascii="Consolas" w:cs="Consolas" w:hAnsi="Consolas" w:eastAsia="Consolas"/>
+          <w:sz w:val="22"/>
+          <w:szCs w:val="22"/>
           <w:rtl w:val="0"/>
         </w:rPr>
         <w:br w:type="textWrapping"/>
@@ -5274,7 +5870,9 @@
       </w:r>
       <w:r>
         <w:rPr>
-          <w:rStyle w:val="Verbatim Char"/>
+          <w:rFonts w:ascii="Consolas" w:cs="Consolas" w:hAnsi="Consolas" w:eastAsia="Consolas"/>
+          <w:sz w:val="22"/>
+          <w:szCs w:val="22"/>
           <w:rtl w:val="0"/>
           <w:lang w:val="en-US"/>
         </w:rPr>
@@ -5282,7 +5880,9 @@
       </w:r>
       <w:r>
         <w:rPr>
-          <w:rStyle w:val="Verbatim Char"/>
+          <w:rFonts w:ascii="Consolas" w:cs="Consolas" w:hAnsi="Consolas" w:eastAsia="Consolas"/>
+          <w:sz w:val="22"/>
+          <w:szCs w:val="22"/>
           <w:rtl w:val="0"/>
         </w:rPr>
         <w:br w:type="textWrapping"/>
@@ -5290,7 +5890,9 @@
       </w:r>
       <w:r>
         <w:rPr>
-          <w:rStyle w:val="Verbatim Char"/>
+          <w:rFonts w:ascii="Consolas" w:cs="Consolas" w:hAnsi="Consolas" w:eastAsia="Consolas"/>
+          <w:sz w:val="22"/>
+          <w:szCs w:val="22"/>
           <w:rtl w:val="0"/>
           <w:lang w:val="en-US"/>
         </w:rPr>
@@ -5298,7 +5900,9 @@
       </w:r>
       <w:r>
         <w:rPr>
-          <w:rStyle w:val="Verbatim Char"/>
+          <w:rFonts w:ascii="Consolas" w:cs="Consolas" w:hAnsi="Consolas" w:eastAsia="Consolas"/>
+          <w:sz w:val="22"/>
+          <w:szCs w:val="22"/>
           <w:rtl w:val="0"/>
         </w:rPr>
         <w:br w:type="textWrapping"/>
@@ -5306,7 +5910,9 @@
       </w:r>
       <w:r>
         <w:rPr>
-          <w:rStyle w:val="Verbatim Char"/>
+          <w:rFonts w:ascii="Consolas" w:cs="Consolas" w:hAnsi="Consolas" w:eastAsia="Consolas"/>
+          <w:sz w:val="22"/>
+          <w:szCs w:val="22"/>
           <w:rtl w:val="0"/>
           <w:lang w:val="en-US"/>
         </w:rPr>
@@ -5314,7 +5920,9 @@
       </w:r>
       <w:r>
         <w:rPr>
-          <w:rStyle w:val="Verbatim Char"/>
+          <w:rFonts w:ascii="Consolas" w:cs="Consolas" w:hAnsi="Consolas" w:eastAsia="Consolas"/>
+          <w:sz w:val="22"/>
+          <w:szCs w:val="22"/>
           <w:rtl w:val="0"/>
         </w:rPr>
         <w:br w:type="textWrapping"/>
@@ -5322,7 +5930,9 @@
       </w:r>
       <w:r>
         <w:rPr>
-          <w:rStyle w:val="Verbatim Char"/>
+          <w:rFonts w:ascii="Consolas" w:cs="Consolas" w:hAnsi="Consolas" w:eastAsia="Consolas"/>
+          <w:sz w:val="22"/>
+          <w:szCs w:val="22"/>
           <w:rtl w:val="0"/>
           <w:lang w:val="en-US"/>
         </w:rPr>
@@ -5333,7 +5943,9 @@
       </w:r>
       <w:r>
         <w:rPr>
-          <w:rStyle w:val="Verbatim Char"/>
+          <w:rFonts w:ascii="Consolas" w:cs="Consolas" w:hAnsi="Consolas" w:eastAsia="Consolas"/>
+          <w:sz w:val="22"/>
+          <w:szCs w:val="22"/>
           <w:rtl w:val="0"/>
           <w:lang w:val="en-US"/>
         </w:rPr>
@@ -5426,7 +6038,9 @@
       </w:pPr>
       <w:r>
         <w:rPr>
-          <w:rStyle w:val="Verbatim Char"/>
+          <w:rFonts w:ascii="Consolas" w:cs="Consolas" w:hAnsi="Consolas" w:eastAsia="Consolas"/>
+          <w:sz w:val="22"/>
+          <w:szCs w:val="22"/>
           <w:rtl w:val="0"/>
           <w:lang w:val="en-US"/>
         </w:rPr>
@@ -5437,7 +6051,9 @@
       </w:r>
       <w:r>
         <w:rPr>
-          <w:rStyle w:val="Verbatim Char"/>
+          <w:rFonts w:ascii="Consolas" w:cs="Consolas" w:hAnsi="Consolas" w:eastAsia="Consolas"/>
+          <w:sz w:val="22"/>
+          <w:szCs w:val="22"/>
           <w:rtl w:val="0"/>
           <w:lang w:val="en-US"/>
         </w:rPr>
@@ -5448,7 +6064,9 @@
       </w:r>
       <w:r>
         <w:rPr>
-          <w:rStyle w:val="Verbatim Char"/>
+          <w:rFonts w:ascii="Consolas" w:cs="Consolas" w:hAnsi="Consolas" w:eastAsia="Consolas"/>
+          <w:sz w:val="22"/>
+          <w:szCs w:val="22"/>
           <w:rtl w:val="0"/>
           <w:lang w:val="en-US"/>
         </w:rPr>
@@ -5459,7 +6077,9 @@
       </w:r>
       <w:r>
         <w:rPr>
-          <w:rStyle w:val="Verbatim Char"/>
+          <w:rFonts w:ascii="Consolas" w:cs="Consolas" w:hAnsi="Consolas" w:eastAsia="Consolas"/>
+          <w:sz w:val="22"/>
+          <w:szCs w:val="22"/>
           <w:rtl w:val="0"/>
           <w:lang w:val="en-US"/>
         </w:rPr>
@@ -5471,7 +6091,9 @@
       </w:r>
       <w:r>
         <w:rPr>
-          <w:rStyle w:val="Verbatim Char"/>
+          <w:rFonts w:ascii="Consolas" w:cs="Consolas" w:hAnsi="Consolas" w:eastAsia="Consolas"/>
+          <w:sz w:val="22"/>
+          <w:szCs w:val="22"/>
           <w:rtl w:val="0"/>
           <w:lang w:val="en-US"/>
         </w:rPr>
@@ -5482,7 +6104,9 @@
       </w:r>
       <w:r>
         <w:rPr>
-          <w:rStyle w:val="Verbatim Char"/>
+          <w:rFonts w:ascii="Consolas" w:cs="Consolas" w:hAnsi="Consolas" w:eastAsia="Consolas"/>
+          <w:sz w:val="22"/>
+          <w:szCs w:val="22"/>
           <w:rtl w:val="0"/>
           <w:lang w:val="en-US"/>
         </w:rPr>
@@ -5493,7 +6117,9 @@
       </w:r>
       <w:r>
         <w:rPr>
-          <w:rStyle w:val="Verbatim Char"/>
+          <w:rFonts w:ascii="Consolas" w:cs="Consolas" w:hAnsi="Consolas" w:eastAsia="Consolas"/>
+          <w:sz w:val="22"/>
+          <w:szCs w:val="22"/>
           <w:rtl w:val="0"/>
           <w:lang w:val="en-US"/>
         </w:rPr>
@@ -5504,7 +6130,9 @@
       </w:r>
       <w:r>
         <w:rPr>
-          <w:rStyle w:val="Verbatim Char"/>
+          <w:rFonts w:ascii="Consolas" w:cs="Consolas" w:hAnsi="Consolas" w:eastAsia="Consolas"/>
+          <w:sz w:val="22"/>
+          <w:szCs w:val="22"/>
           <w:rtl w:val="0"/>
           <w:lang w:val="en-US"/>
         </w:rPr>
@@ -5515,7 +6143,9 @@
       </w:r>
       <w:r>
         <w:rPr>
-          <w:rStyle w:val="Verbatim Char"/>
+          <w:rFonts w:ascii="Consolas" w:cs="Consolas" w:hAnsi="Consolas" w:eastAsia="Consolas"/>
+          <w:sz w:val="22"/>
+          <w:szCs w:val="22"/>
           <w:rtl w:val="0"/>
           <w:lang w:val="en-US"/>
         </w:rPr>
@@ -5526,7 +6156,9 @@
       </w:r>
       <w:r>
         <w:rPr>
-          <w:rStyle w:val="Verbatim Char"/>
+          <w:rFonts w:ascii="Consolas" w:cs="Consolas" w:hAnsi="Consolas" w:eastAsia="Consolas"/>
+          <w:sz w:val="22"/>
+          <w:szCs w:val="22"/>
           <w:rtl w:val="0"/>
           <w:lang w:val="en-US"/>
         </w:rPr>
@@ -5538,7 +6170,9 @@
       </w:r>
       <w:r>
         <w:rPr>
-          <w:rStyle w:val="Verbatim Char"/>
+          <w:rFonts w:ascii="Consolas" w:cs="Consolas" w:hAnsi="Consolas" w:eastAsia="Consolas"/>
+          <w:sz w:val="22"/>
+          <w:szCs w:val="22"/>
           <w:rtl w:val="0"/>
           <w:lang w:val="en-US"/>
         </w:rPr>
@@ -5549,7 +6183,9 @@
       </w:r>
       <w:r>
         <w:rPr>
-          <w:rStyle w:val="Verbatim Char"/>
+          <w:rFonts w:ascii="Consolas" w:cs="Consolas" w:hAnsi="Consolas" w:eastAsia="Consolas"/>
+          <w:sz w:val="22"/>
+          <w:szCs w:val="22"/>
           <w:rtl w:val="0"/>
           <w:lang w:val="en-US"/>
         </w:rPr>
@@ -5561,7 +6197,9 @@
       </w:r>
       <w:r>
         <w:rPr>
-          <w:rStyle w:val="Verbatim Char"/>
+          <w:rFonts w:ascii="Consolas" w:cs="Consolas" w:hAnsi="Consolas" w:eastAsia="Consolas"/>
+          <w:sz w:val="22"/>
+          <w:szCs w:val="22"/>
           <w:rtl w:val="0"/>
           <w:lang w:val="en-US"/>
         </w:rPr>
@@ -5572,7 +6210,9 @@
       </w:r>
       <w:r>
         <w:rPr>
-          <w:rStyle w:val="Verbatim Char"/>
+          <w:rFonts w:ascii="Consolas" w:cs="Consolas" w:hAnsi="Consolas" w:eastAsia="Consolas"/>
+          <w:sz w:val="22"/>
+          <w:szCs w:val="22"/>
           <w:rtl w:val="0"/>
           <w:lang w:val="en-US"/>
         </w:rPr>
@@ -5584,7 +6224,9 @@
       </w:r>
       <w:r>
         <w:rPr>
-          <w:rStyle w:val="Verbatim Char"/>
+          <w:rFonts w:ascii="Consolas" w:cs="Consolas" w:hAnsi="Consolas" w:eastAsia="Consolas"/>
+          <w:sz w:val="22"/>
+          <w:szCs w:val="22"/>
           <w:rtl w:val="0"/>
           <w:lang w:val="en-US"/>
         </w:rPr>
@@ -5595,7 +6237,9 @@
       </w:r>
       <w:r>
         <w:rPr>
-          <w:rStyle w:val="Verbatim Char"/>
+          <w:rFonts w:ascii="Consolas" w:cs="Consolas" w:hAnsi="Consolas" w:eastAsia="Consolas"/>
+          <w:sz w:val="22"/>
+          <w:szCs w:val="22"/>
           <w:rtl w:val="0"/>
           <w:lang w:val="en-US"/>
         </w:rPr>
@@ -5607,7 +6251,9 @@
       </w:r>
       <w:r>
         <w:rPr>
-          <w:rStyle w:val="Verbatim Char"/>
+          <w:rFonts w:ascii="Consolas" w:cs="Consolas" w:hAnsi="Consolas" w:eastAsia="Consolas"/>
+          <w:sz w:val="22"/>
+          <w:szCs w:val="22"/>
           <w:rtl w:val="0"/>
           <w:lang w:val="en-US"/>
         </w:rPr>
@@ -5618,7 +6264,9 @@
       </w:r>
       <w:r>
         <w:rPr>
-          <w:rStyle w:val="Verbatim Char"/>
+          <w:rFonts w:ascii="Consolas" w:cs="Consolas" w:hAnsi="Consolas" w:eastAsia="Consolas"/>
+          <w:sz w:val="22"/>
+          <w:szCs w:val="22"/>
           <w:rtl w:val="0"/>
           <w:lang w:val="en-US"/>
         </w:rPr>
@@ -5629,7 +6277,9 @@
       </w:r>
       <w:r>
         <w:rPr>
-          <w:rStyle w:val="Verbatim Char"/>
+          <w:rFonts w:ascii="Consolas" w:cs="Consolas" w:hAnsi="Consolas" w:eastAsia="Consolas"/>
+          <w:sz w:val="22"/>
+          <w:szCs w:val="22"/>
           <w:rtl w:val="0"/>
           <w:lang w:val="en-US"/>
         </w:rPr>
@@ -5640,7 +6290,9 @@
       </w:r>
       <w:r>
         <w:rPr>
-          <w:rStyle w:val="Verbatim Char"/>
+          <w:rFonts w:ascii="Consolas" w:cs="Consolas" w:hAnsi="Consolas" w:eastAsia="Consolas"/>
+          <w:sz w:val="22"/>
+          <w:szCs w:val="22"/>
           <w:rtl w:val="0"/>
           <w:lang w:val="en-US"/>
         </w:rPr>
@@ -5652,7 +6304,9 @@
       </w:r>
       <w:r>
         <w:rPr>
-          <w:rStyle w:val="Verbatim Char"/>
+          <w:rFonts w:ascii="Consolas" w:cs="Consolas" w:hAnsi="Consolas" w:eastAsia="Consolas"/>
+          <w:sz w:val="22"/>
+          <w:szCs w:val="22"/>
           <w:rtl w:val="0"/>
           <w:lang w:val="en-US"/>
         </w:rPr>
@@ -5663,7 +6317,9 @@
       </w:r>
       <w:r>
         <w:rPr>
-          <w:rStyle w:val="Verbatim Char"/>
+          <w:rFonts w:ascii="Consolas" w:cs="Consolas" w:hAnsi="Consolas" w:eastAsia="Consolas"/>
+          <w:sz w:val="22"/>
+          <w:szCs w:val="22"/>
           <w:rtl w:val="0"/>
           <w:lang w:val="en-US"/>
         </w:rPr>
@@ -5674,7 +6330,9 @@
       </w:r>
       <w:r>
         <w:rPr>
-          <w:rStyle w:val="Verbatim Char"/>
+          <w:rFonts w:ascii="Consolas" w:cs="Consolas" w:hAnsi="Consolas" w:eastAsia="Consolas"/>
+          <w:sz w:val="22"/>
+          <w:szCs w:val="22"/>
           <w:rtl w:val="0"/>
           <w:lang w:val="en-US"/>
         </w:rPr>
@@ -5686,7 +6344,9 @@
       </w:r>
       <w:r>
         <w:rPr>
-          <w:rStyle w:val="Verbatim Char"/>
+          <w:rFonts w:ascii="Consolas" w:cs="Consolas" w:hAnsi="Consolas" w:eastAsia="Consolas"/>
+          <w:sz w:val="22"/>
+          <w:szCs w:val="22"/>
           <w:rtl w:val="0"/>
           <w:lang w:val="en-US"/>
         </w:rPr>
@@ -5694,7 +6354,9 @@
       </w:r>
       <w:r>
         <w:rPr>
-          <w:rStyle w:val="Verbatim Char"/>
+          <w:rFonts w:ascii="Consolas" w:cs="Consolas" w:hAnsi="Consolas" w:eastAsia="Consolas"/>
+          <w:sz w:val="22"/>
+          <w:szCs w:val="22"/>
           <w:rtl w:val="0"/>
           <w:lang w:val="en-US"/>
         </w:rPr>
@@ -5702,7 +6364,9 @@
       </w:r>
       <w:r>
         <w:rPr>
-          <w:rStyle w:val="Verbatim Char"/>
+          <w:rFonts w:ascii="Consolas" w:cs="Consolas" w:hAnsi="Consolas" w:eastAsia="Consolas"/>
+          <w:sz w:val="22"/>
+          <w:szCs w:val="22"/>
           <w:rtl w:val="0"/>
           <w:lang w:val="en-US"/>
         </w:rPr>
@@ -5710,7 +6374,9 @@
       </w:r>
       <w:r>
         <w:rPr>
-          <w:rStyle w:val="Verbatim Char"/>
+          <w:rFonts w:ascii="Consolas" w:cs="Consolas" w:hAnsi="Consolas" w:eastAsia="Consolas"/>
+          <w:sz w:val="22"/>
+          <w:szCs w:val="22"/>
           <w:rtl w:val="0"/>
         </w:rPr>
         <w:br w:type="textWrapping"/>
@@ -5718,7 +6384,9 @@
       </w:r>
       <w:r>
         <w:rPr>
-          <w:rStyle w:val="Verbatim Char"/>
+          <w:rFonts w:ascii="Consolas" w:cs="Consolas" w:hAnsi="Consolas" w:eastAsia="Consolas"/>
+          <w:sz w:val="22"/>
+          <w:szCs w:val="22"/>
           <w:rtl w:val="0"/>
           <w:lang w:val="en-US"/>
         </w:rPr>
@@ -5729,7 +6397,9 @@
       </w:r>
       <w:r>
         <w:rPr>
-          <w:rStyle w:val="Verbatim Char"/>
+          <w:rFonts w:ascii="Consolas" w:cs="Consolas" w:hAnsi="Consolas" w:eastAsia="Consolas"/>
+          <w:sz w:val="22"/>
+          <w:szCs w:val="22"/>
           <w:rtl w:val="0"/>
           <w:lang w:val="en-US"/>
         </w:rPr>
@@ -5741,7 +6411,9 @@
       </w:r>
       <w:r>
         <w:rPr>
-          <w:rStyle w:val="Verbatim Char"/>
+          <w:rFonts w:ascii="Consolas" w:cs="Consolas" w:hAnsi="Consolas" w:eastAsia="Consolas"/>
+          <w:sz w:val="22"/>
+          <w:szCs w:val="22"/>
           <w:rtl w:val="0"/>
           <w:lang w:val="en-US"/>
         </w:rPr>
@@ -5749,7 +6421,9 @@
       </w:r>
       <w:r>
         <w:rPr>
-          <w:rStyle w:val="Verbatim Char"/>
+          <w:rFonts w:ascii="Consolas" w:cs="Consolas" w:hAnsi="Consolas" w:eastAsia="Consolas"/>
+          <w:sz w:val="22"/>
+          <w:szCs w:val="22"/>
           <w:rtl w:val="0"/>
         </w:rPr>
         <w:br w:type="textWrapping"/>
@@ -5757,7 +6431,9 @@
       </w:r>
       <w:r>
         <w:rPr>
-          <w:rStyle w:val="Verbatim Char"/>
+          <w:rFonts w:ascii="Consolas" w:cs="Consolas" w:hAnsi="Consolas" w:eastAsia="Consolas"/>
+          <w:sz w:val="22"/>
+          <w:szCs w:val="22"/>
           <w:rtl w:val="0"/>
           <w:lang w:val="en-US"/>
         </w:rPr>
@@ -5768,7 +6444,9 @@
       </w:r>
       <w:r>
         <w:rPr>
-          <w:rStyle w:val="Verbatim Char"/>
+          <w:rFonts w:ascii="Consolas" w:cs="Consolas" w:hAnsi="Consolas" w:eastAsia="Consolas"/>
+          <w:sz w:val="22"/>
+          <w:szCs w:val="22"/>
           <w:rtl w:val="0"/>
           <w:lang w:val="en-US"/>
         </w:rPr>
@@ -5788,7 +6466,9 @@
       </w:r>
       <w:r>
         <w:rPr>
-          <w:rStyle w:val="Verbatim Char"/>
+          <w:rFonts w:ascii="Consolas" w:cs="Consolas" w:hAnsi="Consolas" w:eastAsia="Consolas"/>
+          <w:sz w:val="22"/>
+          <w:szCs w:val="22"/>
           <w:rtl w:val="0"/>
           <w:lang w:val="en-US"/>
         </w:rPr>
@@ -5803,7 +6483,9 @@
       </w:r>
       <w:r>
         <w:rPr>
-          <w:rStyle w:val="Verbatim Char"/>
+          <w:rFonts w:ascii="Consolas" w:cs="Consolas" w:hAnsi="Consolas" w:eastAsia="Consolas"/>
+          <w:sz w:val="22"/>
+          <w:szCs w:val="22"/>
           <w:rtl w:val="0"/>
           <w:lang w:val="en-US"/>
         </w:rPr>
@@ -5877,7 +6559,9 @@
       </w:pPr>
       <w:r>
         <w:rPr>
-          <w:rStyle w:val="Verbatim Char"/>
+          <w:rFonts w:ascii="Consolas" w:cs="Consolas" w:hAnsi="Consolas" w:eastAsia="Consolas"/>
+          <w:sz w:val="22"/>
+          <w:szCs w:val="22"/>
           <w:rtl w:val="0"/>
           <w:lang w:val="en-US"/>
         </w:rPr>
@@ -5888,7 +6572,9 @@
       </w:r>
       <w:r>
         <w:rPr>
-          <w:rStyle w:val="Verbatim Char"/>
+          <w:rFonts w:ascii="Consolas" w:cs="Consolas" w:hAnsi="Consolas" w:eastAsia="Consolas"/>
+          <w:sz w:val="22"/>
+          <w:szCs w:val="22"/>
           <w:rtl w:val="0"/>
           <w:lang w:val="en-US"/>
         </w:rPr>
@@ -5899,7 +6585,9 @@
       </w:r>
       <w:r>
         <w:rPr>
-          <w:rStyle w:val="Verbatim Char"/>
+          <w:rFonts w:ascii="Consolas" w:cs="Consolas" w:hAnsi="Consolas" w:eastAsia="Consolas"/>
+          <w:sz w:val="22"/>
+          <w:szCs w:val="22"/>
           <w:rtl w:val="0"/>
           <w:lang w:val="en-US"/>
         </w:rPr>
@@ -5910,7 +6598,9 @@
       </w:r>
       <w:r>
         <w:rPr>
-          <w:rStyle w:val="Verbatim Char"/>
+          <w:rFonts w:ascii="Consolas" w:cs="Consolas" w:hAnsi="Consolas" w:eastAsia="Consolas"/>
+          <w:sz w:val="22"/>
+          <w:szCs w:val="22"/>
           <w:rtl w:val="0"/>
           <w:lang w:val="en-US"/>
         </w:rPr>
@@ -5921,7 +6611,9 @@
       </w:r>
       <w:r>
         <w:rPr>
-          <w:rStyle w:val="Verbatim Char"/>
+          <w:rFonts w:ascii="Consolas" w:cs="Consolas" w:hAnsi="Consolas" w:eastAsia="Consolas"/>
+          <w:sz w:val="22"/>
+          <w:szCs w:val="22"/>
           <w:rtl w:val="0"/>
           <w:lang w:val="en-US"/>
         </w:rPr>
@@ -5932,7 +6624,9 @@
       </w:r>
       <w:r>
         <w:rPr>
-          <w:rStyle w:val="Verbatim Char"/>
+          <w:rFonts w:ascii="Consolas" w:cs="Consolas" w:hAnsi="Consolas" w:eastAsia="Consolas"/>
+          <w:sz w:val="22"/>
+          <w:szCs w:val="22"/>
           <w:rtl w:val="0"/>
           <w:lang w:val="en-US"/>
         </w:rPr>
@@ -5943,7 +6637,9 @@
       </w:r>
       <w:r>
         <w:rPr>
-          <w:rStyle w:val="Verbatim Char"/>
+          <w:rFonts w:ascii="Consolas" w:cs="Consolas" w:hAnsi="Consolas" w:eastAsia="Consolas"/>
+          <w:sz w:val="22"/>
+          <w:szCs w:val="22"/>
           <w:rtl w:val="0"/>
           <w:lang w:val="en-US"/>
         </w:rPr>
@@ -5954,7 +6650,9 @@
       </w:r>
       <w:r>
         <w:rPr>
-          <w:rStyle w:val="Verbatim Char"/>
+          <w:rFonts w:ascii="Consolas" w:cs="Consolas" w:hAnsi="Consolas" w:eastAsia="Consolas"/>
+          <w:sz w:val="22"/>
+          <w:szCs w:val="22"/>
           <w:rtl w:val="0"/>
           <w:lang w:val="en-US"/>
         </w:rPr>
@@ -5966,7 +6664,9 @@
       </w:r>
       <w:r>
         <w:rPr>
-          <w:rStyle w:val="Verbatim Char"/>
+          <w:rFonts w:ascii="Consolas" w:cs="Consolas" w:hAnsi="Consolas" w:eastAsia="Consolas"/>
+          <w:sz w:val="22"/>
+          <w:szCs w:val="22"/>
           <w:rtl w:val="0"/>
           <w:lang w:val="en-US"/>
         </w:rPr>
@@ -5977,7 +6677,9 @@
       </w:r>
       <w:r>
         <w:rPr>
-          <w:rStyle w:val="Verbatim Char"/>
+          <w:rFonts w:ascii="Consolas" w:cs="Consolas" w:hAnsi="Consolas" w:eastAsia="Consolas"/>
+          <w:sz w:val="22"/>
+          <w:szCs w:val="22"/>
           <w:rtl w:val="0"/>
           <w:lang w:val="en-US"/>
         </w:rPr>
@@ -5988,7 +6690,9 @@
       </w:r>
       <w:r>
         <w:rPr>
-          <w:rStyle w:val="Verbatim Char"/>
+          <w:rFonts w:ascii="Consolas" w:cs="Consolas" w:hAnsi="Consolas" w:eastAsia="Consolas"/>
+          <w:sz w:val="22"/>
+          <w:szCs w:val="22"/>
           <w:rtl w:val="0"/>
           <w:lang w:val="en-US"/>
         </w:rPr>
@@ -5999,7 +6703,9 @@
       </w:r>
       <w:r>
         <w:rPr>
-          <w:rStyle w:val="Verbatim Char"/>
+          <w:rFonts w:ascii="Consolas" w:cs="Consolas" w:hAnsi="Consolas" w:eastAsia="Consolas"/>
+          <w:sz w:val="22"/>
+          <w:szCs w:val="22"/>
           <w:rtl w:val="0"/>
           <w:lang w:val="en-US"/>
         </w:rPr>
@@ -6010,7 +6716,9 @@
       </w:r>
       <w:r>
         <w:rPr>
-          <w:rStyle w:val="Verbatim Char"/>
+          <w:rFonts w:ascii="Consolas" w:cs="Consolas" w:hAnsi="Consolas" w:eastAsia="Consolas"/>
+          <w:sz w:val="22"/>
+          <w:szCs w:val="22"/>
           <w:rtl w:val="0"/>
           <w:lang w:val="en-US"/>
         </w:rPr>
@@ -6021,7 +6729,9 @@
       </w:r>
       <w:r>
         <w:rPr>
-          <w:rStyle w:val="Verbatim Char"/>
+          <w:rFonts w:ascii="Consolas" w:cs="Consolas" w:hAnsi="Consolas" w:eastAsia="Consolas"/>
+          <w:sz w:val="22"/>
+          <w:szCs w:val="22"/>
           <w:rtl w:val="0"/>
           <w:lang w:val="en-US"/>
         </w:rPr>
@@ -6032,7 +6742,9 @@
       </w:r>
       <w:r>
         <w:rPr>
-          <w:rStyle w:val="Verbatim Char"/>
+          <w:rFonts w:ascii="Consolas" w:cs="Consolas" w:hAnsi="Consolas" w:eastAsia="Consolas"/>
+          <w:sz w:val="22"/>
+          <w:szCs w:val="22"/>
           <w:rtl w:val="0"/>
           <w:lang w:val="en-US"/>
         </w:rPr>
@@ -6044,7 +6756,9 @@
       </w:r>
       <w:r>
         <w:rPr>
-          <w:rStyle w:val="Verbatim Char"/>
+          <w:rFonts w:ascii="Consolas" w:cs="Consolas" w:hAnsi="Consolas" w:eastAsia="Consolas"/>
+          <w:sz w:val="22"/>
+          <w:szCs w:val="22"/>
           <w:rtl w:val="0"/>
           <w:lang w:val="en-US"/>
         </w:rPr>
@@ -6056,7 +6770,9 @@
       </w:r>
       <w:r>
         <w:rPr>
-          <w:rStyle w:val="Verbatim Char"/>
+          <w:rFonts w:ascii="Consolas" w:cs="Consolas" w:hAnsi="Consolas" w:eastAsia="Consolas"/>
+          <w:sz w:val="22"/>
+          <w:szCs w:val="22"/>
           <w:rtl w:val="0"/>
           <w:lang w:val="en-US"/>
         </w:rPr>
@@ -6067,7 +6783,9 @@
       </w:r>
       <w:r>
         <w:rPr>
-          <w:rStyle w:val="Verbatim Char"/>
+          <w:rFonts w:ascii="Consolas" w:cs="Consolas" w:hAnsi="Consolas" w:eastAsia="Consolas"/>
+          <w:sz w:val="22"/>
+          <w:szCs w:val="22"/>
           <w:rtl w:val="0"/>
           <w:lang w:val="en-US"/>
         </w:rPr>
@@ -6087,7 +6805,9 @@
       </w:r>
       <w:r>
         <w:rPr>
-          <w:rStyle w:val="Verbatim Char"/>
+          <w:rFonts w:ascii="Consolas" w:cs="Consolas" w:hAnsi="Consolas" w:eastAsia="Consolas"/>
+          <w:sz w:val="22"/>
+          <w:szCs w:val="22"/>
           <w:rtl w:val="0"/>
           <w:lang w:val="en-US"/>
         </w:rPr>
@@ -6107,7 +6827,9 @@
       </w:pPr>
       <w:r>
         <w:rPr>
-          <w:rStyle w:val="Verbatim Char"/>
+          <w:rFonts w:ascii="Consolas" w:cs="Consolas" w:hAnsi="Consolas" w:eastAsia="Consolas"/>
+          <w:sz w:val="22"/>
+          <w:szCs w:val="22"/>
           <w:rtl w:val="0"/>
           <w:lang w:val="en-US"/>
         </w:rPr>
@@ -6118,7 +6840,9 @@
       </w:r>
       <w:r>
         <w:rPr>
-          <w:rStyle w:val="Verbatim Char"/>
+          <w:rFonts w:ascii="Consolas" w:cs="Consolas" w:hAnsi="Consolas" w:eastAsia="Consolas"/>
+          <w:sz w:val="22"/>
+          <w:szCs w:val="22"/>
           <w:rtl w:val="0"/>
           <w:lang w:val="en-US"/>
         </w:rPr>
@@ -6129,7 +6853,9 @@
       </w:r>
       <w:r>
         <w:rPr>
-          <w:rStyle w:val="Verbatim Char"/>
+          <w:rFonts w:ascii="Consolas" w:cs="Consolas" w:hAnsi="Consolas" w:eastAsia="Consolas"/>
+          <w:sz w:val="22"/>
+          <w:szCs w:val="22"/>
           <w:rtl w:val="0"/>
           <w:lang w:val="en-US"/>
         </w:rPr>
@@ -6140,7 +6866,9 @@
       </w:r>
       <w:r>
         <w:rPr>
-          <w:rStyle w:val="Verbatim Char"/>
+          <w:rFonts w:ascii="Consolas" w:cs="Consolas" w:hAnsi="Consolas" w:eastAsia="Consolas"/>
+          <w:sz w:val="22"/>
+          <w:szCs w:val="22"/>
           <w:rtl w:val="0"/>
           <w:lang w:val="en-US"/>
         </w:rPr>
@@ -6151,7 +6879,9 @@
       </w:r>
       <w:r>
         <w:rPr>
-          <w:rStyle w:val="Verbatim Char"/>
+          <w:rFonts w:ascii="Consolas" w:cs="Consolas" w:hAnsi="Consolas" w:eastAsia="Consolas"/>
+          <w:sz w:val="22"/>
+          <w:szCs w:val="22"/>
           <w:rtl w:val="0"/>
           <w:lang w:val="en-US"/>
         </w:rPr>
@@ -6163,7 +6893,9 @@
       </w:r>
       <w:r>
         <w:rPr>
-          <w:rStyle w:val="Verbatim Char"/>
+          <w:rFonts w:ascii="Consolas" w:cs="Consolas" w:hAnsi="Consolas" w:eastAsia="Consolas"/>
+          <w:sz w:val="22"/>
+          <w:szCs w:val="22"/>
           <w:rtl w:val="0"/>
           <w:lang w:val="en-US"/>
         </w:rPr>
@@ -6174,7 +6906,9 @@
       </w:r>
       <w:r>
         <w:rPr>
-          <w:rStyle w:val="Verbatim Char"/>
+          <w:rFonts w:ascii="Consolas" w:cs="Consolas" w:hAnsi="Consolas" w:eastAsia="Consolas"/>
+          <w:sz w:val="22"/>
+          <w:szCs w:val="22"/>
           <w:rtl w:val="0"/>
           <w:lang w:val="en-US"/>
         </w:rPr>
@@ -6185,7 +6919,9 @@
       </w:r>
       <w:r>
         <w:rPr>
-          <w:rStyle w:val="Verbatim Char"/>
+          <w:rFonts w:ascii="Consolas" w:cs="Consolas" w:hAnsi="Consolas" w:eastAsia="Consolas"/>
+          <w:sz w:val="22"/>
+          <w:szCs w:val="22"/>
           <w:rtl w:val="0"/>
           <w:lang w:val="en-US"/>
         </w:rPr>
@@ -6196,7 +6932,9 @@
       </w:r>
       <w:r>
         <w:rPr>
-          <w:rStyle w:val="Verbatim Char"/>
+          <w:rFonts w:ascii="Consolas" w:cs="Consolas" w:hAnsi="Consolas" w:eastAsia="Consolas"/>
+          <w:sz w:val="22"/>
+          <w:szCs w:val="22"/>
           <w:rtl w:val="0"/>
           <w:lang w:val="en-US"/>
         </w:rPr>
@@ -6208,7 +6946,9 @@
       </w:r>
       <w:r>
         <w:rPr>
-          <w:rStyle w:val="Verbatim Char"/>
+          <w:rFonts w:ascii="Consolas" w:cs="Consolas" w:hAnsi="Consolas" w:eastAsia="Consolas"/>
+          <w:sz w:val="22"/>
+          <w:szCs w:val="22"/>
           <w:rtl w:val="0"/>
           <w:lang w:val="en-US"/>
         </w:rPr>
@@ -6219,7 +6959,9 @@
       </w:r>
       <w:r>
         <w:rPr>
-          <w:rStyle w:val="Verbatim Char"/>
+          <w:rFonts w:ascii="Consolas" w:cs="Consolas" w:hAnsi="Consolas" w:eastAsia="Consolas"/>
+          <w:sz w:val="22"/>
+          <w:szCs w:val="22"/>
           <w:rtl w:val="0"/>
           <w:lang w:val="en-US"/>
         </w:rPr>
@@ -6230,7 +6972,9 @@
       </w:r>
       <w:r>
         <w:rPr>
-          <w:rStyle w:val="Verbatim Char"/>
+          <w:rFonts w:ascii="Consolas" w:cs="Consolas" w:hAnsi="Consolas" w:eastAsia="Consolas"/>
+          <w:sz w:val="22"/>
+          <w:szCs w:val="22"/>
           <w:rtl w:val="0"/>
           <w:lang w:val="en-US"/>
         </w:rPr>
@@ -6242,7 +6986,9 @@
       </w:r>
       <w:r>
         <w:rPr>
-          <w:rStyle w:val="Verbatim Char"/>
+          <w:rFonts w:ascii="Consolas" w:cs="Consolas" w:hAnsi="Consolas" w:eastAsia="Consolas"/>
+          <w:sz w:val="22"/>
+          <w:szCs w:val="22"/>
           <w:rtl w:val="0"/>
           <w:lang w:val="en-US"/>
         </w:rPr>
@@ -6254,7 +7000,9 @@
       </w:r>
       <w:r>
         <w:rPr>
-          <w:rStyle w:val="Verbatim Char"/>
+          <w:rFonts w:ascii="Consolas" w:cs="Consolas" w:hAnsi="Consolas" w:eastAsia="Consolas"/>
+          <w:sz w:val="22"/>
+          <w:szCs w:val="22"/>
           <w:rtl w:val="0"/>
           <w:lang w:val="en-US"/>
         </w:rPr>
@@ -6265,7 +7013,9 @@
       </w:r>
       <w:r>
         <w:rPr>
-          <w:rStyle w:val="Verbatim Char"/>
+          <w:rFonts w:ascii="Consolas" w:cs="Consolas" w:hAnsi="Consolas" w:eastAsia="Consolas"/>
+          <w:sz w:val="22"/>
+          <w:szCs w:val="22"/>
           <w:rtl w:val="0"/>
           <w:lang w:val="en-US"/>
         </w:rPr>
@@ -6655,8 +7405,7 @@
       </w:r>
       <w:r>
         <w:rPr>
-          <w:i w:val="1"/>
-          <w:iCs w:val="1"/>
+          <w:rFonts w:ascii="Cambria Italic" w:hAnsi="Cambria Italic"/>
           <w:rtl w:val="0"/>
           <w:lang w:val="en-US"/>
         </w:rPr>
@@ -6698,8 +7447,7 @@
       </w:r>
       <w:r>
         <w:rPr>
-          <w:i w:val="1"/>
-          <w:iCs w:val="1"/>
+          <w:rFonts w:ascii="Cambria Italic" w:hAnsi="Cambria Italic"/>
           <w:rtl w:val="0"/>
           <w:lang w:val="en-US"/>
         </w:rPr>
@@ -6855,7 +7603,9 @@
       </w:pPr>
       <w:r>
         <w:rPr>
-          <w:rStyle w:val="Verbatim Char"/>
+          <w:rFonts w:ascii="Consolas" w:cs="Consolas" w:hAnsi="Consolas" w:eastAsia="Consolas"/>
+          <w:sz w:val="22"/>
+          <w:szCs w:val="22"/>
           <w:rtl w:val="0"/>
           <w:lang w:val="en-US"/>
         </w:rPr>
@@ -6866,7 +7616,9 @@
       </w:r>
       <w:r>
         <w:rPr>
-          <w:rStyle w:val="Verbatim Char"/>
+          <w:rFonts w:ascii="Consolas" w:cs="Consolas" w:hAnsi="Consolas" w:eastAsia="Consolas"/>
+          <w:sz w:val="22"/>
+          <w:szCs w:val="22"/>
           <w:rtl w:val="0"/>
           <w:lang w:val="en-US"/>
         </w:rPr>
@@ -6877,7 +7629,9 @@
       </w:r>
       <w:r>
         <w:rPr>
-          <w:rStyle w:val="Verbatim Char"/>
+          <w:rFonts w:ascii="Consolas" w:cs="Consolas" w:hAnsi="Consolas" w:eastAsia="Consolas"/>
+          <w:sz w:val="22"/>
+          <w:szCs w:val="22"/>
           <w:rtl w:val="0"/>
           <w:lang w:val="en-US"/>
         </w:rPr>
@@ -6888,7 +7642,9 @@
       </w:r>
       <w:r>
         <w:rPr>
-          <w:rStyle w:val="Verbatim Char"/>
+          <w:rFonts w:ascii="Consolas" w:cs="Consolas" w:hAnsi="Consolas" w:eastAsia="Consolas"/>
+          <w:sz w:val="22"/>
+          <w:szCs w:val="22"/>
           <w:rtl w:val="0"/>
           <w:lang w:val="en-US"/>
         </w:rPr>
@@ -6899,7 +7655,9 @@
       </w:r>
       <w:r>
         <w:rPr>
-          <w:rStyle w:val="Verbatim Char"/>
+          <w:rFonts w:ascii="Consolas" w:cs="Consolas" w:hAnsi="Consolas" w:eastAsia="Consolas"/>
+          <w:sz w:val="22"/>
+          <w:szCs w:val="22"/>
           <w:rtl w:val="0"/>
           <w:lang w:val="en-US"/>
         </w:rPr>
@@ -6910,7 +7668,9 @@
       </w:r>
       <w:r>
         <w:rPr>
-          <w:rStyle w:val="Verbatim Char"/>
+          <w:rFonts w:ascii="Consolas" w:cs="Consolas" w:hAnsi="Consolas" w:eastAsia="Consolas"/>
+          <w:sz w:val="22"/>
+          <w:szCs w:val="22"/>
           <w:rtl w:val="0"/>
           <w:lang w:val="en-US"/>
         </w:rPr>
@@ -6921,7 +7681,9 @@
       </w:r>
       <w:r>
         <w:rPr>
-          <w:rStyle w:val="Verbatim Char"/>
+          <w:rFonts w:ascii="Consolas" w:cs="Consolas" w:hAnsi="Consolas" w:eastAsia="Consolas"/>
+          <w:sz w:val="22"/>
+          <w:szCs w:val="22"/>
           <w:rtl w:val="0"/>
           <w:lang w:val="en-US"/>
         </w:rPr>
@@ -6941,8 +7703,7 @@
       </w:r>
       <w:r>
         <w:rPr>
-          <w:b w:val="1"/>
-          <w:bCs w:val="1"/>
+          <w:rFonts w:ascii="Cambria Bold" w:hAnsi="Cambria Bold"/>
           <w:rtl w:val="0"/>
           <w:lang w:val="en-US"/>
         </w:rPr>
@@ -6957,7 +7718,9 @@
       </w:r>
       <w:r>
         <w:rPr>
-          <w:rStyle w:val="Verbatim Char"/>
+          <w:rFonts w:ascii="Consolas" w:cs="Consolas" w:hAnsi="Consolas" w:eastAsia="Consolas"/>
+          <w:sz w:val="22"/>
+          <w:szCs w:val="22"/>
           <w:rtl w:val="0"/>
           <w:lang w:val="en-US"/>
         </w:rPr>
@@ -6972,7 +7735,9 @@
       </w:r>
       <w:r>
         <w:rPr>
-          <w:rStyle w:val="Verbatim Char"/>
+          <w:rFonts w:ascii="Consolas" w:cs="Consolas" w:hAnsi="Consolas" w:eastAsia="Consolas"/>
+          <w:sz w:val="22"/>
+          <w:szCs w:val="22"/>
           <w:rtl w:val="0"/>
           <w:lang w:val="en-US"/>
         </w:rPr>
@@ -7030,7 +7795,9 @@
       </w:pPr>
       <w:r>
         <w:rPr>
-          <w:rStyle w:val="Verbatim Char"/>
+          <w:rFonts w:ascii="Consolas" w:cs="Consolas" w:hAnsi="Consolas" w:eastAsia="Consolas"/>
+          <w:sz w:val="22"/>
+          <w:szCs w:val="22"/>
           <w:rtl w:val="0"/>
           <w:lang w:val="en-US"/>
         </w:rPr>
@@ -7093,7 +7860,9 @@
       </w:r>
       <w:r>
         <w:rPr>
-          <w:rStyle w:val="Verbatim Char"/>
+          <w:rFonts w:ascii="Consolas" w:cs="Consolas" w:hAnsi="Consolas" w:eastAsia="Consolas"/>
+          <w:sz w:val="22"/>
+          <w:szCs w:val="22"/>
           <w:rtl w:val="0"/>
           <w:lang w:val="en-US"/>
         </w:rPr>
@@ -7136,7 +7905,9 @@
       </w:r>
       <w:r>
         <w:rPr>
-          <w:rStyle w:val="Verbatim Char"/>
+          <w:rFonts w:ascii="Consolas" w:cs="Consolas" w:hAnsi="Consolas" w:eastAsia="Consolas"/>
+          <w:sz w:val="22"/>
+          <w:szCs w:val="22"/>
           <w:rtl w:val="0"/>
           <w:lang w:val="en-US"/>
         </w:rPr>
@@ -7156,7 +7927,9 @@
       </w:pPr>
       <w:r>
         <w:rPr>
-          <w:rStyle w:val="Verbatim Char"/>
+          <w:rFonts w:ascii="Consolas" w:cs="Consolas" w:hAnsi="Consolas" w:eastAsia="Consolas"/>
+          <w:sz w:val="22"/>
+          <w:szCs w:val="22"/>
           <w:rtl w:val="0"/>
           <w:lang w:val="en-US"/>
         </w:rPr>
@@ -7167,7 +7940,9 @@
       </w:r>
       <w:r>
         <w:rPr>
-          <w:rStyle w:val="Verbatim Char"/>
+          <w:rFonts w:ascii="Consolas" w:cs="Consolas" w:hAnsi="Consolas" w:eastAsia="Consolas"/>
+          <w:sz w:val="22"/>
+          <w:szCs w:val="22"/>
           <w:rtl w:val="0"/>
           <w:lang w:val="en-US"/>
         </w:rPr>
@@ -7178,7 +7953,9 @@
       </w:r>
       <w:r>
         <w:rPr>
-          <w:rStyle w:val="Verbatim Char"/>
+          <w:rFonts w:ascii="Consolas" w:cs="Consolas" w:hAnsi="Consolas" w:eastAsia="Consolas"/>
+          <w:sz w:val="22"/>
+          <w:szCs w:val="22"/>
           <w:rtl w:val="0"/>
           <w:lang w:val="en-US"/>
         </w:rPr>
@@ -7189,7 +7966,9 @@
       </w:r>
       <w:r>
         <w:rPr>
-          <w:rStyle w:val="Verbatim Char"/>
+          <w:rFonts w:ascii="Consolas" w:cs="Consolas" w:hAnsi="Consolas" w:eastAsia="Consolas"/>
+          <w:sz w:val="22"/>
+          <w:szCs w:val="22"/>
           <w:rtl w:val="0"/>
           <w:lang w:val="en-US"/>
         </w:rPr>
@@ -7200,7 +7979,9 @@
       </w:r>
       <w:r>
         <w:rPr>
-          <w:rStyle w:val="Verbatim Char"/>
+          <w:rFonts w:ascii="Consolas" w:cs="Consolas" w:hAnsi="Consolas" w:eastAsia="Consolas"/>
+          <w:sz w:val="22"/>
+          <w:szCs w:val="22"/>
           <w:rtl w:val="0"/>
           <w:lang w:val="en-US"/>
         </w:rPr>
@@ -7211,7 +7992,9 @@
       </w:r>
       <w:r>
         <w:rPr>
-          <w:rStyle w:val="Verbatim Char"/>
+          <w:rFonts w:ascii="Consolas" w:cs="Consolas" w:hAnsi="Consolas" w:eastAsia="Consolas"/>
+          <w:sz w:val="22"/>
+          <w:szCs w:val="22"/>
           <w:rtl w:val="0"/>
           <w:lang w:val="en-US"/>
         </w:rPr>
@@ -7222,7 +8005,9 @@
       </w:r>
       <w:r>
         <w:rPr>
-          <w:rStyle w:val="Verbatim Char"/>
+          <w:rFonts w:ascii="Consolas" w:cs="Consolas" w:hAnsi="Consolas" w:eastAsia="Consolas"/>
+          <w:sz w:val="22"/>
+          <w:szCs w:val="22"/>
           <w:rtl w:val="0"/>
           <w:lang w:val="en-US"/>
         </w:rPr>
@@ -7249,7 +8034,9 @@
       </w:r>
       <w:r>
         <w:rPr>
-          <w:rStyle w:val="Verbatim Char"/>
+          <w:rFonts w:ascii="Consolas" w:cs="Consolas" w:hAnsi="Consolas" w:eastAsia="Consolas"/>
+          <w:sz w:val="22"/>
+          <w:szCs w:val="22"/>
           <w:rtl w:val="0"/>
           <w:lang w:val="en-US"/>
         </w:rPr>
@@ -7264,7 +8051,9 @@
       </w:r>
       <w:r>
         <w:rPr>
-          <w:rStyle w:val="Verbatim Char"/>
+          <w:rFonts w:ascii="Consolas" w:cs="Consolas" w:hAnsi="Consolas" w:eastAsia="Consolas"/>
+          <w:sz w:val="22"/>
+          <w:szCs w:val="22"/>
           <w:rtl w:val="0"/>
           <w:lang w:val="en-US"/>
         </w:rPr>
@@ -7284,7 +8073,9 @@
       </w:pPr>
       <w:r>
         <w:rPr>
-          <w:rStyle w:val="Verbatim Char"/>
+          <w:rFonts w:ascii="Consolas" w:cs="Consolas" w:hAnsi="Consolas" w:eastAsia="Consolas"/>
+          <w:sz w:val="22"/>
+          <w:szCs w:val="22"/>
           <w:rtl w:val="0"/>
           <w:lang w:val="en-US"/>
         </w:rPr>
@@ -7295,7 +8086,9 @@
       </w:r>
       <w:r>
         <w:rPr>
-          <w:rStyle w:val="Verbatim Char"/>
+          <w:rFonts w:ascii="Consolas" w:cs="Consolas" w:hAnsi="Consolas" w:eastAsia="Consolas"/>
+          <w:sz w:val="22"/>
+          <w:szCs w:val="22"/>
           <w:rtl w:val="0"/>
           <w:lang w:val="en-US"/>
         </w:rPr>
@@ -7306,7 +8099,9 @@
       </w:r>
       <w:r>
         <w:rPr>
-          <w:rStyle w:val="Verbatim Char"/>
+          <w:rFonts w:ascii="Consolas" w:cs="Consolas" w:hAnsi="Consolas" w:eastAsia="Consolas"/>
+          <w:sz w:val="22"/>
+          <w:szCs w:val="22"/>
           <w:rtl w:val="0"/>
           <w:lang w:val="en-US"/>
         </w:rPr>
@@ -7317,7 +8112,9 @@
       </w:r>
       <w:r>
         <w:rPr>
-          <w:rStyle w:val="Verbatim Char"/>
+          <w:rFonts w:ascii="Consolas" w:cs="Consolas" w:hAnsi="Consolas" w:eastAsia="Consolas"/>
+          <w:sz w:val="22"/>
+          <w:szCs w:val="22"/>
           <w:rtl w:val="0"/>
           <w:lang w:val="en-US"/>
         </w:rPr>
@@ -7328,7 +8125,9 @@
       </w:r>
       <w:r>
         <w:rPr>
-          <w:rStyle w:val="Verbatim Char"/>
+          <w:rFonts w:ascii="Consolas" w:cs="Consolas" w:hAnsi="Consolas" w:eastAsia="Consolas"/>
+          <w:sz w:val="22"/>
+          <w:szCs w:val="22"/>
           <w:rtl w:val="0"/>
           <w:lang w:val="en-US"/>
         </w:rPr>
@@ -7339,7 +8138,9 @@
       </w:r>
       <w:r>
         <w:rPr>
-          <w:rStyle w:val="Verbatim Char"/>
+          <w:rFonts w:ascii="Consolas" w:cs="Consolas" w:hAnsi="Consolas" w:eastAsia="Consolas"/>
+          <w:sz w:val="22"/>
+          <w:szCs w:val="22"/>
           <w:rtl w:val="0"/>
           <w:lang w:val="en-US"/>
         </w:rPr>
@@ -7401,7 +8202,9 @@
       </w:r>
       <w:r>
         <w:rPr>
-          <w:rStyle w:val="Verbatim Char"/>
+          <w:rFonts w:ascii="Consolas" w:cs="Consolas" w:hAnsi="Consolas" w:eastAsia="Consolas"/>
+          <w:sz w:val="22"/>
+          <w:szCs w:val="22"/>
           <w:rtl w:val="0"/>
           <w:lang w:val="en-US"/>
         </w:rPr>
@@ -7421,7 +8224,9 @@
       </w:pPr>
       <w:r>
         <w:rPr>
-          <w:rStyle w:val="Verbatim Char"/>
+          <w:rFonts w:ascii="Consolas" w:cs="Consolas" w:hAnsi="Consolas" w:eastAsia="Consolas"/>
+          <w:sz w:val="22"/>
+          <w:szCs w:val="22"/>
           <w:rtl w:val="0"/>
           <w:lang w:val="en-US"/>
         </w:rPr>
@@ -7432,7 +8237,9 @@
       </w:r>
       <w:r>
         <w:rPr>
-          <w:rStyle w:val="Verbatim Char"/>
+          <w:rFonts w:ascii="Consolas" w:cs="Consolas" w:hAnsi="Consolas" w:eastAsia="Consolas"/>
+          <w:sz w:val="22"/>
+          <w:szCs w:val="22"/>
           <w:rtl w:val="0"/>
           <w:lang w:val="en-US"/>
         </w:rPr>
@@ -7443,7 +8250,9 @@
       </w:r>
       <w:r>
         <w:rPr>
-          <w:rStyle w:val="Verbatim Char"/>
+          <w:rFonts w:ascii="Consolas" w:cs="Consolas" w:hAnsi="Consolas" w:eastAsia="Consolas"/>
+          <w:sz w:val="22"/>
+          <w:szCs w:val="22"/>
           <w:rtl w:val="0"/>
           <w:lang w:val="en-US"/>
         </w:rPr>
@@ -7454,7 +8263,9 @@
       </w:r>
       <w:r>
         <w:rPr>
-          <w:rStyle w:val="Verbatim Char"/>
+          <w:rFonts w:ascii="Consolas" w:cs="Consolas" w:hAnsi="Consolas" w:eastAsia="Consolas"/>
+          <w:sz w:val="22"/>
+          <w:szCs w:val="22"/>
           <w:rtl w:val="0"/>
           <w:lang w:val="en-US"/>
         </w:rPr>
@@ -7505,7 +8316,9 @@
       </w:pPr>
       <w:r>
         <w:rPr>
-          <w:rStyle w:val="Verbatim Char"/>
+          <w:rFonts w:ascii="Consolas" w:cs="Consolas" w:hAnsi="Consolas" w:eastAsia="Consolas"/>
+          <w:sz w:val="22"/>
+          <w:szCs w:val="22"/>
           <w:rtl w:val="0"/>
           <w:lang w:val="en-US"/>
         </w:rPr>
@@ -7580,8 +8393,7 @@
       </w:r>
       <w:r>
         <w:rPr>
-          <w:i w:val="1"/>
-          <w:iCs w:val="1"/>
+          <w:rFonts w:ascii="Cambria Italic" w:hAnsi="Cambria Italic"/>
           <w:rtl w:val="0"/>
           <w:lang w:val="en-US"/>
         </w:rPr>
@@ -7596,8 +8408,7 @@
       </w:r>
       <w:r>
         <w:rPr>
-          <w:i w:val="1"/>
-          <w:iCs w:val="1"/>
+          <w:rFonts w:ascii="Cambria Italic" w:hAnsi="Cambria Italic"/>
           <w:rtl w:val="0"/>
           <w:lang w:val="en-US"/>
         </w:rPr>
@@ -7619,6 +8430,7 @@
       <w:bookmarkStart w:name="confirmability" w:id="16"/>
       <w:r>
         <w:rPr>
+          <w:rFonts w:cs="Arial Unicode MS" w:eastAsia="Arial Unicode MS"/>
           <w:rtl w:val="0"/>
           <w:lang w:val="it-IT"/>
         </w:rPr>
@@ -7893,8 +8705,7 @@
       </w:r>
       <w:r>
         <w:rPr>
-          <w:i w:val="1"/>
-          <w:iCs w:val="1"/>
+          <w:rFonts w:ascii="Cambria Italic" w:hAnsi="Cambria Italic"/>
           <w:rtl w:val="0"/>
           <w:lang w:val="en-US"/>
         </w:rPr>
@@ -8046,7 +8857,9 @@
       </w:r>
       <w:r>
         <w:rPr>
-          <w:rStyle w:val="Verbatim Char"/>
+          <w:rFonts w:ascii="Consolas" w:cs="Consolas" w:hAnsi="Consolas" w:eastAsia="Consolas"/>
+          <w:sz w:val="22"/>
+          <w:szCs w:val="22"/>
           <w:rtl w:val="0"/>
           <w:lang w:val="en-US"/>
         </w:rPr>
@@ -8066,7 +8879,9 @@
       </w:pPr>
       <w:r>
         <w:rPr>
-          <w:rStyle w:val="Verbatim Char"/>
+          <w:rFonts w:ascii="Consolas" w:cs="Consolas" w:hAnsi="Consolas" w:eastAsia="Consolas"/>
+          <w:sz w:val="22"/>
+          <w:szCs w:val="22"/>
           <w:rtl w:val="0"/>
           <w:lang w:val="en-US"/>
         </w:rPr>
@@ -8077,7 +8892,9 @@
       </w:r>
       <w:r>
         <w:rPr>
-          <w:rStyle w:val="Verbatim Char"/>
+          <w:rFonts w:ascii="Consolas" w:cs="Consolas" w:hAnsi="Consolas" w:eastAsia="Consolas"/>
+          <w:sz w:val="22"/>
+          <w:szCs w:val="22"/>
           <w:rtl w:val="0"/>
           <w:lang w:val="en-US"/>
         </w:rPr>
@@ -8088,7 +8905,9 @@
       </w:r>
       <w:r>
         <w:rPr>
-          <w:rStyle w:val="Verbatim Char"/>
+          <w:rFonts w:ascii="Consolas" w:cs="Consolas" w:hAnsi="Consolas" w:eastAsia="Consolas"/>
+          <w:sz w:val="22"/>
+          <w:szCs w:val="22"/>
           <w:rtl w:val="0"/>
           <w:lang w:val="en-US"/>
         </w:rPr>
@@ -8099,7 +8918,9 @@
       </w:r>
       <w:r>
         <w:rPr>
-          <w:rStyle w:val="Verbatim Char"/>
+          <w:rFonts w:ascii="Consolas" w:cs="Consolas" w:hAnsi="Consolas" w:eastAsia="Consolas"/>
+          <w:sz w:val="22"/>
+          <w:szCs w:val="22"/>
           <w:rtl w:val="0"/>
           <w:lang w:val="en-US"/>
         </w:rPr>
@@ -8110,7 +8931,9 @@
       </w:r>
       <w:r>
         <w:rPr>
-          <w:rStyle w:val="Verbatim Char"/>
+          <w:rFonts w:ascii="Consolas" w:cs="Consolas" w:hAnsi="Consolas" w:eastAsia="Consolas"/>
+          <w:sz w:val="22"/>
+          <w:szCs w:val="22"/>
           <w:rtl w:val="0"/>
           <w:lang w:val="en-US"/>
         </w:rPr>
@@ -8121,7 +8944,9 @@
       </w:r>
       <w:r>
         <w:rPr>
-          <w:rStyle w:val="Verbatim Char"/>
+          <w:rFonts w:ascii="Consolas" w:cs="Consolas" w:hAnsi="Consolas" w:eastAsia="Consolas"/>
+          <w:sz w:val="22"/>
+          <w:szCs w:val="22"/>
           <w:rtl w:val="0"/>
           <w:lang w:val="en-US"/>
         </w:rPr>
@@ -8132,7 +8957,9 @@
       </w:r>
       <w:r>
         <w:rPr>
-          <w:rStyle w:val="Verbatim Char"/>
+          <w:rFonts w:ascii="Consolas" w:cs="Consolas" w:hAnsi="Consolas" w:eastAsia="Consolas"/>
+          <w:sz w:val="22"/>
+          <w:szCs w:val="22"/>
           <w:rtl w:val="0"/>
           <w:lang w:val="en-US"/>
         </w:rPr>
@@ -8143,7 +8970,9 @@
       </w:r>
       <w:r>
         <w:rPr>
-          <w:rStyle w:val="Verbatim Char"/>
+          <w:rFonts w:ascii="Consolas" w:cs="Consolas" w:hAnsi="Consolas" w:eastAsia="Consolas"/>
+          <w:sz w:val="22"/>
+          <w:szCs w:val="22"/>
           <w:rtl w:val="0"/>
           <w:lang w:val="en-US"/>
         </w:rPr>
@@ -8155,7 +8984,9 @@
       </w:r>
       <w:r>
         <w:rPr>
-          <w:rStyle w:val="Verbatim Char"/>
+          <w:rFonts w:ascii="Consolas" w:cs="Consolas" w:hAnsi="Consolas" w:eastAsia="Consolas"/>
+          <w:sz w:val="22"/>
+          <w:szCs w:val="22"/>
           <w:rtl w:val="0"/>
           <w:lang w:val="en-US"/>
         </w:rPr>
@@ -8166,7 +8997,9 @@
       </w:r>
       <w:r>
         <w:rPr>
-          <w:rStyle w:val="Verbatim Char"/>
+          <w:rFonts w:ascii="Consolas" w:cs="Consolas" w:hAnsi="Consolas" w:eastAsia="Consolas"/>
+          <w:sz w:val="22"/>
+          <w:szCs w:val="22"/>
           <w:rtl w:val="0"/>
           <w:lang w:val="en-US"/>
         </w:rPr>
@@ -8178,7 +9011,9 @@
       </w:r>
       <w:r>
         <w:rPr>
-          <w:rStyle w:val="Verbatim Char"/>
+          <w:rFonts w:ascii="Consolas" w:cs="Consolas" w:hAnsi="Consolas" w:eastAsia="Consolas"/>
+          <w:sz w:val="22"/>
+          <w:szCs w:val="22"/>
           <w:rtl w:val="0"/>
           <w:lang w:val="en-US"/>
         </w:rPr>
@@ -8189,7 +9024,9 @@
       </w:r>
       <w:r>
         <w:rPr>
-          <w:rStyle w:val="Verbatim Char"/>
+          <w:rFonts w:ascii="Consolas" w:cs="Consolas" w:hAnsi="Consolas" w:eastAsia="Consolas"/>
+          <w:sz w:val="22"/>
+          <w:szCs w:val="22"/>
           <w:rtl w:val="0"/>
           <w:lang w:val="en-US"/>
         </w:rPr>
@@ -8200,7 +9037,9 @@
       </w:r>
       <w:r>
         <w:rPr>
-          <w:rStyle w:val="Verbatim Char"/>
+          <w:rFonts w:ascii="Consolas" w:cs="Consolas" w:hAnsi="Consolas" w:eastAsia="Consolas"/>
+          <w:sz w:val="22"/>
+          <w:szCs w:val="22"/>
           <w:rtl w:val="0"/>
           <w:lang w:val="en-US"/>
         </w:rPr>
@@ -8212,7 +9051,9 @@
       </w:r>
       <w:r>
         <w:rPr>
-          <w:rStyle w:val="Verbatim Char"/>
+          <w:rFonts w:ascii="Consolas" w:cs="Consolas" w:hAnsi="Consolas" w:eastAsia="Consolas"/>
+          <w:sz w:val="22"/>
+          <w:szCs w:val="22"/>
           <w:rtl w:val="0"/>
           <w:lang w:val="en-US"/>
         </w:rPr>
@@ -8223,7 +9064,9 @@
       </w:r>
       <w:r>
         <w:rPr>
-          <w:rStyle w:val="Verbatim Char"/>
+          <w:rFonts w:ascii="Consolas" w:cs="Consolas" w:hAnsi="Consolas" w:eastAsia="Consolas"/>
+          <w:sz w:val="22"/>
+          <w:szCs w:val="22"/>
           <w:rtl w:val="0"/>
           <w:lang w:val="en-US"/>
         </w:rPr>
@@ -8234,7 +9077,9 @@
       </w:r>
       <w:r>
         <w:rPr>
-          <w:rStyle w:val="Verbatim Char"/>
+          <w:rFonts w:ascii="Consolas" w:cs="Consolas" w:hAnsi="Consolas" w:eastAsia="Consolas"/>
+          <w:sz w:val="22"/>
+          <w:szCs w:val="22"/>
           <w:rtl w:val="0"/>
           <w:lang w:val="en-US"/>
         </w:rPr>
@@ -8245,7 +9090,9 @@
       </w:r>
       <w:r>
         <w:rPr>
-          <w:rStyle w:val="Verbatim Char"/>
+          <w:rFonts w:ascii="Consolas" w:cs="Consolas" w:hAnsi="Consolas" w:eastAsia="Consolas"/>
+          <w:sz w:val="22"/>
+          <w:szCs w:val="22"/>
           <w:rtl w:val="0"/>
           <w:lang w:val="en-US"/>
         </w:rPr>
@@ -8256,7 +9103,9 @@
       </w:r>
       <w:r>
         <w:rPr>
-          <w:rStyle w:val="Verbatim Char"/>
+          <w:rFonts w:ascii="Consolas" w:cs="Consolas" w:hAnsi="Consolas" w:eastAsia="Consolas"/>
+          <w:sz w:val="22"/>
+          <w:szCs w:val="22"/>
           <w:rtl w:val="0"/>
           <w:lang w:val="en-US"/>
         </w:rPr>
@@ -8267,7 +9116,9 @@
       </w:r>
       <w:r>
         <w:rPr>
-          <w:rStyle w:val="Verbatim Char"/>
+          <w:rFonts w:ascii="Consolas" w:cs="Consolas" w:hAnsi="Consolas" w:eastAsia="Consolas"/>
+          <w:sz w:val="22"/>
+          <w:szCs w:val="22"/>
           <w:rtl w:val="0"/>
           <w:lang w:val="en-US"/>
         </w:rPr>
@@ -8279,7 +9130,9 @@
       </w:r>
       <w:r>
         <w:rPr>
-          <w:rStyle w:val="Verbatim Char"/>
+          <w:rFonts w:ascii="Consolas" w:cs="Consolas" w:hAnsi="Consolas" w:eastAsia="Consolas"/>
+          <w:sz w:val="22"/>
+          <w:szCs w:val="22"/>
           <w:rtl w:val="0"/>
           <w:lang w:val="en-US"/>
         </w:rPr>
@@ -8290,7 +9143,9 @@
       </w:r>
       <w:r>
         <w:rPr>
-          <w:rStyle w:val="Verbatim Char"/>
+          <w:rFonts w:ascii="Consolas" w:cs="Consolas" w:hAnsi="Consolas" w:eastAsia="Consolas"/>
+          <w:sz w:val="22"/>
+          <w:szCs w:val="22"/>
           <w:rtl w:val="0"/>
           <w:lang w:val="en-US"/>
         </w:rPr>
@@ -8302,7 +9157,9 @@
       </w:r>
       <w:r>
         <w:rPr>
-          <w:rStyle w:val="Verbatim Char"/>
+          <w:rFonts w:ascii="Consolas" w:cs="Consolas" w:hAnsi="Consolas" w:eastAsia="Consolas"/>
+          <w:sz w:val="22"/>
+          <w:szCs w:val="22"/>
           <w:rtl w:val="0"/>
           <w:lang w:val="en-US"/>
         </w:rPr>
@@ -8313,7 +9170,9 @@
       </w:r>
       <w:r>
         <w:rPr>
-          <w:rStyle w:val="Verbatim Char"/>
+          <w:rFonts w:ascii="Consolas" w:cs="Consolas" w:hAnsi="Consolas" w:eastAsia="Consolas"/>
+          <w:sz w:val="22"/>
+          <w:szCs w:val="22"/>
           <w:rtl w:val="0"/>
           <w:lang w:val="en-US"/>
         </w:rPr>
@@ -8324,7 +9183,9 @@
       </w:r>
       <w:r>
         <w:rPr>
-          <w:rStyle w:val="Verbatim Char"/>
+          <w:rFonts w:ascii="Consolas" w:cs="Consolas" w:hAnsi="Consolas" w:eastAsia="Consolas"/>
+          <w:sz w:val="22"/>
+          <w:szCs w:val="22"/>
           <w:rtl w:val="0"/>
           <w:lang w:val="en-US"/>
         </w:rPr>
@@ -8332,7 +9193,9 @@
       </w:r>
       <w:r>
         <w:rPr>
-          <w:rStyle w:val="Verbatim Char"/>
+          <w:rFonts w:ascii="Consolas" w:cs="Consolas" w:hAnsi="Consolas" w:eastAsia="Consolas"/>
+          <w:sz w:val="22"/>
+          <w:szCs w:val="22"/>
           <w:rtl w:val="0"/>
         </w:rPr>
         <w:br w:type="textWrapping"/>
@@ -8340,7 +9203,9 @@
       </w:r>
       <w:r>
         <w:rPr>
-          <w:rStyle w:val="Verbatim Char"/>
+          <w:rFonts w:ascii="Consolas" w:cs="Consolas" w:hAnsi="Consolas" w:eastAsia="Consolas"/>
+          <w:sz w:val="22"/>
+          <w:szCs w:val="22"/>
           <w:rtl w:val="0"/>
           <w:lang w:val="en-US"/>
         </w:rPr>
@@ -8351,7 +9216,9 @@
       </w:r>
       <w:r>
         <w:rPr>
-          <w:rStyle w:val="Verbatim Char"/>
+          <w:rFonts w:ascii="Consolas" w:cs="Consolas" w:hAnsi="Consolas" w:eastAsia="Consolas"/>
+          <w:sz w:val="22"/>
+          <w:szCs w:val="22"/>
           <w:rtl w:val="0"/>
           <w:lang w:val="en-US"/>
         </w:rPr>
@@ -8363,7 +9230,9 @@
       </w:r>
       <w:r>
         <w:rPr>
-          <w:rStyle w:val="Verbatim Char"/>
+          <w:rFonts w:ascii="Consolas" w:cs="Consolas" w:hAnsi="Consolas" w:eastAsia="Consolas"/>
+          <w:sz w:val="22"/>
+          <w:szCs w:val="22"/>
           <w:rtl w:val="0"/>
           <w:lang w:val="en-US"/>
         </w:rPr>
@@ -8374,7 +9243,9 @@
       </w:r>
       <w:r>
         <w:rPr>
-          <w:rStyle w:val="Verbatim Char"/>
+          <w:rFonts w:ascii="Consolas" w:cs="Consolas" w:hAnsi="Consolas" w:eastAsia="Consolas"/>
+          <w:sz w:val="22"/>
+          <w:szCs w:val="22"/>
           <w:rtl w:val="0"/>
           <w:lang w:val="en-US"/>
         </w:rPr>
@@ -8386,7 +9257,9 @@
       </w:r>
       <w:r>
         <w:rPr>
-          <w:rStyle w:val="Verbatim Char"/>
+          <w:rFonts w:ascii="Consolas" w:cs="Consolas" w:hAnsi="Consolas" w:eastAsia="Consolas"/>
+          <w:sz w:val="22"/>
+          <w:szCs w:val="22"/>
           <w:rtl w:val="0"/>
           <w:lang w:val="en-US"/>
         </w:rPr>
@@ -8398,7 +9271,9 @@
       </w:r>
       <w:r>
         <w:rPr>
-          <w:rStyle w:val="Verbatim Char"/>
+          <w:rFonts w:ascii="Consolas" w:cs="Consolas" w:hAnsi="Consolas" w:eastAsia="Consolas"/>
+          <w:sz w:val="22"/>
+          <w:szCs w:val="22"/>
           <w:rtl w:val="0"/>
           <w:lang w:val="en-US"/>
         </w:rPr>
@@ -8409,7 +9284,9 @@
       </w:r>
       <w:r>
         <w:rPr>
-          <w:rStyle w:val="Verbatim Char"/>
+          <w:rFonts w:ascii="Consolas" w:cs="Consolas" w:hAnsi="Consolas" w:eastAsia="Consolas"/>
+          <w:sz w:val="22"/>
+          <w:szCs w:val="22"/>
           <w:rtl w:val="0"/>
           <w:lang w:val="en-US"/>
         </w:rPr>
@@ -8417,7 +9294,9 @@
       </w:r>
       <w:r>
         <w:rPr>
-          <w:rStyle w:val="Verbatim Char"/>
+          <w:rFonts w:ascii="Consolas" w:cs="Consolas" w:hAnsi="Consolas" w:eastAsia="Consolas"/>
+          <w:sz w:val="22"/>
+          <w:szCs w:val="22"/>
           <w:rtl w:val="0"/>
         </w:rPr>
         <w:br w:type="textWrapping"/>
@@ -8425,7 +9304,9 @@
       </w:r>
       <w:r>
         <w:rPr>
-          <w:rStyle w:val="Verbatim Char"/>
+          <w:rFonts w:ascii="Consolas" w:cs="Consolas" w:hAnsi="Consolas" w:eastAsia="Consolas"/>
+          <w:sz w:val="22"/>
+          <w:szCs w:val="22"/>
           <w:rtl w:val="0"/>
           <w:lang w:val="en-US"/>
         </w:rPr>
@@ -8436,7 +9317,9 @@
       </w:r>
       <w:r>
         <w:rPr>
-          <w:rStyle w:val="Verbatim Char"/>
+          <w:rFonts w:ascii="Consolas" w:cs="Consolas" w:hAnsi="Consolas" w:eastAsia="Consolas"/>
+          <w:sz w:val="22"/>
+          <w:szCs w:val="22"/>
           <w:rtl w:val="0"/>
           <w:lang w:val="en-US"/>
         </w:rPr>
@@ -8447,7 +9330,9 @@
       </w:r>
       <w:r>
         <w:rPr>
-          <w:rStyle w:val="Verbatim Char"/>
+          <w:rFonts w:ascii="Consolas" w:cs="Consolas" w:hAnsi="Consolas" w:eastAsia="Consolas"/>
+          <w:sz w:val="22"/>
+          <w:szCs w:val="22"/>
           <w:rtl w:val="0"/>
           <w:lang w:val="en-US"/>
         </w:rPr>
@@ -8458,7 +9343,9 @@
       </w:r>
       <w:r>
         <w:rPr>
-          <w:rStyle w:val="Verbatim Char"/>
+          <w:rFonts w:ascii="Consolas" w:cs="Consolas" w:hAnsi="Consolas" w:eastAsia="Consolas"/>
+          <w:sz w:val="22"/>
+          <w:szCs w:val="22"/>
           <w:rtl w:val="0"/>
           <w:lang w:val="en-US"/>
         </w:rPr>
@@ -8470,7 +9357,9 @@
       </w:r>
       <w:r>
         <w:rPr>
-          <w:rStyle w:val="Verbatim Char"/>
+          <w:rFonts w:ascii="Consolas" w:cs="Consolas" w:hAnsi="Consolas" w:eastAsia="Consolas"/>
+          <w:sz w:val="22"/>
+          <w:szCs w:val="22"/>
           <w:rtl w:val="0"/>
           <w:lang w:val="en-US"/>
         </w:rPr>
@@ -8481,7 +9370,9 @@
       </w:r>
       <w:r>
         <w:rPr>
-          <w:rStyle w:val="Verbatim Char"/>
+          <w:rFonts w:ascii="Consolas" w:cs="Consolas" w:hAnsi="Consolas" w:eastAsia="Consolas"/>
+          <w:sz w:val="22"/>
+          <w:szCs w:val="22"/>
           <w:rtl w:val="0"/>
           <w:lang w:val="en-US"/>
         </w:rPr>
@@ -8492,7 +9383,9 @@
       </w:r>
       <w:r>
         <w:rPr>
-          <w:rStyle w:val="Verbatim Char"/>
+          <w:rFonts w:ascii="Consolas" w:cs="Consolas" w:hAnsi="Consolas" w:eastAsia="Consolas"/>
+          <w:sz w:val="22"/>
+          <w:szCs w:val="22"/>
           <w:rtl w:val="0"/>
           <w:lang w:val="en-US"/>
         </w:rPr>
@@ -8503,7 +9396,9 @@
       </w:r>
       <w:r>
         <w:rPr>
-          <w:rStyle w:val="Verbatim Char"/>
+          <w:rFonts w:ascii="Consolas" w:cs="Consolas" w:hAnsi="Consolas" w:eastAsia="Consolas"/>
+          <w:sz w:val="22"/>
+          <w:szCs w:val="22"/>
           <w:rtl w:val="0"/>
           <w:lang w:val="en-US"/>
         </w:rPr>
@@ -8514,7 +9409,9 @@
       </w:r>
       <w:r>
         <w:rPr>
-          <w:rStyle w:val="Verbatim Char"/>
+          <w:rFonts w:ascii="Consolas" w:cs="Consolas" w:hAnsi="Consolas" w:eastAsia="Consolas"/>
+          <w:sz w:val="22"/>
+          <w:szCs w:val="22"/>
           <w:rtl w:val="0"/>
           <w:lang w:val="en-US"/>
         </w:rPr>
@@ -8525,7 +9422,9 @@
       </w:r>
       <w:r>
         <w:rPr>
-          <w:rStyle w:val="Verbatim Char"/>
+          <w:rFonts w:ascii="Consolas" w:cs="Consolas" w:hAnsi="Consolas" w:eastAsia="Consolas"/>
+          <w:sz w:val="22"/>
+          <w:szCs w:val="22"/>
           <w:rtl w:val="0"/>
           <w:lang w:val="en-US"/>
         </w:rPr>
@@ -8533,7 +9432,9 @@
       </w:r>
       <w:r>
         <w:rPr>
-          <w:rStyle w:val="Verbatim Char"/>
+          <w:rFonts w:ascii="Consolas" w:cs="Consolas" w:hAnsi="Consolas" w:eastAsia="Consolas"/>
+          <w:sz w:val="22"/>
+          <w:szCs w:val="22"/>
           <w:rtl w:val="0"/>
         </w:rPr>
         <w:br w:type="textWrapping"/>
@@ -8541,7 +9442,9 @@
       </w:r>
       <w:r>
         <w:rPr>
-          <w:rStyle w:val="Verbatim Char"/>
+          <w:rFonts w:ascii="Consolas" w:cs="Consolas" w:hAnsi="Consolas" w:eastAsia="Consolas"/>
+          <w:sz w:val="22"/>
+          <w:szCs w:val="22"/>
           <w:rtl w:val="0"/>
           <w:lang w:val="en-US"/>
         </w:rPr>
@@ -8552,7 +9455,9 @@
       </w:r>
       <w:r>
         <w:rPr>
-          <w:rStyle w:val="Verbatim Char"/>
+          <w:rFonts w:ascii="Consolas" w:cs="Consolas" w:hAnsi="Consolas" w:eastAsia="Consolas"/>
+          <w:sz w:val="22"/>
+          <w:szCs w:val="22"/>
           <w:rtl w:val="0"/>
           <w:lang w:val="en-US"/>
         </w:rPr>
@@ -8564,7 +9469,9 @@
       </w:r>
       <w:r>
         <w:rPr>
-          <w:rStyle w:val="Verbatim Char"/>
+          <w:rFonts w:ascii="Consolas" w:cs="Consolas" w:hAnsi="Consolas" w:eastAsia="Consolas"/>
+          <w:sz w:val="22"/>
+          <w:szCs w:val="22"/>
           <w:rtl w:val="0"/>
           <w:lang w:val="en-US"/>
         </w:rPr>
@@ -8575,7 +9482,9 @@
       </w:r>
       <w:r>
         <w:rPr>
-          <w:rStyle w:val="Verbatim Char"/>
+          <w:rFonts w:ascii="Consolas" w:cs="Consolas" w:hAnsi="Consolas" w:eastAsia="Consolas"/>
+          <w:sz w:val="22"/>
+          <w:szCs w:val="22"/>
           <w:rtl w:val="0"/>
           <w:lang w:val="en-US"/>
         </w:rPr>
@@ -8586,7 +9495,9 @@
       </w:r>
       <w:r>
         <w:rPr>
-          <w:rStyle w:val="Verbatim Char"/>
+          <w:rFonts w:ascii="Consolas" w:cs="Consolas" w:hAnsi="Consolas" w:eastAsia="Consolas"/>
+          <w:sz w:val="22"/>
+          <w:szCs w:val="22"/>
           <w:rtl w:val="0"/>
           <w:lang w:val="en-US"/>
         </w:rPr>
@@ -8597,7 +9508,9 @@
       </w:r>
       <w:r>
         <w:rPr>
-          <w:rStyle w:val="Verbatim Char"/>
+          <w:rFonts w:ascii="Consolas" w:cs="Consolas" w:hAnsi="Consolas" w:eastAsia="Consolas"/>
+          <w:sz w:val="22"/>
+          <w:szCs w:val="22"/>
           <w:rtl w:val="0"/>
           <w:lang w:val="en-US"/>
         </w:rPr>
@@ -8609,7 +9522,9 @@
       </w:r>
       <w:r>
         <w:rPr>
-          <w:rStyle w:val="Verbatim Char"/>
+          <w:rFonts w:ascii="Consolas" w:cs="Consolas" w:hAnsi="Consolas" w:eastAsia="Consolas"/>
+          <w:sz w:val="22"/>
+          <w:szCs w:val="22"/>
           <w:rtl w:val="0"/>
           <w:lang w:val="en-US"/>
         </w:rPr>
@@ -8621,7 +9536,9 @@
       </w:r>
       <w:r>
         <w:rPr>
-          <w:rStyle w:val="Verbatim Char"/>
+          <w:rFonts w:ascii="Consolas" w:cs="Consolas" w:hAnsi="Consolas" w:eastAsia="Consolas"/>
+          <w:sz w:val="22"/>
+          <w:szCs w:val="22"/>
           <w:rtl w:val="0"/>
           <w:lang w:val="en-US"/>
         </w:rPr>
@@ -8632,7 +9549,9 @@
       </w:r>
       <w:r>
         <w:rPr>
-          <w:rStyle w:val="Verbatim Char"/>
+          <w:rFonts w:ascii="Consolas" w:cs="Consolas" w:hAnsi="Consolas" w:eastAsia="Consolas"/>
+          <w:sz w:val="22"/>
+          <w:szCs w:val="22"/>
           <w:rtl w:val="0"/>
           <w:lang w:val="en-US"/>
         </w:rPr>
@@ -8640,7 +9559,9 @@
       </w:r>
       <w:r>
         <w:rPr>
-          <w:rStyle w:val="Verbatim Char"/>
+          <w:rFonts w:ascii="Consolas" w:cs="Consolas" w:hAnsi="Consolas" w:eastAsia="Consolas"/>
+          <w:sz w:val="22"/>
+          <w:szCs w:val="22"/>
           <w:rtl w:val="0"/>
         </w:rPr>
         <w:br w:type="textWrapping"/>
@@ -8648,7 +9569,9 @@
       </w:r>
       <w:r>
         <w:rPr>
-          <w:rStyle w:val="Verbatim Char"/>
+          <w:rFonts w:ascii="Consolas" w:cs="Consolas" w:hAnsi="Consolas" w:eastAsia="Consolas"/>
+          <w:sz w:val="22"/>
+          <w:szCs w:val="22"/>
           <w:rtl w:val="0"/>
           <w:lang w:val="en-US"/>
         </w:rPr>
@@ -8659,7 +9582,9 @@
       </w:r>
       <w:r>
         <w:rPr>
-          <w:rStyle w:val="Verbatim Char"/>
+          <w:rFonts w:ascii="Consolas" w:cs="Consolas" w:hAnsi="Consolas" w:eastAsia="Consolas"/>
+          <w:sz w:val="22"/>
+          <w:szCs w:val="22"/>
           <w:rtl w:val="0"/>
           <w:lang w:val="en-US"/>
         </w:rPr>
@@ -8670,7 +9595,9 @@
       </w:r>
       <w:r>
         <w:rPr>
-          <w:rStyle w:val="Verbatim Char"/>
+          <w:rFonts w:ascii="Consolas" w:cs="Consolas" w:hAnsi="Consolas" w:eastAsia="Consolas"/>
+          <w:sz w:val="22"/>
+          <w:szCs w:val="22"/>
           <w:rtl w:val="0"/>
           <w:lang w:val="en-US"/>
         </w:rPr>
@@ -8681,7 +9608,9 @@
       </w:r>
       <w:r>
         <w:rPr>
-          <w:rStyle w:val="Verbatim Char"/>
+          <w:rFonts w:ascii="Consolas" w:cs="Consolas" w:hAnsi="Consolas" w:eastAsia="Consolas"/>
+          <w:sz w:val="22"/>
+          <w:szCs w:val="22"/>
           <w:rtl w:val="0"/>
           <w:lang w:val="en-US"/>
         </w:rPr>
@@ -8693,7 +9622,9 @@
       </w:r>
       <w:r>
         <w:rPr>
-          <w:rStyle w:val="Verbatim Char"/>
+          <w:rFonts w:ascii="Consolas" w:cs="Consolas" w:hAnsi="Consolas" w:eastAsia="Consolas"/>
+          <w:sz w:val="22"/>
+          <w:szCs w:val="22"/>
           <w:rtl w:val="0"/>
           <w:lang w:val="en-US"/>
         </w:rPr>
@@ -8704,7 +9635,9 @@
       </w:r>
       <w:r>
         <w:rPr>
-          <w:rStyle w:val="Verbatim Char"/>
+          <w:rFonts w:ascii="Consolas" w:cs="Consolas" w:hAnsi="Consolas" w:eastAsia="Consolas"/>
+          <w:sz w:val="22"/>
+          <w:szCs w:val="22"/>
           <w:rtl w:val="0"/>
           <w:lang w:val="en-US"/>
         </w:rPr>
@@ -8712,7 +9645,9 @@
       </w:r>
       <w:r>
         <w:rPr>
-          <w:rStyle w:val="Verbatim Char"/>
+          <w:rFonts w:ascii="Consolas" w:cs="Consolas" w:hAnsi="Consolas" w:eastAsia="Consolas"/>
+          <w:sz w:val="22"/>
+          <w:szCs w:val="22"/>
           <w:rtl w:val="0"/>
         </w:rPr>
         <w:br w:type="textWrapping"/>
@@ -8720,7 +9655,9 @@
       </w:r>
       <w:r>
         <w:rPr>
-          <w:rStyle w:val="Verbatim Char"/>
+          <w:rFonts w:ascii="Consolas" w:cs="Consolas" w:hAnsi="Consolas" w:eastAsia="Consolas"/>
+          <w:sz w:val="22"/>
+          <w:szCs w:val="22"/>
           <w:rtl w:val="0"/>
           <w:lang w:val="en-US"/>
         </w:rPr>
@@ -8731,7 +9668,9 @@
       </w:r>
       <w:r>
         <w:rPr>
-          <w:rStyle w:val="Verbatim Char"/>
+          <w:rFonts w:ascii="Consolas" w:cs="Consolas" w:hAnsi="Consolas" w:eastAsia="Consolas"/>
+          <w:sz w:val="22"/>
+          <w:szCs w:val="22"/>
           <w:rtl w:val="0"/>
           <w:lang w:val="en-US"/>
         </w:rPr>
@@ -8742,7 +9681,9 @@
       </w:r>
       <w:r>
         <w:rPr>
-          <w:rStyle w:val="Verbatim Char"/>
+          <w:rFonts w:ascii="Consolas" w:cs="Consolas" w:hAnsi="Consolas" w:eastAsia="Consolas"/>
+          <w:sz w:val="22"/>
+          <w:szCs w:val="22"/>
           <w:rtl w:val="0"/>
           <w:lang w:val="en-US"/>
         </w:rPr>
@@ -8753,7 +9694,9 @@
       </w:r>
       <w:r>
         <w:rPr>
-          <w:rStyle w:val="Verbatim Char"/>
+          <w:rFonts w:ascii="Consolas" w:cs="Consolas" w:hAnsi="Consolas" w:eastAsia="Consolas"/>
+          <w:sz w:val="22"/>
+          <w:szCs w:val="22"/>
           <w:rtl w:val="0"/>
           <w:lang w:val="en-US"/>
         </w:rPr>
@@ -8764,7 +9707,9 @@
       </w:r>
       <w:r>
         <w:rPr>
-          <w:rStyle w:val="Verbatim Char"/>
+          <w:rFonts w:ascii="Consolas" w:cs="Consolas" w:hAnsi="Consolas" w:eastAsia="Consolas"/>
+          <w:sz w:val="22"/>
+          <w:szCs w:val="22"/>
           <w:rtl w:val="0"/>
           <w:lang w:val="en-US"/>
         </w:rPr>
@@ -8775,7 +9720,9 @@
       </w:r>
       <w:r>
         <w:rPr>
-          <w:rStyle w:val="Verbatim Char"/>
+          <w:rFonts w:ascii="Consolas" w:cs="Consolas" w:hAnsi="Consolas" w:eastAsia="Consolas"/>
+          <w:sz w:val="22"/>
+          <w:szCs w:val="22"/>
           <w:rtl w:val="0"/>
           <w:lang w:val="en-US"/>
         </w:rPr>
@@ -8787,7 +9734,9 @@
       </w:r>
       <w:r>
         <w:rPr>
-          <w:rStyle w:val="Verbatim Char"/>
+          <w:rFonts w:ascii="Consolas" w:cs="Consolas" w:hAnsi="Consolas" w:eastAsia="Consolas"/>
+          <w:sz w:val="22"/>
+          <w:szCs w:val="22"/>
           <w:rtl w:val="0"/>
           <w:lang w:val="en-US"/>
         </w:rPr>
@@ -8795,7 +9744,9 @@
       </w:r>
       <w:r>
         <w:rPr>
-          <w:rStyle w:val="Verbatim Char"/>
+          <w:rFonts w:ascii="Consolas" w:cs="Consolas" w:hAnsi="Consolas" w:eastAsia="Consolas"/>
+          <w:sz w:val="22"/>
+          <w:szCs w:val="22"/>
           <w:rtl w:val="0"/>
         </w:rPr>
         <w:br w:type="textWrapping"/>
@@ -8803,7 +9754,9 @@
       </w:r>
       <w:r>
         <w:rPr>
-          <w:rStyle w:val="Verbatim Char"/>
+          <w:rFonts w:ascii="Consolas" w:cs="Consolas" w:hAnsi="Consolas" w:eastAsia="Consolas"/>
+          <w:sz w:val="22"/>
+          <w:szCs w:val="22"/>
           <w:rtl w:val="0"/>
           <w:lang w:val="en-US"/>
         </w:rPr>
@@ -8815,7 +9768,9 @@
       </w:r>
       <w:r>
         <w:rPr>
-          <w:rStyle w:val="Verbatim Char"/>
+          <w:rFonts w:ascii="Consolas" w:cs="Consolas" w:hAnsi="Consolas" w:eastAsia="Consolas"/>
+          <w:sz w:val="22"/>
+          <w:szCs w:val="22"/>
           <w:rtl w:val="0"/>
           <w:lang w:val="en-US"/>
         </w:rPr>
@@ -8827,7 +9782,9 @@
       </w:r>
       <w:r>
         <w:rPr>
-          <w:rStyle w:val="Verbatim Char"/>
+          <w:rFonts w:ascii="Consolas" w:cs="Consolas" w:hAnsi="Consolas" w:eastAsia="Consolas"/>
+          <w:sz w:val="22"/>
+          <w:szCs w:val="22"/>
           <w:rtl w:val="0"/>
           <w:lang w:val="en-US"/>
         </w:rPr>
@@ -8838,7 +9795,9 @@
       </w:r>
       <w:r>
         <w:rPr>
-          <w:rStyle w:val="Verbatim Char"/>
+          <w:rFonts w:ascii="Consolas" w:cs="Consolas" w:hAnsi="Consolas" w:eastAsia="Consolas"/>
+          <w:sz w:val="22"/>
+          <w:szCs w:val="22"/>
           <w:rtl w:val="0"/>
           <w:lang w:val="en-US"/>
         </w:rPr>
@@ -8849,7 +9808,9 @@
       </w:r>
       <w:r>
         <w:rPr>
-          <w:rStyle w:val="Verbatim Char"/>
+          <w:rFonts w:ascii="Consolas" w:cs="Consolas" w:hAnsi="Consolas" w:eastAsia="Consolas"/>
+          <w:sz w:val="22"/>
+          <w:szCs w:val="22"/>
           <w:rtl w:val="0"/>
           <w:lang w:val="en-US"/>
         </w:rPr>
@@ -8857,7 +9818,9 @@
       </w:r>
       <w:r>
         <w:rPr>
-          <w:rStyle w:val="Verbatim Char"/>
+          <w:rFonts w:ascii="Consolas" w:cs="Consolas" w:hAnsi="Consolas" w:eastAsia="Consolas"/>
+          <w:sz w:val="22"/>
+          <w:szCs w:val="22"/>
           <w:rtl w:val="0"/>
         </w:rPr>
         <w:br w:type="textWrapping"/>
@@ -8865,7 +9828,9 @@
       </w:r>
       <w:r>
         <w:rPr>
-          <w:rStyle w:val="Verbatim Char"/>
+          <w:rFonts w:ascii="Consolas" w:cs="Consolas" w:hAnsi="Consolas" w:eastAsia="Consolas"/>
+          <w:sz w:val="22"/>
+          <w:szCs w:val="22"/>
           <w:rtl w:val="0"/>
           <w:lang w:val="en-US"/>
         </w:rPr>
@@ -8873,7 +9838,9 @@
       </w:r>
       <w:r>
         <w:rPr>
-          <w:rStyle w:val="Verbatim Char"/>
+          <w:rFonts w:ascii="Consolas" w:cs="Consolas" w:hAnsi="Consolas" w:eastAsia="Consolas"/>
+          <w:sz w:val="22"/>
+          <w:szCs w:val="22"/>
           <w:rtl w:val="0"/>
         </w:rPr>
         <w:br w:type="textWrapping"/>
@@ -8881,7 +9848,9 @@
       </w:r>
       <w:r>
         <w:rPr>
-          <w:rStyle w:val="Verbatim Char"/>
+          <w:rFonts w:ascii="Consolas" w:cs="Consolas" w:hAnsi="Consolas" w:eastAsia="Consolas"/>
+          <w:sz w:val="22"/>
+          <w:szCs w:val="22"/>
           <w:rtl w:val="0"/>
           <w:lang w:val="en-US"/>
         </w:rPr>
@@ -8889,7 +9858,9 @@
       </w:r>
       <w:r>
         <w:rPr>
-          <w:rStyle w:val="Verbatim Char"/>
+          <w:rFonts w:ascii="Consolas" w:cs="Consolas" w:hAnsi="Consolas" w:eastAsia="Consolas"/>
+          <w:sz w:val="22"/>
+          <w:szCs w:val="22"/>
           <w:rtl w:val="0"/>
         </w:rPr>
         <w:br w:type="textWrapping"/>
@@ -8897,7 +9868,9 @@
       </w:r>
       <w:r>
         <w:rPr>
-          <w:rStyle w:val="Verbatim Char"/>
+          <w:rFonts w:ascii="Consolas" w:cs="Consolas" w:hAnsi="Consolas" w:eastAsia="Consolas"/>
+          <w:sz w:val="22"/>
+          <w:szCs w:val="22"/>
           <w:rtl w:val="0"/>
           <w:lang w:val="en-US"/>
         </w:rPr>
@@ -8905,7 +9878,9 @@
       </w:r>
       <w:r>
         <w:rPr>
-          <w:rStyle w:val="Verbatim Char"/>
+          <w:rFonts w:ascii="Consolas" w:cs="Consolas" w:hAnsi="Consolas" w:eastAsia="Consolas"/>
+          <w:sz w:val="22"/>
+          <w:szCs w:val="22"/>
           <w:rtl w:val="0"/>
         </w:rPr>
         <w:br w:type="textWrapping"/>
@@ -8913,7 +9888,9 @@
       </w:r>
       <w:r>
         <w:rPr>
-          <w:rStyle w:val="Verbatim Char"/>
+          <w:rFonts w:ascii="Consolas" w:cs="Consolas" w:hAnsi="Consolas" w:eastAsia="Consolas"/>
+          <w:sz w:val="22"/>
+          <w:szCs w:val="22"/>
           <w:rtl w:val="0"/>
           <w:lang w:val="en-US"/>
         </w:rPr>
@@ -8921,7 +9898,9 @@
       </w:r>
       <w:r>
         <w:rPr>
-          <w:rStyle w:val="Verbatim Char"/>
+          <w:rFonts w:ascii="Consolas" w:cs="Consolas" w:hAnsi="Consolas" w:eastAsia="Consolas"/>
+          <w:sz w:val="22"/>
+          <w:szCs w:val="22"/>
           <w:rtl w:val="0"/>
         </w:rPr>
         <w:br w:type="textWrapping"/>
@@ -8929,7 +9908,9 @@
       </w:r>
       <w:r>
         <w:rPr>
-          <w:rStyle w:val="Verbatim Char"/>
+          <w:rFonts w:ascii="Consolas" w:cs="Consolas" w:hAnsi="Consolas" w:eastAsia="Consolas"/>
+          <w:sz w:val="22"/>
+          <w:szCs w:val="22"/>
           <w:rtl w:val="0"/>
           <w:lang w:val="en-US"/>
         </w:rPr>
@@ -8940,7 +9921,9 @@
       </w:r>
       <w:r>
         <w:rPr>
-          <w:rStyle w:val="Verbatim Char"/>
+          <w:rFonts w:ascii="Consolas" w:cs="Consolas" w:hAnsi="Consolas" w:eastAsia="Consolas"/>
+          <w:sz w:val="22"/>
+          <w:szCs w:val="22"/>
           <w:rtl w:val="0"/>
           <w:lang w:val="en-US"/>
         </w:rPr>
@@ -9015,7 +9998,9 @@
       </w:r>
       <w:r>
         <w:rPr>
-          <w:rStyle w:val="Verbatim Char"/>
+          <w:rFonts w:ascii="Consolas" w:cs="Consolas" w:hAnsi="Consolas" w:eastAsia="Consolas"/>
+          <w:sz w:val="22"/>
+          <w:szCs w:val="22"/>
           <w:rtl w:val="0"/>
           <w:lang w:val="en-US"/>
         </w:rPr>
@@ -9061,7 +10046,9 @@
       </w:pPr>
       <w:r>
         <w:rPr>
-          <w:rStyle w:val="Verbatim Char"/>
+          <w:rFonts w:ascii="Consolas" w:cs="Consolas" w:hAnsi="Consolas" w:eastAsia="Consolas"/>
+          <w:sz w:val="22"/>
+          <w:szCs w:val="22"/>
           <w:rtl w:val="0"/>
           <w:lang w:val="en-US"/>
         </w:rPr>
@@ -9072,7 +10059,9 @@
       </w:r>
       <w:r>
         <w:rPr>
-          <w:rStyle w:val="Verbatim Char"/>
+          <w:rFonts w:ascii="Consolas" w:cs="Consolas" w:hAnsi="Consolas" w:eastAsia="Consolas"/>
+          <w:sz w:val="22"/>
+          <w:szCs w:val="22"/>
           <w:rtl w:val="0"/>
           <w:lang w:val="en-US"/>
         </w:rPr>
@@ -9083,7 +10072,9 @@
       </w:r>
       <w:r>
         <w:rPr>
-          <w:rStyle w:val="Verbatim Char"/>
+          <w:rFonts w:ascii="Consolas" w:cs="Consolas" w:hAnsi="Consolas" w:eastAsia="Consolas"/>
+          <w:sz w:val="22"/>
+          <w:szCs w:val="22"/>
           <w:rtl w:val="0"/>
           <w:lang w:val="en-US"/>
         </w:rPr>
@@ -9094,7 +10085,9 @@
       </w:r>
       <w:r>
         <w:rPr>
-          <w:rStyle w:val="Verbatim Char"/>
+          <w:rFonts w:ascii="Consolas" w:cs="Consolas" w:hAnsi="Consolas" w:eastAsia="Consolas"/>
+          <w:sz w:val="22"/>
+          <w:szCs w:val="22"/>
           <w:rtl w:val="0"/>
           <w:lang w:val="en-US"/>
         </w:rPr>
@@ -9106,7 +10099,9 @@
       </w:r>
       <w:r>
         <w:rPr>
-          <w:rStyle w:val="Verbatim Char"/>
+          <w:rFonts w:ascii="Consolas" w:cs="Consolas" w:hAnsi="Consolas" w:eastAsia="Consolas"/>
+          <w:sz w:val="22"/>
+          <w:szCs w:val="22"/>
           <w:rtl w:val="0"/>
           <w:lang w:val="en-US"/>
         </w:rPr>
@@ -9117,7 +10112,9 @@
       </w:r>
       <w:r>
         <w:rPr>
-          <w:rStyle w:val="Verbatim Char"/>
+          <w:rFonts w:ascii="Consolas" w:cs="Consolas" w:hAnsi="Consolas" w:eastAsia="Consolas"/>
+          <w:sz w:val="22"/>
+          <w:szCs w:val="22"/>
           <w:rtl w:val="0"/>
           <w:lang w:val="en-US"/>
         </w:rPr>
@@ -9128,7 +10125,9 @@
       </w:r>
       <w:r>
         <w:rPr>
-          <w:rStyle w:val="Verbatim Char"/>
+          <w:rFonts w:ascii="Consolas" w:cs="Consolas" w:hAnsi="Consolas" w:eastAsia="Consolas"/>
+          <w:sz w:val="22"/>
+          <w:szCs w:val="22"/>
           <w:rtl w:val="0"/>
           <w:lang w:val="en-US"/>
         </w:rPr>
@@ -9139,7 +10138,9 @@
       </w:r>
       <w:r>
         <w:rPr>
-          <w:rStyle w:val="Verbatim Char"/>
+          <w:rFonts w:ascii="Consolas" w:cs="Consolas" w:hAnsi="Consolas" w:eastAsia="Consolas"/>
+          <w:sz w:val="22"/>
+          <w:szCs w:val="22"/>
           <w:rtl w:val="0"/>
           <w:lang w:val="en-US"/>
         </w:rPr>
@@ -9151,7 +10152,9 @@
       </w:r>
       <w:r>
         <w:rPr>
-          <w:rStyle w:val="Verbatim Char"/>
+          <w:rFonts w:ascii="Consolas" w:cs="Consolas" w:hAnsi="Consolas" w:eastAsia="Consolas"/>
+          <w:sz w:val="22"/>
+          <w:szCs w:val="22"/>
           <w:rtl w:val="0"/>
           <w:lang w:val="en-US"/>
         </w:rPr>
@@ -9162,7 +10165,9 @@
       </w:r>
       <w:r>
         <w:rPr>
-          <w:rStyle w:val="Verbatim Char"/>
+          <w:rFonts w:ascii="Consolas" w:cs="Consolas" w:hAnsi="Consolas" w:eastAsia="Consolas"/>
+          <w:sz w:val="22"/>
+          <w:szCs w:val="22"/>
           <w:rtl w:val="0"/>
           <w:lang w:val="en-US"/>
         </w:rPr>
@@ -9173,7 +10178,9 @@
       </w:r>
       <w:r>
         <w:rPr>
-          <w:rStyle w:val="Verbatim Char"/>
+          <w:rFonts w:ascii="Consolas" w:cs="Consolas" w:hAnsi="Consolas" w:eastAsia="Consolas"/>
+          <w:sz w:val="22"/>
+          <w:szCs w:val="22"/>
           <w:rtl w:val="0"/>
           <w:lang w:val="en-US"/>
         </w:rPr>
@@ -9184,7 +10191,9 @@
       </w:r>
       <w:r>
         <w:rPr>
-          <w:rStyle w:val="Verbatim Char"/>
+          <w:rFonts w:ascii="Consolas" w:cs="Consolas" w:hAnsi="Consolas" w:eastAsia="Consolas"/>
+          <w:sz w:val="22"/>
+          <w:szCs w:val="22"/>
           <w:rtl w:val="0"/>
           <w:lang w:val="en-US"/>
         </w:rPr>
@@ -9192,7 +10201,9 @@
       </w:r>
       <w:r>
         <w:rPr>
-          <w:rStyle w:val="Verbatim Char"/>
+          <w:rFonts w:ascii="Consolas" w:cs="Consolas" w:hAnsi="Consolas" w:eastAsia="Consolas"/>
+          <w:sz w:val="22"/>
+          <w:szCs w:val="22"/>
           <w:rtl w:val="0"/>
         </w:rPr>
         <w:br w:type="textWrapping"/>
@@ -9200,7 +10211,9 @@
       </w:r>
       <w:r>
         <w:rPr>
-          <w:rStyle w:val="Verbatim Char"/>
+          <w:rFonts w:ascii="Consolas" w:cs="Consolas" w:hAnsi="Consolas" w:eastAsia="Consolas"/>
+          <w:sz w:val="22"/>
+          <w:szCs w:val="22"/>
           <w:rtl w:val="0"/>
           <w:lang w:val="en-US"/>
         </w:rPr>
@@ -9212,7 +10225,9 @@
       </w:r>
       <w:r>
         <w:rPr>
-          <w:rStyle w:val="Verbatim Char"/>
+          <w:rFonts w:ascii="Consolas" w:cs="Consolas" w:hAnsi="Consolas" w:eastAsia="Consolas"/>
+          <w:sz w:val="22"/>
+          <w:szCs w:val="22"/>
           <w:rtl w:val="0"/>
           <w:lang w:val="en-US"/>
         </w:rPr>
@@ -9224,7 +10239,9 @@
       </w:r>
       <w:r>
         <w:rPr>
-          <w:rStyle w:val="Verbatim Char"/>
+          <w:rFonts w:ascii="Consolas" w:cs="Consolas" w:hAnsi="Consolas" w:eastAsia="Consolas"/>
+          <w:sz w:val="22"/>
+          <w:szCs w:val="22"/>
           <w:rtl w:val="0"/>
           <w:lang w:val="en-US"/>
         </w:rPr>
@@ -9235,7 +10252,9 @@
       </w:r>
       <w:r>
         <w:rPr>
-          <w:rStyle w:val="Verbatim Char"/>
+          <w:rFonts w:ascii="Consolas" w:cs="Consolas" w:hAnsi="Consolas" w:eastAsia="Consolas"/>
+          <w:sz w:val="22"/>
+          <w:szCs w:val="22"/>
           <w:rtl w:val="0"/>
           <w:lang w:val="en-US"/>
         </w:rPr>
@@ -9246,7 +10265,9 @@
       </w:r>
       <w:r>
         <w:rPr>
-          <w:rStyle w:val="Verbatim Char"/>
+          <w:rFonts w:ascii="Consolas" w:cs="Consolas" w:hAnsi="Consolas" w:eastAsia="Consolas"/>
+          <w:sz w:val="22"/>
+          <w:szCs w:val="22"/>
           <w:rtl w:val="0"/>
           <w:lang w:val="en-US"/>
         </w:rPr>
@@ -9257,7 +10278,9 @@
       </w:r>
       <w:r>
         <w:rPr>
-          <w:rStyle w:val="Verbatim Char"/>
+          <w:rFonts w:ascii="Consolas" w:cs="Consolas" w:hAnsi="Consolas" w:eastAsia="Consolas"/>
+          <w:sz w:val="22"/>
+          <w:szCs w:val="22"/>
           <w:rtl w:val="0"/>
           <w:lang w:val="en-US"/>
         </w:rPr>
@@ -9268,7 +10291,9 @@
       </w:r>
       <w:r>
         <w:rPr>
-          <w:rStyle w:val="Verbatim Char"/>
+          <w:rFonts w:ascii="Consolas" w:cs="Consolas" w:hAnsi="Consolas" w:eastAsia="Consolas"/>
+          <w:sz w:val="22"/>
+          <w:szCs w:val="22"/>
           <w:rtl w:val="0"/>
           <w:lang w:val="en-US"/>
         </w:rPr>
@@ -9279,7 +10304,9 @@
       </w:r>
       <w:r>
         <w:rPr>
-          <w:rStyle w:val="Verbatim Char"/>
+          <w:rFonts w:ascii="Consolas" w:cs="Consolas" w:hAnsi="Consolas" w:eastAsia="Consolas"/>
+          <w:sz w:val="22"/>
+          <w:szCs w:val="22"/>
           <w:rtl w:val="0"/>
           <w:lang w:val="en-US"/>
         </w:rPr>
@@ -9290,7 +10317,9 @@
       </w:r>
       <w:r>
         <w:rPr>
-          <w:rStyle w:val="Verbatim Char"/>
+          <w:rFonts w:ascii="Consolas" w:cs="Consolas" w:hAnsi="Consolas" w:eastAsia="Consolas"/>
+          <w:sz w:val="22"/>
+          <w:szCs w:val="22"/>
           <w:rtl w:val="0"/>
           <w:lang w:val="en-US"/>
         </w:rPr>
@@ -9301,7 +10330,9 @@
       </w:r>
       <w:r>
         <w:rPr>
-          <w:rStyle w:val="Verbatim Char"/>
+          <w:rFonts w:ascii="Consolas" w:cs="Consolas" w:hAnsi="Consolas" w:eastAsia="Consolas"/>
+          <w:sz w:val="22"/>
+          <w:szCs w:val="22"/>
           <w:rtl w:val="0"/>
           <w:lang w:val="en-US"/>
         </w:rPr>
@@ -9321,7 +10352,9 @@
       </w:r>
       <w:r>
         <w:rPr>
-          <w:rStyle w:val="Verbatim Char"/>
+          <w:rFonts w:ascii="Consolas" w:cs="Consolas" w:hAnsi="Consolas" w:eastAsia="Consolas"/>
+          <w:sz w:val="22"/>
+          <w:szCs w:val="22"/>
           <w:rtl w:val="0"/>
           <w:lang w:val="en-US"/>
         </w:rPr>
@@ -9376,7 +10409,9 @@
       </w:r>
       <w:r>
         <w:rPr>
-          <w:rStyle w:val="Verbatim Char"/>
+          <w:rFonts w:ascii="Consolas" w:cs="Consolas" w:hAnsi="Consolas" w:eastAsia="Consolas"/>
+          <w:sz w:val="22"/>
+          <w:szCs w:val="22"/>
           <w:rtl w:val="0"/>
           <w:lang w:val="en-US"/>
         </w:rPr>
@@ -9396,7 +10431,9 @@
       </w:pPr>
       <w:r>
         <w:rPr>
-          <w:rStyle w:val="Verbatim Char"/>
+          <w:rFonts w:ascii="Consolas" w:cs="Consolas" w:hAnsi="Consolas" w:eastAsia="Consolas"/>
+          <w:sz w:val="22"/>
+          <w:szCs w:val="22"/>
           <w:rtl w:val="0"/>
           <w:lang w:val="en-US"/>
         </w:rPr>
@@ -9407,7 +10444,9 @@
       </w:r>
       <w:r>
         <w:rPr>
-          <w:rStyle w:val="Verbatim Char"/>
+          <w:rFonts w:ascii="Consolas" w:cs="Consolas" w:hAnsi="Consolas" w:eastAsia="Consolas"/>
+          <w:sz w:val="22"/>
+          <w:szCs w:val="22"/>
           <w:rtl w:val="0"/>
           <w:lang w:val="en-US"/>
         </w:rPr>
@@ -9415,7 +10454,9 @@
       </w:r>
       <w:r>
         <w:rPr>
-          <w:rStyle w:val="Verbatim Char"/>
+          <w:rFonts w:ascii="Consolas" w:cs="Consolas" w:hAnsi="Consolas" w:eastAsia="Consolas"/>
+          <w:sz w:val="22"/>
+          <w:szCs w:val="22"/>
           <w:rtl w:val="0"/>
         </w:rPr>
         <w:br w:type="textWrapping"/>
@@ -9423,7 +10464,9 @@
       </w:r>
       <w:r>
         <w:rPr>
-          <w:rStyle w:val="Verbatim Char"/>
+          <w:rFonts w:ascii="Consolas" w:cs="Consolas" w:hAnsi="Consolas" w:eastAsia="Consolas"/>
+          <w:sz w:val="22"/>
+          <w:szCs w:val="22"/>
           <w:rtl w:val="0"/>
           <w:lang w:val="en-US"/>
         </w:rPr>
@@ -9431,7 +10474,9 @@
       </w:r>
       <w:r>
         <w:rPr>
-          <w:rStyle w:val="Verbatim Char"/>
+          <w:rFonts w:ascii="Consolas" w:cs="Consolas" w:hAnsi="Consolas" w:eastAsia="Consolas"/>
+          <w:sz w:val="22"/>
+          <w:szCs w:val="22"/>
           <w:rtl w:val="0"/>
         </w:rPr>
         <w:br w:type="textWrapping"/>
@@ -9439,7 +10484,9 @@
       </w:r>
       <w:r>
         <w:rPr>
-          <w:rStyle w:val="Verbatim Char"/>
+          <w:rFonts w:ascii="Consolas" w:cs="Consolas" w:hAnsi="Consolas" w:eastAsia="Consolas"/>
+          <w:sz w:val="22"/>
+          <w:szCs w:val="22"/>
           <w:rtl w:val="0"/>
           <w:lang w:val="en-US"/>
         </w:rPr>
@@ -9451,7 +10498,9 @@
       </w:r>
       <w:r>
         <w:rPr>
-          <w:rStyle w:val="Verbatim Char"/>
+          <w:rFonts w:ascii="Consolas" w:cs="Consolas" w:hAnsi="Consolas" w:eastAsia="Consolas"/>
+          <w:sz w:val="22"/>
+          <w:szCs w:val="22"/>
           <w:rtl w:val="0"/>
           <w:lang w:val="en-US"/>
         </w:rPr>
@@ -9462,7 +10511,9 @@
       </w:r>
       <w:r>
         <w:rPr>
-          <w:rStyle w:val="Verbatim Char"/>
+          <w:rFonts w:ascii="Consolas" w:cs="Consolas" w:hAnsi="Consolas" w:eastAsia="Consolas"/>
+          <w:sz w:val="22"/>
+          <w:szCs w:val="22"/>
           <w:rtl w:val="0"/>
           <w:lang w:val="en-US"/>
         </w:rPr>
@@ -9474,7 +10525,9 @@
       </w:r>
       <w:r>
         <w:rPr>
-          <w:rStyle w:val="Verbatim Char"/>
+          <w:rFonts w:ascii="Consolas" w:cs="Consolas" w:hAnsi="Consolas" w:eastAsia="Consolas"/>
+          <w:sz w:val="22"/>
+          <w:szCs w:val="22"/>
           <w:rtl w:val="0"/>
           <w:lang w:val="en-US"/>
         </w:rPr>
@@ -9486,7 +10539,9 @@
       </w:r>
       <w:r>
         <w:rPr>
-          <w:rStyle w:val="Verbatim Char"/>
+          <w:rFonts w:ascii="Consolas" w:cs="Consolas" w:hAnsi="Consolas" w:eastAsia="Consolas"/>
+          <w:sz w:val="22"/>
+          <w:szCs w:val="22"/>
           <w:rtl w:val="0"/>
           <w:lang w:val="en-US"/>
         </w:rPr>
@@ -9498,7 +10553,9 @@
       </w:r>
       <w:r>
         <w:rPr>
-          <w:rStyle w:val="Verbatim Char"/>
+          <w:rFonts w:ascii="Consolas" w:cs="Consolas" w:hAnsi="Consolas" w:eastAsia="Consolas"/>
+          <w:sz w:val="22"/>
+          <w:szCs w:val="22"/>
           <w:rtl w:val="0"/>
           <w:lang w:val="en-US"/>
         </w:rPr>
@@ -9510,7 +10567,9 @@
       </w:r>
       <w:r>
         <w:rPr>
-          <w:rStyle w:val="Verbatim Char"/>
+          <w:rFonts w:ascii="Consolas" w:cs="Consolas" w:hAnsi="Consolas" w:eastAsia="Consolas"/>
+          <w:sz w:val="22"/>
+          <w:szCs w:val="22"/>
           <w:rtl w:val="0"/>
           <w:lang w:val="en-US"/>
         </w:rPr>
@@ -9522,7 +10581,9 @@
       </w:r>
       <w:r>
         <w:rPr>
-          <w:rStyle w:val="Verbatim Char"/>
+          <w:rFonts w:ascii="Consolas" w:cs="Consolas" w:hAnsi="Consolas" w:eastAsia="Consolas"/>
+          <w:sz w:val="22"/>
+          <w:szCs w:val="22"/>
           <w:rtl w:val="0"/>
           <w:lang w:val="en-US"/>
         </w:rPr>
@@ -9534,7 +10595,9 @@
       </w:r>
       <w:r>
         <w:rPr>
-          <w:rStyle w:val="Verbatim Char"/>
+          <w:rFonts w:ascii="Consolas" w:cs="Consolas" w:hAnsi="Consolas" w:eastAsia="Consolas"/>
+          <w:sz w:val="22"/>
+          <w:szCs w:val="22"/>
           <w:rtl w:val="0"/>
           <w:lang w:val="en-US"/>
         </w:rPr>
@@ -9545,7 +10608,9 @@
       </w:r>
       <w:r>
         <w:rPr>
-          <w:rStyle w:val="Verbatim Char"/>
+          <w:rFonts w:ascii="Consolas" w:cs="Consolas" w:hAnsi="Consolas" w:eastAsia="Consolas"/>
+          <w:sz w:val="22"/>
+          <w:szCs w:val="22"/>
           <w:rtl w:val="0"/>
           <w:lang w:val="en-US"/>
         </w:rPr>
@@ -9556,7 +10621,9 @@
       </w:r>
       <w:r>
         <w:rPr>
-          <w:rStyle w:val="Verbatim Char"/>
+          <w:rFonts w:ascii="Consolas" w:cs="Consolas" w:hAnsi="Consolas" w:eastAsia="Consolas"/>
+          <w:sz w:val="22"/>
+          <w:szCs w:val="22"/>
           <w:rtl w:val="0"/>
           <w:lang w:val="en-US"/>
         </w:rPr>
@@ -9567,7 +10634,9 @@
       </w:r>
       <w:r>
         <w:rPr>
-          <w:rStyle w:val="Verbatim Char"/>
+          <w:rFonts w:ascii="Consolas" w:cs="Consolas" w:hAnsi="Consolas" w:eastAsia="Consolas"/>
+          <w:sz w:val="22"/>
+          <w:szCs w:val="22"/>
           <w:rtl w:val="0"/>
           <w:lang w:val="en-US"/>
         </w:rPr>
@@ -9578,7 +10647,9 @@
       </w:r>
       <w:r>
         <w:rPr>
-          <w:rStyle w:val="Verbatim Char"/>
+          <w:rFonts w:ascii="Consolas" w:cs="Consolas" w:hAnsi="Consolas" w:eastAsia="Consolas"/>
+          <w:sz w:val="22"/>
+          <w:szCs w:val="22"/>
           <w:rtl w:val="0"/>
           <w:lang w:val="en-US"/>
         </w:rPr>
@@ -9589,7 +10660,9 @@
       </w:r>
       <w:r>
         <w:rPr>
-          <w:rStyle w:val="Verbatim Char"/>
+          <w:rFonts w:ascii="Consolas" w:cs="Consolas" w:hAnsi="Consolas" w:eastAsia="Consolas"/>
+          <w:sz w:val="22"/>
+          <w:szCs w:val="22"/>
           <w:rtl w:val="0"/>
           <w:lang w:val="en-US"/>
         </w:rPr>
@@ -9601,7 +10674,9 @@
       </w:r>
       <w:r>
         <w:rPr>
-          <w:rStyle w:val="Verbatim Char"/>
+          <w:rFonts w:ascii="Consolas" w:cs="Consolas" w:hAnsi="Consolas" w:eastAsia="Consolas"/>
+          <w:sz w:val="22"/>
+          <w:szCs w:val="22"/>
           <w:rtl w:val="0"/>
           <w:lang w:val="en-US"/>
         </w:rPr>
@@ -9612,7 +10687,9 @@
       </w:r>
       <w:r>
         <w:rPr>
-          <w:rStyle w:val="Verbatim Char"/>
+          <w:rFonts w:ascii="Consolas" w:cs="Consolas" w:hAnsi="Consolas" w:eastAsia="Consolas"/>
+          <w:sz w:val="22"/>
+          <w:szCs w:val="22"/>
           <w:rtl w:val="0"/>
           <w:lang w:val="en-US"/>
         </w:rPr>
@@ -9623,7 +10700,9 @@
       </w:r>
       <w:r>
         <w:rPr>
-          <w:rStyle w:val="Verbatim Char"/>
+          <w:rFonts w:ascii="Consolas" w:cs="Consolas" w:hAnsi="Consolas" w:eastAsia="Consolas"/>
+          <w:sz w:val="22"/>
+          <w:szCs w:val="22"/>
           <w:rtl w:val="0"/>
           <w:lang w:val="en-US"/>
         </w:rPr>
@@ -9634,7 +10713,9 @@
       </w:r>
       <w:r>
         <w:rPr>
-          <w:rStyle w:val="Verbatim Char"/>
+          <w:rFonts w:ascii="Consolas" w:cs="Consolas" w:hAnsi="Consolas" w:eastAsia="Consolas"/>
+          <w:sz w:val="22"/>
+          <w:szCs w:val="22"/>
           <w:rtl w:val="0"/>
           <w:lang w:val="en-US"/>
         </w:rPr>
@@ -9645,7 +10726,9 @@
       </w:r>
       <w:r>
         <w:rPr>
-          <w:rStyle w:val="Verbatim Char"/>
+          <w:rFonts w:ascii="Consolas" w:cs="Consolas" w:hAnsi="Consolas" w:eastAsia="Consolas"/>
+          <w:sz w:val="22"/>
+          <w:szCs w:val="22"/>
           <w:rtl w:val="0"/>
           <w:lang w:val="en-US"/>
         </w:rPr>
@@ -9656,7 +10739,9 @@
       </w:r>
       <w:r>
         <w:rPr>
-          <w:rStyle w:val="Verbatim Char"/>
+          <w:rFonts w:ascii="Consolas" w:cs="Consolas" w:hAnsi="Consolas" w:eastAsia="Consolas"/>
+          <w:sz w:val="22"/>
+          <w:szCs w:val="22"/>
           <w:rtl w:val="0"/>
           <w:lang w:val="en-US"/>
         </w:rPr>
@@ -9667,7 +10752,9 @@
       </w:r>
       <w:r>
         <w:rPr>
-          <w:rStyle w:val="Verbatim Char"/>
+          <w:rFonts w:ascii="Consolas" w:cs="Consolas" w:hAnsi="Consolas" w:eastAsia="Consolas"/>
+          <w:sz w:val="22"/>
+          <w:szCs w:val="22"/>
           <w:rtl w:val="0"/>
           <w:lang w:val="en-US"/>
         </w:rPr>
@@ -9678,7 +10765,9 @@
       </w:r>
       <w:r>
         <w:rPr>
-          <w:rStyle w:val="Verbatim Char"/>
+          <w:rFonts w:ascii="Consolas" w:cs="Consolas" w:hAnsi="Consolas" w:eastAsia="Consolas"/>
+          <w:sz w:val="22"/>
+          <w:szCs w:val="22"/>
           <w:rtl w:val="0"/>
           <w:lang w:val="en-US"/>
         </w:rPr>
@@ -9689,7 +10778,9 @@
       </w:r>
       <w:r>
         <w:rPr>
-          <w:rStyle w:val="Verbatim Char"/>
+          <w:rFonts w:ascii="Consolas" w:cs="Consolas" w:hAnsi="Consolas" w:eastAsia="Consolas"/>
+          <w:sz w:val="22"/>
+          <w:szCs w:val="22"/>
           <w:rtl w:val="0"/>
           <w:lang w:val="en-US"/>
         </w:rPr>
@@ -9700,7 +10791,9 @@
       </w:r>
       <w:r>
         <w:rPr>
-          <w:rStyle w:val="Verbatim Char"/>
+          <w:rFonts w:ascii="Consolas" w:cs="Consolas" w:hAnsi="Consolas" w:eastAsia="Consolas"/>
+          <w:sz w:val="22"/>
+          <w:szCs w:val="22"/>
           <w:rtl w:val="0"/>
           <w:lang w:val="en-US"/>
         </w:rPr>
@@ -9711,7 +10804,9 @@
       </w:r>
       <w:r>
         <w:rPr>
-          <w:rStyle w:val="Verbatim Char"/>
+          <w:rFonts w:ascii="Consolas" w:cs="Consolas" w:hAnsi="Consolas" w:eastAsia="Consolas"/>
+          <w:sz w:val="22"/>
+          <w:szCs w:val="22"/>
           <w:rtl w:val="0"/>
           <w:lang w:val="en-US"/>
         </w:rPr>
@@ -9722,7 +10817,9 @@
       </w:r>
       <w:r>
         <w:rPr>
-          <w:rStyle w:val="Verbatim Char"/>
+          <w:rFonts w:ascii="Consolas" w:cs="Consolas" w:hAnsi="Consolas" w:eastAsia="Consolas"/>
+          <w:sz w:val="22"/>
+          <w:szCs w:val="22"/>
           <w:rtl w:val="0"/>
           <w:lang w:val="en-US"/>
         </w:rPr>
@@ -9733,7 +10830,9 @@
       </w:r>
       <w:r>
         <w:rPr>
-          <w:rStyle w:val="Verbatim Char"/>
+          <w:rFonts w:ascii="Consolas" w:cs="Consolas" w:hAnsi="Consolas" w:eastAsia="Consolas"/>
+          <w:sz w:val="22"/>
+          <w:szCs w:val="22"/>
           <w:rtl w:val="0"/>
           <w:lang w:val="en-US"/>
         </w:rPr>
@@ -9744,7 +10843,9 @@
       </w:r>
       <w:r>
         <w:rPr>
-          <w:rStyle w:val="Verbatim Char"/>
+          <w:rFonts w:ascii="Consolas" w:cs="Consolas" w:hAnsi="Consolas" w:eastAsia="Consolas"/>
+          <w:sz w:val="22"/>
+          <w:szCs w:val="22"/>
           <w:rtl w:val="0"/>
           <w:lang w:val="en-US"/>
         </w:rPr>
@@ -9755,7 +10856,9 @@
       </w:r>
       <w:r>
         <w:rPr>
-          <w:rStyle w:val="Verbatim Char"/>
+          <w:rFonts w:ascii="Consolas" w:cs="Consolas" w:hAnsi="Consolas" w:eastAsia="Consolas"/>
+          <w:sz w:val="22"/>
+          <w:szCs w:val="22"/>
           <w:rtl w:val="0"/>
           <w:lang w:val="en-US"/>
         </w:rPr>
@@ -9767,7 +10870,9 @@
       </w:r>
       <w:r>
         <w:rPr>
-          <w:rStyle w:val="Verbatim Char"/>
+          <w:rFonts w:ascii="Consolas" w:cs="Consolas" w:hAnsi="Consolas" w:eastAsia="Consolas"/>
+          <w:sz w:val="22"/>
+          <w:szCs w:val="22"/>
           <w:rtl w:val="0"/>
           <w:lang w:val="en-US"/>
         </w:rPr>
@@ -9778,7 +10883,9 @@
       </w:r>
       <w:r>
         <w:rPr>
-          <w:rStyle w:val="Verbatim Char"/>
+          <w:rFonts w:ascii="Consolas" w:cs="Consolas" w:hAnsi="Consolas" w:eastAsia="Consolas"/>
+          <w:sz w:val="22"/>
+          <w:szCs w:val="22"/>
           <w:rtl w:val="0"/>
           <w:lang w:val="en-US"/>
         </w:rPr>
@@ -9789,7 +10896,9 @@
       </w:r>
       <w:r>
         <w:rPr>
-          <w:rStyle w:val="Verbatim Char"/>
+          <w:rFonts w:ascii="Consolas" w:cs="Consolas" w:hAnsi="Consolas" w:eastAsia="Consolas"/>
+          <w:sz w:val="22"/>
+          <w:szCs w:val="22"/>
           <w:rtl w:val="0"/>
           <w:lang w:val="en-US"/>
         </w:rPr>
@@ -9800,7 +10909,9 @@
       </w:r>
       <w:r>
         <w:rPr>
-          <w:rStyle w:val="Verbatim Char"/>
+          <w:rFonts w:ascii="Consolas" w:cs="Consolas" w:hAnsi="Consolas" w:eastAsia="Consolas"/>
+          <w:sz w:val="22"/>
+          <w:szCs w:val="22"/>
           <w:rtl w:val="0"/>
           <w:lang w:val="en-US"/>
         </w:rPr>
@@ -9811,7 +10922,9 @@
       </w:r>
       <w:r>
         <w:rPr>
-          <w:rStyle w:val="Verbatim Char"/>
+          <w:rFonts w:ascii="Consolas" w:cs="Consolas" w:hAnsi="Consolas" w:eastAsia="Consolas"/>
+          <w:sz w:val="22"/>
+          <w:szCs w:val="22"/>
           <w:rtl w:val="0"/>
           <w:lang w:val="en-US"/>
         </w:rPr>
@@ -9822,7 +10935,9 @@
       </w:r>
       <w:r>
         <w:rPr>
-          <w:rStyle w:val="Verbatim Char"/>
+          <w:rFonts w:ascii="Consolas" w:cs="Consolas" w:hAnsi="Consolas" w:eastAsia="Consolas"/>
+          <w:sz w:val="22"/>
+          <w:szCs w:val="22"/>
           <w:rtl w:val="0"/>
           <w:lang w:val="en-US"/>
         </w:rPr>
@@ -9833,7 +10948,9 @@
       </w:r>
       <w:r>
         <w:rPr>
-          <w:rStyle w:val="Verbatim Char"/>
+          <w:rFonts w:ascii="Consolas" w:cs="Consolas" w:hAnsi="Consolas" w:eastAsia="Consolas"/>
+          <w:sz w:val="22"/>
+          <w:szCs w:val="22"/>
           <w:rtl w:val="0"/>
           <w:lang w:val="en-US"/>
         </w:rPr>
@@ -9844,7 +10961,9 @@
       </w:r>
       <w:r>
         <w:rPr>
-          <w:rStyle w:val="Verbatim Char"/>
+          <w:rFonts w:ascii="Consolas" w:cs="Consolas" w:hAnsi="Consolas" w:eastAsia="Consolas"/>
+          <w:sz w:val="22"/>
+          <w:szCs w:val="22"/>
           <w:rtl w:val="0"/>
           <w:lang w:val="en-US"/>
         </w:rPr>
@@ -9855,7 +10974,9 @@
       </w:r>
       <w:r>
         <w:rPr>
-          <w:rStyle w:val="Verbatim Char"/>
+          <w:rFonts w:ascii="Consolas" w:cs="Consolas" w:hAnsi="Consolas" w:eastAsia="Consolas"/>
+          <w:sz w:val="22"/>
+          <w:szCs w:val="22"/>
           <w:rtl w:val="0"/>
           <w:lang w:val="en-US"/>
         </w:rPr>
@@ -9866,7 +10987,9 @@
       </w:r>
       <w:r>
         <w:rPr>
-          <w:rStyle w:val="Verbatim Char"/>
+          <w:rFonts w:ascii="Consolas" w:cs="Consolas" w:hAnsi="Consolas" w:eastAsia="Consolas"/>
+          <w:sz w:val="22"/>
+          <w:szCs w:val="22"/>
           <w:rtl w:val="0"/>
           <w:lang w:val="en-US"/>
         </w:rPr>
@@ -9877,7 +11000,9 @@
       </w:r>
       <w:r>
         <w:rPr>
-          <w:rStyle w:val="Verbatim Char"/>
+          <w:rFonts w:ascii="Consolas" w:cs="Consolas" w:hAnsi="Consolas" w:eastAsia="Consolas"/>
+          <w:sz w:val="22"/>
+          <w:szCs w:val="22"/>
           <w:rtl w:val="0"/>
           <w:lang w:val="en-US"/>
         </w:rPr>
@@ -9897,7 +11022,9 @@
       </w:r>
       <w:r>
         <w:rPr>
-          <w:rStyle w:val="Verbatim Char"/>
+          <w:rFonts w:ascii="Consolas" w:cs="Consolas" w:hAnsi="Consolas" w:eastAsia="Consolas"/>
+          <w:sz w:val="22"/>
+          <w:szCs w:val="22"/>
           <w:rtl w:val="0"/>
           <w:lang w:val="en-US"/>
         </w:rPr>
@@ -9926,7 +11053,9 @@
       </w:r>
       <w:r>
         <w:rPr>
-          <w:rStyle w:val="Verbatim Char"/>
+          <w:rFonts w:ascii="Consolas" w:cs="Consolas" w:hAnsi="Consolas" w:eastAsia="Consolas"/>
+          <w:sz w:val="22"/>
+          <w:szCs w:val="22"/>
           <w:rtl w:val="0"/>
           <w:lang w:val="en-US"/>
         </w:rPr>
@@ -9941,7 +11070,9 @@
       </w:r>
       <w:r>
         <w:rPr>
-          <w:rStyle w:val="Verbatim Char"/>
+          <w:rFonts w:ascii="Consolas" w:cs="Consolas" w:hAnsi="Consolas" w:eastAsia="Consolas"/>
+          <w:sz w:val="22"/>
+          <w:szCs w:val="22"/>
           <w:rtl w:val="0"/>
           <w:lang w:val="en-US"/>
         </w:rPr>
@@ -9961,7 +11092,9 @@
       </w:pPr>
       <w:r>
         <w:rPr>
-          <w:rStyle w:val="Verbatim Char"/>
+          <w:rFonts w:ascii="Consolas" w:cs="Consolas" w:hAnsi="Consolas" w:eastAsia="Consolas"/>
+          <w:sz w:val="22"/>
+          <w:szCs w:val="22"/>
           <w:rtl w:val="0"/>
           <w:lang w:val="en-US"/>
         </w:rPr>
@@ -9976,7 +11109,9 @@
       </w:r>
       <w:r>
         <w:rPr>
-          <w:rStyle w:val="Verbatim Char"/>
+          <w:rFonts w:ascii="Consolas" w:cs="Consolas" w:hAnsi="Consolas" w:eastAsia="Consolas"/>
+          <w:sz w:val="22"/>
+          <w:szCs w:val="22"/>
           <w:rtl w:val="0"/>
           <w:lang w:val="en-US"/>
         </w:rPr>
@@ -9991,7 +11126,9 @@
       </w:r>
       <w:r>
         <w:rPr>
-          <w:rStyle w:val="Verbatim Char"/>
+          <w:rFonts w:ascii="Consolas" w:cs="Consolas" w:hAnsi="Consolas" w:eastAsia="Consolas"/>
+          <w:sz w:val="22"/>
+          <w:szCs w:val="22"/>
           <w:rtl w:val="0"/>
           <w:lang w:val="en-US"/>
         </w:rPr>
@@ -10032,7 +11169,9 @@
       </w:r>
       <w:r>
         <w:rPr>
-          <w:rStyle w:val="Verbatim Char"/>
+          <w:rFonts w:ascii="Consolas" w:cs="Consolas" w:hAnsi="Consolas" w:eastAsia="Consolas"/>
+          <w:sz w:val="22"/>
+          <w:szCs w:val="22"/>
           <w:rtl w:val="0"/>
           <w:lang w:val="en-US"/>
         </w:rPr>
@@ -10052,7 +11191,9 @@
       </w:pPr>
       <w:r>
         <w:rPr>
-          <w:rStyle w:val="Verbatim Char"/>
+          <w:rFonts w:ascii="Consolas" w:cs="Consolas" w:hAnsi="Consolas" w:eastAsia="Consolas"/>
+          <w:sz w:val="22"/>
+          <w:szCs w:val="22"/>
           <w:rtl w:val="0"/>
           <w:lang w:val="en-US"/>
         </w:rPr>
@@ -10063,7 +11204,9 @@
       </w:r>
       <w:r>
         <w:rPr>
-          <w:rStyle w:val="Verbatim Char"/>
+          <w:rFonts w:ascii="Consolas" w:cs="Consolas" w:hAnsi="Consolas" w:eastAsia="Consolas"/>
+          <w:sz w:val="22"/>
+          <w:szCs w:val="22"/>
           <w:rtl w:val="0"/>
           <w:lang w:val="en-US"/>
         </w:rPr>
@@ -10074,7 +11217,9 @@
       </w:r>
       <w:r>
         <w:rPr>
-          <w:rStyle w:val="Verbatim Char"/>
+          <w:rFonts w:ascii="Consolas" w:cs="Consolas" w:hAnsi="Consolas" w:eastAsia="Consolas"/>
+          <w:sz w:val="22"/>
+          <w:szCs w:val="22"/>
           <w:rtl w:val="0"/>
           <w:lang w:val="en-US"/>
         </w:rPr>
@@ -10085,7 +11230,9 @@
       </w:r>
       <w:r>
         <w:rPr>
-          <w:rStyle w:val="Verbatim Char"/>
+          <w:rFonts w:ascii="Consolas" w:cs="Consolas" w:hAnsi="Consolas" w:eastAsia="Consolas"/>
+          <w:sz w:val="22"/>
+          <w:szCs w:val="22"/>
           <w:rtl w:val="0"/>
           <w:lang w:val="en-US"/>
         </w:rPr>
@@ -10096,7 +11243,9 @@
       </w:r>
       <w:r>
         <w:rPr>
-          <w:rStyle w:val="Verbatim Char"/>
+          <w:rFonts w:ascii="Consolas" w:cs="Consolas" w:hAnsi="Consolas" w:eastAsia="Consolas"/>
+          <w:sz w:val="22"/>
+          <w:szCs w:val="22"/>
           <w:rtl w:val="0"/>
           <w:lang w:val="en-US"/>
         </w:rPr>
@@ -10104,7 +11253,9 @@
       </w:r>
       <w:r>
         <w:rPr>
-          <w:rStyle w:val="Verbatim Char"/>
+          <w:rFonts w:ascii="Consolas" w:cs="Consolas" w:hAnsi="Consolas" w:eastAsia="Consolas"/>
+          <w:sz w:val="22"/>
+          <w:szCs w:val="22"/>
           <w:rtl w:val="0"/>
         </w:rPr>
         <w:br w:type="textWrapping"/>
@@ -10112,7 +11263,9 @@
       </w:r>
       <w:r>
         <w:rPr>
-          <w:rStyle w:val="Verbatim Char"/>
+          <w:rFonts w:ascii="Consolas" w:cs="Consolas" w:hAnsi="Consolas" w:eastAsia="Consolas"/>
+          <w:sz w:val="22"/>
+          <w:szCs w:val="22"/>
           <w:rtl w:val="0"/>
           <w:lang w:val="en-US"/>
         </w:rPr>
@@ -10120,7 +11273,9 @@
       </w:r>
       <w:r>
         <w:rPr>
-          <w:rStyle w:val="Verbatim Char"/>
+          <w:rFonts w:ascii="Consolas" w:cs="Consolas" w:hAnsi="Consolas" w:eastAsia="Consolas"/>
+          <w:sz w:val="22"/>
+          <w:szCs w:val="22"/>
           <w:rtl w:val="0"/>
           <w:lang w:val="en-US"/>
         </w:rPr>
@@ -10131,7 +11286,9 @@
       </w:r>
       <w:r>
         <w:rPr>
-          <w:rStyle w:val="Verbatim Char"/>
+          <w:rFonts w:ascii="Consolas" w:cs="Consolas" w:hAnsi="Consolas" w:eastAsia="Consolas"/>
+          <w:sz w:val="22"/>
+          <w:szCs w:val="22"/>
           <w:rtl w:val="0"/>
           <w:lang w:val="en-US"/>
         </w:rPr>
@@ -10142,7 +11299,9 @@
       </w:r>
       <w:r>
         <w:rPr>
-          <w:rStyle w:val="Verbatim Char"/>
+          <w:rFonts w:ascii="Consolas" w:cs="Consolas" w:hAnsi="Consolas" w:eastAsia="Consolas"/>
+          <w:sz w:val="22"/>
+          <w:szCs w:val="22"/>
           <w:rtl w:val="0"/>
           <w:lang w:val="en-US"/>
         </w:rPr>
@@ -10153,7 +11312,9 @@
       </w:r>
       <w:r>
         <w:rPr>
-          <w:rStyle w:val="Verbatim Char"/>
+          <w:rFonts w:ascii="Consolas" w:cs="Consolas" w:hAnsi="Consolas" w:eastAsia="Consolas"/>
+          <w:sz w:val="22"/>
+          <w:szCs w:val="22"/>
           <w:rtl w:val="0"/>
           <w:lang w:val="en-US"/>
         </w:rPr>
@@ -10164,7 +11325,9 @@
       </w:r>
       <w:r>
         <w:rPr>
-          <w:rStyle w:val="Verbatim Char"/>
+          <w:rFonts w:ascii="Consolas" w:cs="Consolas" w:hAnsi="Consolas" w:eastAsia="Consolas"/>
+          <w:sz w:val="22"/>
+          <w:szCs w:val="22"/>
           <w:rtl w:val="0"/>
           <w:lang w:val="en-US"/>
         </w:rPr>
@@ -10175,7 +11338,9 @@
       </w:r>
       <w:r>
         <w:rPr>
-          <w:rStyle w:val="Verbatim Char"/>
+          <w:rFonts w:ascii="Consolas" w:cs="Consolas" w:hAnsi="Consolas" w:eastAsia="Consolas"/>
+          <w:sz w:val="22"/>
+          <w:szCs w:val="22"/>
           <w:rtl w:val="0"/>
           <w:lang w:val="en-US"/>
         </w:rPr>
@@ -10187,7 +11352,9 @@
       </w:r>
       <w:r>
         <w:rPr>
-          <w:rStyle w:val="Verbatim Char"/>
+          <w:rFonts w:ascii="Consolas" w:cs="Consolas" w:hAnsi="Consolas" w:eastAsia="Consolas"/>
+          <w:sz w:val="22"/>
+          <w:szCs w:val="22"/>
           <w:rtl w:val="0"/>
           <w:lang w:val="en-US"/>
         </w:rPr>
@@ -10198,7 +11365,9 @@
       </w:r>
       <w:r>
         <w:rPr>
-          <w:rStyle w:val="Verbatim Char"/>
+          <w:rFonts w:ascii="Consolas" w:cs="Consolas" w:hAnsi="Consolas" w:eastAsia="Consolas"/>
+          <w:sz w:val="22"/>
+          <w:szCs w:val="22"/>
           <w:rtl w:val="0"/>
           <w:lang w:val="en-US"/>
         </w:rPr>
@@ -10209,7 +11378,9 @@
       </w:r>
       <w:r>
         <w:rPr>
-          <w:rStyle w:val="Verbatim Char"/>
+          <w:rFonts w:ascii="Consolas" w:cs="Consolas" w:hAnsi="Consolas" w:eastAsia="Consolas"/>
+          <w:sz w:val="22"/>
+          <w:szCs w:val="22"/>
           <w:rtl w:val="0"/>
           <w:lang w:val="en-US"/>
         </w:rPr>
@@ -10220,7 +11391,9 @@
       </w:r>
       <w:r>
         <w:rPr>
-          <w:rStyle w:val="Verbatim Char"/>
+          <w:rFonts w:ascii="Consolas" w:cs="Consolas" w:hAnsi="Consolas" w:eastAsia="Consolas"/>
+          <w:sz w:val="22"/>
+          <w:szCs w:val="22"/>
           <w:rtl w:val="0"/>
           <w:lang w:val="en-US"/>
         </w:rPr>
@@ -10231,7 +11404,9 @@
       </w:r>
       <w:r>
         <w:rPr>
-          <w:rStyle w:val="Verbatim Char"/>
+          <w:rFonts w:ascii="Consolas" w:cs="Consolas" w:hAnsi="Consolas" w:eastAsia="Consolas"/>
+          <w:sz w:val="22"/>
+          <w:szCs w:val="22"/>
           <w:rtl w:val="0"/>
           <w:lang w:val="en-US"/>
         </w:rPr>
@@ -10239,7 +11414,9 @@
       </w:r>
       <w:r>
         <w:rPr>
-          <w:rStyle w:val="Verbatim Char"/>
+          <w:rFonts w:ascii="Consolas" w:cs="Consolas" w:hAnsi="Consolas" w:eastAsia="Consolas"/>
+          <w:sz w:val="22"/>
+          <w:szCs w:val="22"/>
           <w:rtl w:val="0"/>
         </w:rPr>
         <w:br w:type="textWrapping"/>
@@ -10247,7 +11424,9 @@
       </w:r>
       <w:r>
         <w:rPr>
-          <w:rStyle w:val="Verbatim Char"/>
+          <w:rFonts w:ascii="Consolas" w:cs="Consolas" w:hAnsi="Consolas" w:eastAsia="Consolas"/>
+          <w:sz w:val="22"/>
+          <w:szCs w:val="22"/>
           <w:rtl w:val="0"/>
           <w:lang w:val="en-US"/>
         </w:rPr>
@@ -10258,7 +11437,9 @@
       </w:r>
       <w:r>
         <w:rPr>
-          <w:rStyle w:val="Verbatim Char"/>
+          <w:rFonts w:ascii="Consolas" w:cs="Consolas" w:hAnsi="Consolas" w:eastAsia="Consolas"/>
+          <w:sz w:val="22"/>
+          <w:szCs w:val="22"/>
           <w:rtl w:val="0"/>
           <w:lang w:val="en-US"/>
         </w:rPr>
@@ -10269,7 +11450,9 @@
       </w:r>
       <w:r>
         <w:rPr>
-          <w:rStyle w:val="Verbatim Char"/>
+          <w:rFonts w:ascii="Consolas" w:cs="Consolas" w:hAnsi="Consolas" w:eastAsia="Consolas"/>
+          <w:sz w:val="22"/>
+          <w:szCs w:val="22"/>
           <w:rtl w:val="0"/>
           <w:lang w:val="en-US"/>
         </w:rPr>
@@ -10280,7 +11463,9 @@
       </w:r>
       <w:r>
         <w:rPr>
-          <w:rStyle w:val="Verbatim Char"/>
+          <w:rFonts w:ascii="Consolas" w:cs="Consolas" w:hAnsi="Consolas" w:eastAsia="Consolas"/>
+          <w:sz w:val="22"/>
+          <w:szCs w:val="22"/>
           <w:rtl w:val="0"/>
           <w:lang w:val="en-US"/>
         </w:rPr>
@@ -10292,7 +11477,9 @@
       </w:r>
       <w:r>
         <w:rPr>
-          <w:rStyle w:val="Verbatim Char"/>
+          <w:rFonts w:ascii="Consolas" w:cs="Consolas" w:hAnsi="Consolas" w:eastAsia="Consolas"/>
+          <w:sz w:val="22"/>
+          <w:szCs w:val="22"/>
           <w:rtl w:val="0"/>
           <w:lang w:val="en-US"/>
         </w:rPr>
@@ -10303,7 +11490,9 @@
       </w:r>
       <w:r>
         <w:rPr>
-          <w:rStyle w:val="Verbatim Char"/>
+          <w:rFonts w:ascii="Consolas" w:cs="Consolas" w:hAnsi="Consolas" w:eastAsia="Consolas"/>
+          <w:sz w:val="22"/>
+          <w:szCs w:val="22"/>
           <w:rtl w:val="0"/>
           <w:lang w:val="en-US"/>
         </w:rPr>
@@ -10314,7 +11503,9 @@
       </w:r>
       <w:r>
         <w:rPr>
-          <w:rStyle w:val="Verbatim Char"/>
+          <w:rFonts w:ascii="Consolas" w:cs="Consolas" w:hAnsi="Consolas" w:eastAsia="Consolas"/>
+          <w:sz w:val="22"/>
+          <w:szCs w:val="22"/>
           <w:rtl w:val="0"/>
           <w:lang w:val="en-US"/>
         </w:rPr>
@@ -10322,7 +11513,9 @@
       </w:r>
       <w:r>
         <w:rPr>
-          <w:rStyle w:val="Verbatim Char"/>
+          <w:rFonts w:ascii="Consolas" w:cs="Consolas" w:hAnsi="Consolas" w:eastAsia="Consolas"/>
+          <w:sz w:val="22"/>
+          <w:szCs w:val="22"/>
           <w:rtl w:val="0"/>
         </w:rPr>
         <w:br w:type="textWrapping"/>
@@ -10330,7 +11523,9 @@
       </w:r>
       <w:r>
         <w:rPr>
-          <w:rStyle w:val="Verbatim Char"/>
+          <w:rFonts w:ascii="Consolas" w:cs="Consolas" w:hAnsi="Consolas" w:eastAsia="Consolas"/>
+          <w:sz w:val="22"/>
+          <w:szCs w:val="22"/>
           <w:rtl w:val="0"/>
           <w:lang w:val="en-US"/>
         </w:rPr>
@@ -10338,7 +11533,9 @@
       </w:r>
       <w:r>
         <w:rPr>
-          <w:rStyle w:val="Verbatim Char"/>
+          <w:rFonts w:ascii="Consolas" w:cs="Consolas" w:hAnsi="Consolas" w:eastAsia="Consolas"/>
+          <w:sz w:val="22"/>
+          <w:szCs w:val="22"/>
           <w:rtl w:val="0"/>
           <w:lang w:val="en-US"/>
         </w:rPr>
@@ -10346,7 +11543,9 @@
       </w:r>
       <w:r>
         <w:rPr>
-          <w:rStyle w:val="Verbatim Char"/>
+          <w:rFonts w:ascii="Consolas" w:cs="Consolas" w:hAnsi="Consolas" w:eastAsia="Consolas"/>
+          <w:sz w:val="22"/>
+          <w:szCs w:val="22"/>
           <w:rtl w:val="0"/>
           <w:lang w:val="en-US"/>
         </w:rPr>
@@ -10357,7 +11556,9 @@
       </w:r>
       <w:r>
         <w:rPr>
-          <w:rStyle w:val="Verbatim Char"/>
+          <w:rFonts w:ascii="Consolas" w:cs="Consolas" w:hAnsi="Consolas" w:eastAsia="Consolas"/>
+          <w:sz w:val="22"/>
+          <w:szCs w:val="22"/>
           <w:rtl w:val="0"/>
           <w:lang w:val="en-US"/>
         </w:rPr>
@@ -10365,7 +11566,9 @@
       </w:r>
       <w:r>
         <w:rPr>
-          <w:rStyle w:val="Verbatim Char"/>
+          <w:rFonts w:ascii="Consolas" w:cs="Consolas" w:hAnsi="Consolas" w:eastAsia="Consolas"/>
+          <w:sz w:val="22"/>
+          <w:szCs w:val="22"/>
           <w:rtl w:val="0"/>
           <w:lang w:val="en-US"/>
         </w:rPr>
@@ -10373,7 +11576,9 @@
       </w:r>
       <w:r>
         <w:rPr>
-          <w:rStyle w:val="Verbatim Char"/>
+          <w:rFonts w:ascii="Consolas" w:cs="Consolas" w:hAnsi="Consolas" w:eastAsia="Consolas"/>
+          <w:sz w:val="22"/>
+          <w:szCs w:val="22"/>
           <w:rtl w:val="0"/>
           <w:lang w:val="en-US"/>
         </w:rPr>
@@ -10381,7 +11586,9 @@
       </w:r>
       <w:r>
         <w:rPr>
-          <w:rStyle w:val="Verbatim Char"/>
+          <w:rFonts w:ascii="Consolas" w:cs="Consolas" w:hAnsi="Consolas" w:eastAsia="Consolas"/>
+          <w:sz w:val="22"/>
+          <w:szCs w:val="22"/>
           <w:rtl w:val="0"/>
           <w:lang w:val="en-US"/>
         </w:rPr>
@@ -10389,7 +11596,9 @@
       </w:r>
       <w:r>
         <w:rPr>
-          <w:rStyle w:val="Verbatim Char"/>
+          <w:rFonts w:ascii="Consolas" w:cs="Consolas" w:hAnsi="Consolas" w:eastAsia="Consolas"/>
+          <w:sz w:val="22"/>
+          <w:szCs w:val="22"/>
           <w:rtl w:val="0"/>
           <w:lang w:val="en-US"/>
         </w:rPr>
@@ -10397,7 +11606,9 @@
       </w:r>
       <w:r>
         <w:rPr>
-          <w:rStyle w:val="Verbatim Char"/>
+          <w:rFonts w:ascii="Consolas" w:cs="Consolas" w:hAnsi="Consolas" w:eastAsia="Consolas"/>
+          <w:sz w:val="22"/>
+          <w:szCs w:val="22"/>
           <w:rtl w:val="0"/>
         </w:rPr>
         <w:br w:type="textWrapping"/>
@@ -10405,7 +11616,9 @@
       </w:r>
       <w:r>
         <w:rPr>
-          <w:rStyle w:val="Verbatim Char"/>
+          <w:rFonts w:ascii="Consolas" w:cs="Consolas" w:hAnsi="Consolas" w:eastAsia="Consolas"/>
+          <w:sz w:val="22"/>
+          <w:szCs w:val="22"/>
           <w:rtl w:val="0"/>
           <w:lang w:val="en-US"/>
         </w:rPr>
@@ -10425,7 +11638,9 @@
       </w:r>
       <w:r>
         <w:rPr>
-          <w:rStyle w:val="Verbatim Char"/>
+          <w:rFonts w:ascii="Consolas" w:cs="Consolas" w:hAnsi="Consolas" w:eastAsia="Consolas"/>
+          <w:sz w:val="22"/>
+          <w:szCs w:val="22"/>
           <w:rtl w:val="0"/>
           <w:lang w:val="en-US"/>
         </w:rPr>
@@ -10440,7 +11655,9 @@
       </w:r>
       <w:r>
         <w:rPr>
-          <w:rStyle w:val="Verbatim Char"/>
+          <w:rFonts w:ascii="Consolas" w:cs="Consolas" w:hAnsi="Consolas" w:eastAsia="Consolas"/>
+          <w:sz w:val="22"/>
+          <w:szCs w:val="22"/>
           <w:rtl w:val="0"/>
           <w:lang w:val="en-US"/>
         </w:rPr>
@@ -10460,7 +11677,9 @@
       </w:pPr>
       <w:r>
         <w:rPr>
-          <w:rStyle w:val="Verbatim Char"/>
+          <w:rFonts w:ascii="Consolas" w:cs="Consolas" w:hAnsi="Consolas" w:eastAsia="Consolas"/>
+          <w:sz w:val="22"/>
+          <w:szCs w:val="22"/>
           <w:rtl w:val="0"/>
           <w:lang w:val="en-US"/>
         </w:rPr>
@@ -10472,7 +11691,9 @@
       </w:r>
       <w:r>
         <w:rPr>
-          <w:rStyle w:val="Verbatim Char"/>
+          <w:rFonts w:ascii="Consolas" w:cs="Consolas" w:hAnsi="Consolas" w:eastAsia="Consolas"/>
+          <w:sz w:val="22"/>
+          <w:szCs w:val="22"/>
           <w:rtl w:val="0"/>
           <w:lang w:val="en-US"/>
         </w:rPr>
@@ -10483,7 +11704,9 @@
       </w:r>
       <w:r>
         <w:rPr>
-          <w:rStyle w:val="Verbatim Char"/>
+          <w:rFonts w:ascii="Consolas" w:cs="Consolas" w:hAnsi="Consolas" w:eastAsia="Consolas"/>
+          <w:sz w:val="22"/>
+          <w:szCs w:val="22"/>
           <w:rtl w:val="0"/>
           <w:lang w:val="en-US"/>
         </w:rPr>
@@ -10494,7 +11717,9 @@
       </w:r>
       <w:r>
         <w:rPr>
-          <w:rStyle w:val="Verbatim Char"/>
+          <w:rFonts w:ascii="Consolas" w:cs="Consolas" w:hAnsi="Consolas" w:eastAsia="Consolas"/>
+          <w:sz w:val="22"/>
+          <w:szCs w:val="22"/>
           <w:rtl w:val="0"/>
           <w:lang w:val="en-US"/>
         </w:rPr>
@@ -10505,7 +11730,9 @@
       </w:r>
       <w:r>
         <w:rPr>
-          <w:rStyle w:val="Verbatim Char"/>
+          <w:rFonts w:ascii="Consolas" w:cs="Consolas" w:hAnsi="Consolas" w:eastAsia="Consolas"/>
+          <w:sz w:val="22"/>
+          <w:szCs w:val="22"/>
           <w:rtl w:val="0"/>
           <w:lang w:val="en-US"/>
         </w:rPr>
@@ -10516,7 +11743,9 @@
       </w:r>
       <w:r>
         <w:rPr>
-          <w:rStyle w:val="Verbatim Char"/>
+          <w:rFonts w:ascii="Consolas" w:cs="Consolas" w:hAnsi="Consolas" w:eastAsia="Consolas"/>
+          <w:sz w:val="22"/>
+          <w:szCs w:val="22"/>
           <w:rtl w:val="0"/>
           <w:lang w:val="en-US"/>
         </w:rPr>
@@ -10528,7 +11757,9 @@
       </w:r>
       <w:r>
         <w:rPr>
-          <w:rStyle w:val="Verbatim Char"/>
+          <w:rFonts w:ascii="Consolas" w:cs="Consolas" w:hAnsi="Consolas" w:eastAsia="Consolas"/>
+          <w:sz w:val="22"/>
+          <w:szCs w:val="22"/>
           <w:rtl w:val="0"/>
           <w:lang w:val="en-US"/>
         </w:rPr>
@@ -10540,7 +11771,9 @@
       </w:r>
       <w:r>
         <w:rPr>
-          <w:rStyle w:val="Verbatim Char"/>
+          <w:rFonts w:ascii="Consolas" w:cs="Consolas" w:hAnsi="Consolas" w:eastAsia="Consolas"/>
+          <w:sz w:val="22"/>
+          <w:szCs w:val="22"/>
           <w:rtl w:val="0"/>
           <w:lang w:val="en-US"/>
         </w:rPr>
@@ -10551,7 +11784,9 @@
       </w:r>
       <w:r>
         <w:rPr>
-          <w:rStyle w:val="Verbatim Char"/>
+          <w:rFonts w:ascii="Consolas" w:cs="Consolas" w:hAnsi="Consolas" w:eastAsia="Consolas"/>
+          <w:sz w:val="22"/>
+          <w:szCs w:val="22"/>
           <w:rtl w:val="0"/>
           <w:lang w:val="en-US"/>
         </w:rPr>
@@ -10563,7 +11798,9 @@
       </w:r>
       <w:r>
         <w:rPr>
-          <w:rStyle w:val="Verbatim Char"/>
+          <w:rFonts w:ascii="Consolas" w:cs="Consolas" w:hAnsi="Consolas" w:eastAsia="Consolas"/>
+          <w:sz w:val="22"/>
+          <w:szCs w:val="22"/>
           <w:rtl w:val="0"/>
           <w:lang w:val="en-US"/>
         </w:rPr>
@@ -10574,7 +11811,9 @@
       </w:r>
       <w:r>
         <w:rPr>
-          <w:rStyle w:val="Verbatim Char"/>
+          <w:rFonts w:ascii="Consolas" w:cs="Consolas" w:hAnsi="Consolas" w:eastAsia="Consolas"/>
+          <w:sz w:val="22"/>
+          <w:szCs w:val="22"/>
           <w:rtl w:val="0"/>
           <w:lang w:val="en-US"/>
         </w:rPr>
@@ -10585,7 +11824,9 @@
       </w:r>
       <w:r>
         <w:rPr>
-          <w:rStyle w:val="Verbatim Char"/>
+          <w:rFonts w:ascii="Consolas" w:cs="Consolas" w:hAnsi="Consolas" w:eastAsia="Consolas"/>
+          <w:sz w:val="22"/>
+          <w:szCs w:val="22"/>
           <w:rtl w:val="0"/>
           <w:lang w:val="en-US"/>
         </w:rPr>
@@ -10596,7 +11837,9 @@
       </w:r>
       <w:r>
         <w:rPr>
-          <w:rStyle w:val="Verbatim Char"/>
+          <w:rFonts w:ascii="Consolas" w:cs="Consolas" w:hAnsi="Consolas" w:eastAsia="Consolas"/>
+          <w:sz w:val="22"/>
+          <w:szCs w:val="22"/>
           <w:rtl w:val="0"/>
           <w:lang w:val="en-US"/>
         </w:rPr>
@@ -10608,7 +11851,9 @@
       </w:r>
       <w:r>
         <w:rPr>
-          <w:rStyle w:val="Verbatim Char"/>
+          <w:rFonts w:ascii="Consolas" w:cs="Consolas" w:hAnsi="Consolas" w:eastAsia="Consolas"/>
+          <w:sz w:val="22"/>
+          <w:szCs w:val="22"/>
           <w:rtl w:val="0"/>
           <w:lang w:val="en-US"/>
         </w:rPr>
@@ -10620,7 +11865,9 @@
       </w:r>
       <w:r>
         <w:rPr>
-          <w:rStyle w:val="Verbatim Char"/>
+          <w:rFonts w:ascii="Consolas" w:cs="Consolas" w:hAnsi="Consolas" w:eastAsia="Consolas"/>
+          <w:sz w:val="22"/>
+          <w:szCs w:val="22"/>
           <w:rtl w:val="0"/>
           <w:lang w:val="en-US"/>
         </w:rPr>
@@ -10631,7 +11878,9 @@
       </w:r>
       <w:r>
         <w:rPr>
-          <w:rStyle w:val="Verbatim Char"/>
+          <w:rFonts w:ascii="Consolas" w:cs="Consolas" w:hAnsi="Consolas" w:eastAsia="Consolas"/>
+          <w:sz w:val="22"/>
+          <w:szCs w:val="22"/>
           <w:rtl w:val="0"/>
           <w:lang w:val="en-US"/>
         </w:rPr>
@@ -10643,7 +11892,9 @@
       </w:r>
       <w:r>
         <w:rPr>
-          <w:rStyle w:val="Verbatim Char"/>
+          <w:rFonts w:ascii="Consolas" w:cs="Consolas" w:hAnsi="Consolas" w:eastAsia="Consolas"/>
+          <w:sz w:val="22"/>
+          <w:szCs w:val="22"/>
           <w:rtl w:val="0"/>
           <w:lang w:val="en-US"/>
         </w:rPr>
@@ -10651,7 +11902,9 @@
       </w:r>
       <w:r>
         <w:rPr>
-          <w:rStyle w:val="Verbatim Char"/>
+          <w:rFonts w:ascii="Consolas" w:cs="Consolas" w:hAnsi="Consolas" w:eastAsia="Consolas"/>
+          <w:sz w:val="22"/>
+          <w:szCs w:val="22"/>
           <w:rtl w:val="0"/>
           <w:lang w:val="en-US"/>
         </w:rPr>
@@ -10659,7 +11912,9 @@
       </w:r>
       <w:r>
         <w:rPr>
-          <w:rStyle w:val="Verbatim Char"/>
+          <w:rFonts w:ascii="Consolas" w:cs="Consolas" w:hAnsi="Consolas" w:eastAsia="Consolas"/>
+          <w:sz w:val="22"/>
+          <w:szCs w:val="22"/>
           <w:rtl w:val="0"/>
           <w:lang w:val="en-US"/>
         </w:rPr>
@@ -10670,7 +11925,9 @@
       </w:r>
       <w:r>
         <w:rPr>
-          <w:rStyle w:val="Verbatim Char"/>
+          <w:rFonts w:ascii="Consolas" w:cs="Consolas" w:hAnsi="Consolas" w:eastAsia="Consolas"/>
+          <w:sz w:val="22"/>
+          <w:szCs w:val="22"/>
           <w:rtl w:val="0"/>
           <w:lang w:val="en-US"/>
         </w:rPr>
@@ -10681,7 +11938,9 @@
       </w:r>
       <w:r>
         <w:rPr>
-          <w:rStyle w:val="Verbatim Char"/>
+          <w:rFonts w:ascii="Consolas" w:cs="Consolas" w:hAnsi="Consolas" w:eastAsia="Consolas"/>
+          <w:sz w:val="22"/>
+          <w:szCs w:val="22"/>
           <w:rtl w:val="0"/>
           <w:lang w:val="en-US"/>
         </w:rPr>
@@ -10692,7 +11951,9 @@
       </w:r>
       <w:r>
         <w:rPr>
-          <w:rStyle w:val="Verbatim Char"/>
+          <w:rFonts w:ascii="Consolas" w:cs="Consolas" w:hAnsi="Consolas" w:eastAsia="Consolas"/>
+          <w:sz w:val="22"/>
+          <w:szCs w:val="22"/>
           <w:rtl w:val="0"/>
           <w:lang w:val="en-US"/>
         </w:rPr>
@@ -10703,7 +11964,9 @@
       </w:r>
       <w:r>
         <w:rPr>
-          <w:rStyle w:val="Verbatim Char"/>
+          <w:rFonts w:ascii="Consolas" w:cs="Consolas" w:hAnsi="Consolas" w:eastAsia="Consolas"/>
+          <w:sz w:val="22"/>
+          <w:szCs w:val="22"/>
           <w:rtl w:val="0"/>
           <w:lang w:val="en-US"/>
         </w:rPr>
@@ -10714,7 +11977,9 @@
       </w:r>
       <w:r>
         <w:rPr>
-          <w:rStyle w:val="Verbatim Char"/>
+          <w:rFonts w:ascii="Consolas" w:cs="Consolas" w:hAnsi="Consolas" w:eastAsia="Consolas"/>
+          <w:sz w:val="22"/>
+          <w:szCs w:val="22"/>
           <w:rtl w:val="0"/>
           <w:lang w:val="en-US"/>
         </w:rPr>
@@ -10725,7 +11990,9 @@
       </w:r>
       <w:r>
         <w:rPr>
-          <w:rStyle w:val="Verbatim Char"/>
+          <w:rFonts w:ascii="Consolas" w:cs="Consolas" w:hAnsi="Consolas" w:eastAsia="Consolas"/>
+          <w:sz w:val="22"/>
+          <w:szCs w:val="22"/>
           <w:rtl w:val="0"/>
           <w:lang w:val="en-US"/>
         </w:rPr>
@@ -10736,7 +12003,9 @@
       </w:r>
       <w:r>
         <w:rPr>
-          <w:rStyle w:val="Verbatim Char"/>
+          <w:rFonts w:ascii="Consolas" w:cs="Consolas" w:hAnsi="Consolas" w:eastAsia="Consolas"/>
+          <w:sz w:val="22"/>
+          <w:szCs w:val="22"/>
           <w:rtl w:val="0"/>
           <w:lang w:val="en-US"/>
         </w:rPr>
@@ -10747,7 +12016,9 @@
       </w:r>
       <w:r>
         <w:rPr>
-          <w:rStyle w:val="Verbatim Char"/>
+          <w:rFonts w:ascii="Consolas" w:cs="Consolas" w:hAnsi="Consolas" w:eastAsia="Consolas"/>
+          <w:sz w:val="22"/>
+          <w:szCs w:val="22"/>
           <w:rtl w:val="0"/>
           <w:lang w:val="en-US"/>
         </w:rPr>
@@ -10759,7 +12030,9 @@
       </w:r>
       <w:r>
         <w:rPr>
-          <w:rStyle w:val="Verbatim Char"/>
+          <w:rFonts w:ascii="Consolas" w:cs="Consolas" w:hAnsi="Consolas" w:eastAsia="Consolas"/>
+          <w:sz w:val="22"/>
+          <w:szCs w:val="22"/>
           <w:rtl w:val="0"/>
           <w:lang w:val="en-US"/>
         </w:rPr>
@@ -10771,7 +12044,9 @@
       </w:r>
       <w:r>
         <w:rPr>
-          <w:rStyle w:val="Verbatim Char"/>
+          <w:rFonts w:ascii="Consolas" w:cs="Consolas" w:hAnsi="Consolas" w:eastAsia="Consolas"/>
+          <w:sz w:val="22"/>
+          <w:szCs w:val="22"/>
           <w:rtl w:val="0"/>
           <w:lang w:val="en-US"/>
         </w:rPr>
@@ -10782,7 +12057,9 @@
       </w:r>
       <w:r>
         <w:rPr>
-          <w:rStyle w:val="Verbatim Char"/>
+          <w:rFonts w:ascii="Consolas" w:cs="Consolas" w:hAnsi="Consolas" w:eastAsia="Consolas"/>
+          <w:sz w:val="22"/>
+          <w:szCs w:val="22"/>
           <w:rtl w:val="0"/>
           <w:lang w:val="en-US"/>
         </w:rPr>
@@ -10794,7 +12071,9 @@
       </w:r>
       <w:r>
         <w:rPr>
-          <w:rStyle w:val="Verbatim Char"/>
+          <w:rFonts w:ascii="Consolas" w:cs="Consolas" w:hAnsi="Consolas" w:eastAsia="Consolas"/>
+          <w:sz w:val="22"/>
+          <w:szCs w:val="22"/>
           <w:rtl w:val="0"/>
           <w:lang w:val="en-US"/>
         </w:rPr>
@@ -10805,7 +12084,9 @@
       </w:r>
       <w:r>
         <w:rPr>
-          <w:rStyle w:val="Verbatim Char"/>
+          <w:rFonts w:ascii="Consolas" w:cs="Consolas" w:hAnsi="Consolas" w:eastAsia="Consolas"/>
+          <w:sz w:val="22"/>
+          <w:szCs w:val="22"/>
           <w:rtl w:val="0"/>
           <w:lang w:val="en-US"/>
         </w:rPr>
@@ -10816,7 +12097,9 @@
       </w:r>
       <w:r>
         <w:rPr>
-          <w:rStyle w:val="Verbatim Char"/>
+          <w:rFonts w:ascii="Consolas" w:cs="Consolas" w:hAnsi="Consolas" w:eastAsia="Consolas"/>
+          <w:sz w:val="22"/>
+          <w:szCs w:val="22"/>
           <w:rtl w:val="0"/>
           <w:lang w:val="en-US"/>
         </w:rPr>
@@ -10827,7 +12110,9 @@
       </w:r>
       <w:r>
         <w:rPr>
-          <w:rStyle w:val="Verbatim Char"/>
+          <w:rFonts w:ascii="Consolas" w:cs="Consolas" w:hAnsi="Consolas" w:eastAsia="Consolas"/>
+          <w:sz w:val="22"/>
+          <w:szCs w:val="22"/>
           <w:rtl w:val="0"/>
           <w:lang w:val="en-US"/>
         </w:rPr>
@@ -10838,7 +12123,9 @@
       </w:r>
       <w:r>
         <w:rPr>
-          <w:rStyle w:val="Verbatim Char"/>
+          <w:rFonts w:ascii="Consolas" w:cs="Consolas" w:hAnsi="Consolas" w:eastAsia="Consolas"/>
+          <w:sz w:val="22"/>
+          <w:szCs w:val="22"/>
           <w:rtl w:val="0"/>
           <w:lang w:val="en-US"/>
         </w:rPr>
@@ -10849,7 +12136,9 @@
       </w:r>
       <w:r>
         <w:rPr>
-          <w:rStyle w:val="Verbatim Char"/>
+          <w:rFonts w:ascii="Consolas" w:cs="Consolas" w:hAnsi="Consolas" w:eastAsia="Consolas"/>
+          <w:sz w:val="22"/>
+          <w:szCs w:val="22"/>
           <w:rtl w:val="0"/>
           <w:lang w:val="en-US"/>
         </w:rPr>
@@ -10860,7 +12149,9 @@
       </w:r>
       <w:r>
         <w:rPr>
-          <w:rStyle w:val="Verbatim Char"/>
+          <w:rFonts w:ascii="Consolas" w:cs="Consolas" w:hAnsi="Consolas" w:eastAsia="Consolas"/>
+          <w:sz w:val="22"/>
+          <w:szCs w:val="22"/>
           <w:rtl w:val="0"/>
           <w:lang w:val="en-US"/>
         </w:rPr>
@@ -10871,7 +12162,9 @@
       </w:r>
       <w:r>
         <w:rPr>
-          <w:rStyle w:val="Verbatim Char"/>
+          <w:rFonts w:ascii="Consolas" w:cs="Consolas" w:hAnsi="Consolas" w:eastAsia="Consolas"/>
+          <w:sz w:val="22"/>
+          <w:szCs w:val="22"/>
           <w:rtl w:val="0"/>
           <w:lang w:val="en-US"/>
         </w:rPr>
@@ -10882,7 +12175,9 @@
       </w:r>
       <w:r>
         <w:rPr>
-          <w:rStyle w:val="Verbatim Char"/>
+          <w:rFonts w:ascii="Consolas" w:cs="Consolas" w:hAnsi="Consolas" w:eastAsia="Consolas"/>
+          <w:sz w:val="22"/>
+          <w:szCs w:val="22"/>
           <w:rtl w:val="0"/>
           <w:lang w:val="en-US"/>
         </w:rPr>
@@ -10894,7 +12189,9 @@
       </w:r>
       <w:r>
         <w:rPr>
-          <w:rStyle w:val="Verbatim Char"/>
+          <w:rFonts w:ascii="Consolas" w:cs="Consolas" w:hAnsi="Consolas" w:eastAsia="Consolas"/>
+          <w:sz w:val="22"/>
+          <w:szCs w:val="22"/>
           <w:rtl w:val="0"/>
           <w:lang w:val="en-US"/>
         </w:rPr>
@@ -10906,7 +12203,9 @@
       </w:r>
       <w:r>
         <w:rPr>
-          <w:rStyle w:val="Verbatim Char"/>
+          <w:rFonts w:ascii="Consolas" w:cs="Consolas" w:hAnsi="Consolas" w:eastAsia="Consolas"/>
+          <w:sz w:val="22"/>
+          <w:szCs w:val="22"/>
           <w:rtl w:val="0"/>
           <w:lang w:val="en-US"/>
         </w:rPr>
@@ -10917,7 +12216,9 @@
       </w:r>
       <w:r>
         <w:rPr>
-          <w:rStyle w:val="Verbatim Char"/>
+          <w:rFonts w:ascii="Consolas" w:cs="Consolas" w:hAnsi="Consolas" w:eastAsia="Consolas"/>
+          <w:sz w:val="22"/>
+          <w:szCs w:val="22"/>
           <w:rtl w:val="0"/>
           <w:lang w:val="en-US"/>
         </w:rPr>
@@ -10929,7 +12230,9 @@
       </w:r>
       <w:r>
         <w:rPr>
-          <w:rStyle w:val="Verbatim Char"/>
+          <w:rFonts w:ascii="Consolas" w:cs="Consolas" w:hAnsi="Consolas" w:eastAsia="Consolas"/>
+          <w:sz w:val="22"/>
+          <w:szCs w:val="22"/>
           <w:rtl w:val="0"/>
           <w:lang w:val="en-US"/>
         </w:rPr>
@@ -10940,7 +12243,9 @@
       </w:r>
       <w:r>
         <w:rPr>
-          <w:rStyle w:val="Verbatim Char"/>
+          <w:rFonts w:ascii="Consolas" w:cs="Consolas" w:hAnsi="Consolas" w:eastAsia="Consolas"/>
+          <w:sz w:val="22"/>
+          <w:szCs w:val="22"/>
           <w:rtl w:val="0"/>
           <w:lang w:val="en-US"/>
         </w:rPr>
@@ -10951,7 +12256,9 @@
       </w:r>
       <w:r>
         <w:rPr>
-          <w:rStyle w:val="Verbatim Char"/>
+          <w:rFonts w:ascii="Consolas" w:cs="Consolas" w:hAnsi="Consolas" w:eastAsia="Consolas"/>
+          <w:sz w:val="22"/>
+          <w:szCs w:val="22"/>
           <w:rtl w:val="0"/>
           <w:lang w:val="en-US"/>
         </w:rPr>
@@ -10962,7 +12269,9 @@
       </w:r>
       <w:r>
         <w:rPr>
-          <w:rStyle w:val="Verbatim Char"/>
+          <w:rFonts w:ascii="Consolas" w:cs="Consolas" w:hAnsi="Consolas" w:eastAsia="Consolas"/>
+          <w:sz w:val="22"/>
+          <w:szCs w:val="22"/>
           <w:rtl w:val="0"/>
           <w:lang w:val="en-US"/>
         </w:rPr>
@@ -10973,7 +12282,9 @@
       </w:r>
       <w:r>
         <w:rPr>
-          <w:rStyle w:val="Verbatim Char"/>
+          <w:rFonts w:ascii="Consolas" w:cs="Consolas" w:hAnsi="Consolas" w:eastAsia="Consolas"/>
+          <w:sz w:val="22"/>
+          <w:szCs w:val="22"/>
           <w:rtl w:val="0"/>
           <w:lang w:val="en-US"/>
         </w:rPr>
@@ -10984,7 +12295,9 @@
       </w:r>
       <w:r>
         <w:rPr>
-          <w:rStyle w:val="Verbatim Char"/>
+          <w:rFonts w:ascii="Consolas" w:cs="Consolas" w:hAnsi="Consolas" w:eastAsia="Consolas"/>
+          <w:sz w:val="22"/>
+          <w:szCs w:val="22"/>
           <w:rtl w:val="0"/>
           <w:lang w:val="en-US"/>
         </w:rPr>
@@ -10995,7 +12308,9 @@
       </w:r>
       <w:r>
         <w:rPr>
-          <w:rStyle w:val="Verbatim Char"/>
+          <w:rFonts w:ascii="Consolas" w:cs="Consolas" w:hAnsi="Consolas" w:eastAsia="Consolas"/>
+          <w:sz w:val="22"/>
+          <w:szCs w:val="22"/>
           <w:rtl w:val="0"/>
           <w:lang w:val="en-US"/>
         </w:rPr>
@@ -11006,7 +12321,9 @@
       </w:r>
       <w:r>
         <w:rPr>
-          <w:rStyle w:val="Verbatim Char"/>
+          <w:rFonts w:ascii="Consolas" w:cs="Consolas" w:hAnsi="Consolas" w:eastAsia="Consolas"/>
+          <w:sz w:val="22"/>
+          <w:szCs w:val="22"/>
           <w:rtl w:val="0"/>
           <w:lang w:val="en-US"/>
         </w:rPr>
@@ -11018,7 +12335,9 @@
       </w:r>
       <w:r>
         <w:rPr>
-          <w:rStyle w:val="Verbatim Char"/>
+          <w:rFonts w:ascii="Consolas" w:cs="Consolas" w:hAnsi="Consolas" w:eastAsia="Consolas"/>
+          <w:sz w:val="22"/>
+          <w:szCs w:val="22"/>
           <w:rtl w:val="0"/>
           <w:lang w:val="en-US"/>
         </w:rPr>
@@ -11030,7 +12349,9 @@
       </w:r>
       <w:r>
         <w:rPr>
-          <w:rStyle w:val="Verbatim Char"/>
+          <w:rFonts w:ascii="Consolas" w:cs="Consolas" w:hAnsi="Consolas" w:eastAsia="Consolas"/>
+          <w:sz w:val="22"/>
+          <w:szCs w:val="22"/>
           <w:rtl w:val="0"/>
           <w:lang w:val="en-US"/>
         </w:rPr>
@@ -11041,7 +12362,9 @@
       </w:r>
       <w:r>
         <w:rPr>
-          <w:rStyle w:val="Verbatim Char"/>
+          <w:rFonts w:ascii="Consolas" w:cs="Consolas" w:hAnsi="Consolas" w:eastAsia="Consolas"/>
+          <w:sz w:val="22"/>
+          <w:szCs w:val="22"/>
           <w:rtl w:val="0"/>
           <w:lang w:val="en-US"/>
         </w:rPr>
@@ -11053,7 +12376,9 @@
       </w:r>
       <w:r>
         <w:rPr>
-          <w:rStyle w:val="Verbatim Char"/>
+          <w:rFonts w:ascii="Consolas" w:cs="Consolas" w:hAnsi="Consolas" w:eastAsia="Consolas"/>
+          <w:sz w:val="22"/>
+          <w:szCs w:val="22"/>
           <w:rtl w:val="0"/>
           <w:lang w:val="en-US"/>
         </w:rPr>
@@ -11064,7 +12389,9 @@
       </w:r>
       <w:r>
         <w:rPr>
-          <w:rStyle w:val="Verbatim Char"/>
+          <w:rFonts w:ascii="Consolas" w:cs="Consolas" w:hAnsi="Consolas" w:eastAsia="Consolas"/>
+          <w:sz w:val="22"/>
+          <w:szCs w:val="22"/>
           <w:rtl w:val="0"/>
           <w:lang w:val="en-US"/>
         </w:rPr>
@@ -11075,7 +12402,9 @@
       </w:r>
       <w:r>
         <w:rPr>
-          <w:rStyle w:val="Verbatim Char"/>
+          <w:rFonts w:ascii="Consolas" w:cs="Consolas" w:hAnsi="Consolas" w:eastAsia="Consolas"/>
+          <w:sz w:val="22"/>
+          <w:szCs w:val="22"/>
           <w:rtl w:val="0"/>
           <w:lang w:val="en-US"/>
         </w:rPr>
@@ -11086,7 +12415,9 @@
       </w:r>
       <w:r>
         <w:rPr>
-          <w:rStyle w:val="Verbatim Char"/>
+          <w:rFonts w:ascii="Consolas" w:cs="Consolas" w:hAnsi="Consolas" w:eastAsia="Consolas"/>
+          <w:sz w:val="22"/>
+          <w:szCs w:val="22"/>
           <w:rtl w:val="0"/>
           <w:lang w:val="en-US"/>
         </w:rPr>
@@ -11097,7 +12428,9 @@
       </w:r>
       <w:r>
         <w:rPr>
-          <w:rStyle w:val="Verbatim Char"/>
+          <w:rFonts w:ascii="Consolas" w:cs="Consolas" w:hAnsi="Consolas" w:eastAsia="Consolas"/>
+          <w:sz w:val="22"/>
+          <w:szCs w:val="22"/>
           <w:rtl w:val="0"/>
           <w:lang w:val="en-US"/>
         </w:rPr>
@@ -11108,7 +12441,9 @@
       </w:r>
       <w:r>
         <w:rPr>
-          <w:rStyle w:val="Verbatim Char"/>
+          <w:rFonts w:ascii="Consolas" w:cs="Consolas" w:hAnsi="Consolas" w:eastAsia="Consolas"/>
+          <w:sz w:val="22"/>
+          <w:szCs w:val="22"/>
           <w:rtl w:val="0"/>
           <w:lang w:val="en-US"/>
         </w:rPr>
@@ -11119,7 +12454,9 @@
       </w:r>
       <w:r>
         <w:rPr>
-          <w:rStyle w:val="Verbatim Char"/>
+          <w:rFonts w:ascii="Consolas" w:cs="Consolas" w:hAnsi="Consolas" w:eastAsia="Consolas"/>
+          <w:sz w:val="22"/>
+          <w:szCs w:val="22"/>
           <w:rtl w:val="0"/>
           <w:lang w:val="en-US"/>
         </w:rPr>
@@ -11130,7 +12467,9 @@
       </w:r>
       <w:r>
         <w:rPr>
-          <w:rStyle w:val="Verbatim Char"/>
+          <w:rFonts w:ascii="Consolas" w:cs="Consolas" w:hAnsi="Consolas" w:eastAsia="Consolas"/>
+          <w:sz w:val="22"/>
+          <w:szCs w:val="22"/>
           <w:rtl w:val="0"/>
           <w:lang w:val="en-US"/>
         </w:rPr>
@@ -11141,7 +12480,9 @@
       </w:r>
       <w:r>
         <w:rPr>
-          <w:rStyle w:val="Verbatim Char"/>
+          <w:rFonts w:ascii="Consolas" w:cs="Consolas" w:hAnsi="Consolas" w:eastAsia="Consolas"/>
+          <w:sz w:val="22"/>
+          <w:szCs w:val="22"/>
           <w:rtl w:val="0"/>
           <w:lang w:val="en-US"/>
         </w:rPr>
@@ -11152,7 +12493,9 @@
       </w:r>
       <w:r>
         <w:rPr>
-          <w:rStyle w:val="Verbatim Char"/>
+          <w:rFonts w:ascii="Consolas" w:cs="Consolas" w:hAnsi="Consolas" w:eastAsia="Consolas"/>
+          <w:sz w:val="22"/>
+          <w:szCs w:val="22"/>
           <w:rtl w:val="0"/>
           <w:lang w:val="en-US"/>
         </w:rPr>
@@ -11163,7 +12506,9 @@
       </w:r>
       <w:r>
         <w:rPr>
-          <w:rStyle w:val="Verbatim Char"/>
+          <w:rFonts w:ascii="Consolas" w:cs="Consolas" w:hAnsi="Consolas" w:eastAsia="Consolas"/>
+          <w:sz w:val="22"/>
+          <w:szCs w:val="22"/>
           <w:rtl w:val="0"/>
           <w:lang w:val="en-US"/>
         </w:rPr>
@@ -11175,7 +12520,9 @@
       </w:r>
       <w:r>
         <w:rPr>
-          <w:rStyle w:val="Verbatim Char"/>
+          <w:rFonts w:ascii="Consolas" w:cs="Consolas" w:hAnsi="Consolas" w:eastAsia="Consolas"/>
+          <w:sz w:val="22"/>
+          <w:szCs w:val="22"/>
           <w:rtl w:val="0"/>
           <w:lang w:val="en-US"/>
         </w:rPr>
@@ -11187,7 +12534,9 @@
       </w:r>
       <w:r>
         <w:rPr>
-          <w:rStyle w:val="Verbatim Char"/>
+          <w:rFonts w:ascii="Consolas" w:cs="Consolas" w:hAnsi="Consolas" w:eastAsia="Consolas"/>
+          <w:sz w:val="22"/>
+          <w:szCs w:val="22"/>
           <w:rtl w:val="0"/>
           <w:lang w:val="en-US"/>
         </w:rPr>
@@ -11198,7 +12547,9 @@
       </w:r>
       <w:r>
         <w:rPr>
-          <w:rStyle w:val="Verbatim Char"/>
+          <w:rFonts w:ascii="Consolas" w:cs="Consolas" w:hAnsi="Consolas" w:eastAsia="Consolas"/>
+          <w:sz w:val="22"/>
+          <w:szCs w:val="22"/>
           <w:rtl w:val="0"/>
           <w:lang w:val="en-US"/>
         </w:rPr>
@@ -11209,7 +12560,9 @@
       </w:r>
       <w:r>
         <w:rPr>
-          <w:rStyle w:val="Verbatim Char"/>
+          <w:rFonts w:ascii="Consolas" w:cs="Consolas" w:hAnsi="Consolas" w:eastAsia="Consolas"/>
+          <w:sz w:val="22"/>
+          <w:szCs w:val="22"/>
           <w:rtl w:val="0"/>
           <w:lang w:val="en-US"/>
         </w:rPr>
@@ -11229,7 +12582,9 @@
       </w:r>
       <w:r>
         <w:rPr>
-          <w:rStyle w:val="Verbatim Char"/>
+          <w:rFonts w:ascii="Consolas" w:cs="Consolas" w:hAnsi="Consolas" w:eastAsia="Consolas"/>
+          <w:sz w:val="22"/>
+          <w:szCs w:val="22"/>
           <w:rtl w:val="0"/>
           <w:lang w:val="en-US"/>
         </w:rPr>
@@ -11249,7 +12604,9 @@
       </w:pPr>
       <w:r>
         <w:rPr>
-          <w:rStyle w:val="Verbatim Char"/>
+          <w:rFonts w:ascii="Consolas" w:cs="Consolas" w:hAnsi="Consolas" w:eastAsia="Consolas"/>
+          <w:sz w:val="22"/>
+          <w:szCs w:val="22"/>
           <w:rtl w:val="0"/>
           <w:lang w:val="en-US"/>
         </w:rPr>
@@ -11260,7 +12617,9 @@
       </w:r>
       <w:r>
         <w:rPr>
-          <w:rStyle w:val="Verbatim Char"/>
+          <w:rFonts w:ascii="Consolas" w:cs="Consolas" w:hAnsi="Consolas" w:eastAsia="Consolas"/>
+          <w:sz w:val="22"/>
+          <w:szCs w:val="22"/>
           <w:rtl w:val="0"/>
           <w:lang w:val="en-US"/>
         </w:rPr>
@@ -11272,7 +12631,9 @@
       </w:r>
       <w:r>
         <w:rPr>
-          <w:rStyle w:val="Verbatim Char"/>
+          <w:rFonts w:ascii="Consolas" w:cs="Consolas" w:hAnsi="Consolas" w:eastAsia="Consolas"/>
+          <w:sz w:val="22"/>
+          <w:szCs w:val="22"/>
           <w:rtl w:val="0"/>
           <w:lang w:val="en-US"/>
         </w:rPr>
@@ -11283,7 +12644,9 @@
       </w:r>
       <w:r>
         <w:rPr>
-          <w:rStyle w:val="Verbatim Char"/>
+          <w:rFonts w:ascii="Consolas" w:cs="Consolas" w:hAnsi="Consolas" w:eastAsia="Consolas"/>
+          <w:sz w:val="22"/>
+          <w:szCs w:val="22"/>
           <w:rtl w:val="0"/>
           <w:lang w:val="en-US"/>
         </w:rPr>
@@ -11295,7 +12658,9 @@
       </w:r>
       <w:r>
         <w:rPr>
-          <w:rStyle w:val="Verbatim Char"/>
+          <w:rFonts w:ascii="Consolas" w:cs="Consolas" w:hAnsi="Consolas" w:eastAsia="Consolas"/>
+          <w:sz w:val="22"/>
+          <w:szCs w:val="22"/>
           <w:rtl w:val="0"/>
           <w:lang w:val="en-US"/>
         </w:rPr>
@@ -11306,7 +12671,9 @@
       </w:r>
       <w:r>
         <w:rPr>
-          <w:rStyle w:val="Verbatim Char"/>
+          <w:rFonts w:ascii="Consolas" w:cs="Consolas" w:hAnsi="Consolas" w:eastAsia="Consolas"/>
+          <w:sz w:val="22"/>
+          <w:szCs w:val="22"/>
           <w:rtl w:val="0"/>
           <w:lang w:val="en-US"/>
         </w:rPr>
@@ -11318,7 +12685,9 @@
       </w:r>
       <w:r>
         <w:rPr>
-          <w:rStyle w:val="Verbatim Char"/>
+          <w:rFonts w:ascii="Consolas" w:cs="Consolas" w:hAnsi="Consolas" w:eastAsia="Consolas"/>
+          <w:sz w:val="22"/>
+          <w:szCs w:val="22"/>
           <w:rtl w:val="0"/>
           <w:lang w:val="en-US"/>
         </w:rPr>
@@ -11329,7 +12698,9 @@
       </w:r>
       <w:r>
         <w:rPr>
-          <w:rStyle w:val="Verbatim Char"/>
+          <w:rFonts w:ascii="Consolas" w:cs="Consolas" w:hAnsi="Consolas" w:eastAsia="Consolas"/>
+          <w:sz w:val="22"/>
+          <w:szCs w:val="22"/>
           <w:rtl w:val="0"/>
           <w:lang w:val="en-US"/>
         </w:rPr>
@@ -11340,7 +12711,9 @@
       </w:r>
       <w:r>
         <w:rPr>
-          <w:rStyle w:val="Verbatim Char"/>
+          <w:rFonts w:ascii="Consolas" w:cs="Consolas" w:hAnsi="Consolas" w:eastAsia="Consolas"/>
+          <w:sz w:val="22"/>
+          <w:szCs w:val="22"/>
           <w:rtl w:val="0"/>
           <w:lang w:val="en-US"/>
         </w:rPr>
@@ -11351,7 +12724,9 @@
       </w:r>
       <w:r>
         <w:rPr>
-          <w:rStyle w:val="Verbatim Char"/>
+          <w:rFonts w:ascii="Consolas" w:cs="Consolas" w:hAnsi="Consolas" w:eastAsia="Consolas"/>
+          <w:sz w:val="22"/>
+          <w:szCs w:val="22"/>
           <w:rtl w:val="0"/>
           <w:lang w:val="en-US"/>
         </w:rPr>
@@ -11359,7 +12734,9 @@
       </w:r>
       <w:r>
         <w:rPr>
-          <w:rStyle w:val="Verbatim Char"/>
+          <w:rFonts w:ascii="Consolas" w:cs="Consolas" w:hAnsi="Consolas" w:eastAsia="Consolas"/>
+          <w:sz w:val="22"/>
+          <w:szCs w:val="22"/>
           <w:rtl w:val="0"/>
         </w:rPr>
         <w:br w:type="textWrapping"/>
@@ -11367,7 +12744,9 @@
       </w:r>
       <w:r>
         <w:rPr>
-          <w:rStyle w:val="Verbatim Char"/>
+          <w:rFonts w:ascii="Consolas" w:cs="Consolas" w:hAnsi="Consolas" w:eastAsia="Consolas"/>
+          <w:sz w:val="22"/>
+          <w:szCs w:val="22"/>
           <w:rtl w:val="0"/>
           <w:lang w:val="en-US"/>
         </w:rPr>
@@ -11378,7 +12757,9 @@
       </w:r>
       <w:r>
         <w:rPr>
-          <w:rStyle w:val="Verbatim Char"/>
+          <w:rFonts w:ascii="Consolas" w:cs="Consolas" w:hAnsi="Consolas" w:eastAsia="Consolas"/>
+          <w:sz w:val="22"/>
+          <w:szCs w:val="22"/>
           <w:rtl w:val="0"/>
           <w:lang w:val="en-US"/>
         </w:rPr>
@@ -11389,7 +12770,9 @@
       </w:r>
       <w:r>
         <w:rPr>
-          <w:rStyle w:val="Verbatim Char"/>
+          <w:rFonts w:ascii="Consolas" w:cs="Consolas" w:hAnsi="Consolas" w:eastAsia="Consolas"/>
+          <w:sz w:val="22"/>
+          <w:szCs w:val="22"/>
           <w:rtl w:val="0"/>
           <w:lang w:val="en-US"/>
         </w:rPr>
@@ -11400,7 +12783,9 @@
       </w:r>
       <w:r>
         <w:rPr>
-          <w:rStyle w:val="Verbatim Char"/>
+          <w:rFonts w:ascii="Consolas" w:cs="Consolas" w:hAnsi="Consolas" w:eastAsia="Consolas"/>
+          <w:sz w:val="22"/>
+          <w:szCs w:val="22"/>
           <w:rtl w:val="0"/>
           <w:lang w:val="en-US"/>
         </w:rPr>
@@ -11411,7 +12796,9 @@
       </w:r>
       <w:r>
         <w:rPr>
-          <w:rStyle w:val="Verbatim Char"/>
+          <w:rFonts w:ascii="Consolas" w:cs="Consolas" w:hAnsi="Consolas" w:eastAsia="Consolas"/>
+          <w:sz w:val="22"/>
+          <w:szCs w:val="22"/>
           <w:rtl w:val="0"/>
           <w:lang w:val="en-US"/>
         </w:rPr>
@@ -11422,7 +12809,9 @@
       </w:r>
       <w:r>
         <w:rPr>
-          <w:rStyle w:val="Verbatim Char"/>
+          <w:rFonts w:ascii="Consolas" w:cs="Consolas" w:hAnsi="Consolas" w:eastAsia="Consolas"/>
+          <w:sz w:val="22"/>
+          <w:szCs w:val="22"/>
           <w:rtl w:val="0"/>
           <w:lang w:val="en-US"/>
         </w:rPr>
@@ -11442,7 +12831,9 @@
       </w:r>
       <w:r>
         <w:rPr>
-          <w:rStyle w:val="Verbatim Char"/>
+          <w:rFonts w:ascii="Consolas" w:cs="Consolas" w:hAnsi="Consolas" w:eastAsia="Consolas"/>
+          <w:sz w:val="22"/>
+          <w:szCs w:val="22"/>
           <w:rtl w:val="0"/>
           <w:lang w:val="en-US"/>
         </w:rPr>
@@ -11508,7 +12899,70 @@
           <w:rtl w:val="0"/>
           <w:lang w:val="en-US"/>
         </w:rPr>
-        <w:t>becomes a self-fulfilling prophecy: You get what you ask for. If a development team is told their coverage metric must be 75%, that</w:t>
+        <w:t xml:space="preserve">becomes a self-fulfilling prophecy: </w:t>
+      </w:r>
+      <w:r>
+        <w:rPr>
+          <w:rtl w:val="0"/>
+          <w:lang w:val="en-US"/>
+        </w:rPr>
+        <w:t>We</w:t>
+      </w:r>
+      <w:r>
+        <w:rPr>
+          <w:rtl w:val="0"/>
+          <w:lang w:val="en-US"/>
+        </w:rPr>
+        <w:t xml:space="preserve"> get what </w:t>
+      </w:r>
+      <w:r>
+        <w:rPr>
+          <w:rtl w:val="0"/>
+          <w:lang w:val="en-US"/>
+        </w:rPr>
+        <w:t>we</w:t>
+      </w:r>
+      <w:r>
+        <w:rPr>
+          <w:rtl w:val="0"/>
+          <w:lang w:val="en-US"/>
+        </w:rPr>
+        <w:t xml:space="preserve"> ask for. If a development team is </w:t>
+      </w:r>
+      <w:r>
+        <w:rPr>
+          <w:rtl w:val="0"/>
+          <w:lang w:val="en-US"/>
+        </w:rPr>
+        <w:t xml:space="preserve">mandated a minimum </w:t>
+      </w:r>
+      <w:r>
+        <w:rPr>
+          <w:rtl w:val="0"/>
+          <w:lang w:val="en-US"/>
+        </w:rPr>
+        <w:t xml:space="preserve">coverage metric </w:t>
+      </w:r>
+      <w:r>
+        <w:rPr>
+          <w:rtl w:val="0"/>
+          <w:lang w:val="en-US"/>
+        </w:rPr>
+        <w:t>of</w:t>
+      </w:r>
+      <w:r>
+        <w:rPr>
+          <w:rtl w:val="0"/>
+          <w:lang w:val="en-US"/>
+        </w:rPr>
+        <w:t xml:space="preserve"> 75%, </w:t>
+      </w:r>
+      <w:r>
+        <w:rPr>
+          <w:rtl w:val="0"/>
+          <w:lang w:val="en-US"/>
+        </w:rPr>
+        <w:t>we</w:t>
       </w:r>
       <w:r>
         <w:rPr>
@@ -11522,7 +12976,33 @@
           <w:rtl w:val="0"/>
           <w:lang w:val="en-US"/>
         </w:rPr>
-        <w:t>s what you</w:t>
+        <w:t>ll get that and no more.</w:t>
+      </w:r>
+    </w:p>
+    <w:p>
+      <w:pPr>
+        <w:pStyle w:val="Body Text"/>
+      </w:pPr>
+      <w:r>
+        <w:rPr>
+          <w:rtl w:val="0"/>
+          <w:lang w:val="en-US"/>
+        </w:rPr>
+        <w:t>Seventy-five percent</w:t>
+      </w:r>
+      <w:r>
+        <w:rPr>
+          <w:rtl w:val="0"/>
+          <w:lang w:val="en-US"/>
+        </w:rPr>
+        <w:t xml:space="preserve"> coverage</w:t>
+      </w:r>
+      <w:r>
+        <w:rPr>
+          <w:rtl w:val="0"/>
+          <w:lang w:val="en-US"/>
+        </w:rPr>
+        <w:t xml:space="preserve"> doesn</w:t>
       </w:r>
       <w:r>
         <w:rPr>
@@ -11536,19 +13016,35 @@
           <w:rtl w:val="0"/>
           <w:lang w:val="en-US"/>
         </w:rPr>
-        <w:t>ll typically end up with.</w:t>
-      </w:r>
-    </w:p>
-    <w:p>
-      <w:pPr>
-        <w:pStyle w:val="Body Text"/>
-      </w:pPr>
-      <w:r>
-        <w:rPr>
-          <w:rtl w:val="0"/>
-          <w:lang w:val="en-US"/>
-        </w:rPr>
-        <w:t>Seventy-five percent doesn</w:t>
+        <w:t xml:space="preserve">t sound bad </w:t>
+      </w:r>
+      <w:r>
+        <w:rPr>
+          <w:rtl w:val="0"/>
+          <w:lang w:val="en-US"/>
+        </w:rPr>
+        <w:t>until</w:t>
+      </w:r>
+      <w:r>
+        <w:rPr>
+          <w:rtl w:val="0"/>
+          <w:lang w:val="en-US"/>
+        </w:rPr>
+        <w:t xml:space="preserve"> you </w:t>
+      </w:r>
+      <w:r>
+        <w:rPr>
+          <w:rtl w:val="0"/>
+          <w:lang w:val="en-US"/>
+        </w:rPr>
+        <w:t>invert</w:t>
+      </w:r>
+      <w:r>
+        <w:rPr>
+          <w:rtl w:val="0"/>
+          <w:lang w:val="en-US"/>
+        </w:rPr>
+        <w:t xml:space="preserve"> it: A quarter of our system has insufficient unit tests. It</w:t>
       </w:r>
       <w:r>
         <w:rPr>
@@ -11562,7 +13058,7 @@
           <w:rtl w:val="0"/>
           <w:lang w:val="en-US"/>
         </w:rPr>
-        <w:t>t sound bad, until you state it differently: A quarter of your system has insufficient unit tests. It</w:t>
+        <w:t>s also often the more complex parts of our system: They</w:t>
       </w:r>
       <w:r>
         <w:rPr>
@@ -11576,7 +13072,7 @@
           <w:rtl w:val="0"/>
           <w:lang w:val="en-US"/>
         </w:rPr>
-        <w:t>s also often the more complex parts of your system: They</w:t>
+        <w:t>re harder to test, and when meeting a metric we don</w:t>
       </w:r>
       <w:r>
         <w:rPr>
@@ -11590,7 +13086,7 @@
           <w:rtl w:val="0"/>
           <w:lang w:val="en-US"/>
         </w:rPr>
-        <w:t>re harder to test, and when meeting a metric we don</w:t>
+        <w:t>t really believe in, we</w:t>
       </w:r>
       <w:r>
         <w:rPr>
@@ -11604,21 +13100,14 @@
           <w:rtl w:val="0"/>
           <w:lang w:val="en-US"/>
         </w:rPr>
-        <w:t>t really believe in, we</w:t>
-      </w:r>
-      <w:r>
-        <w:rPr>
-          <w:rtl w:val="0"/>
-          <w:lang w:val="en-US"/>
-        </w:rPr>
-        <w:t>’</w:t>
-      </w:r>
-      <w:r>
-        <w:rPr>
-          <w:rtl w:val="0"/>
-          <w:lang w:val="en-US"/>
-        </w:rPr>
         <w:t>ll do it in the most expeditious way we can imagine.</w:t>
+      </w:r>
+      <w:r>
+        <w:rPr>
+          <w:rtl w:val="0"/>
+          <w:lang w:val="en-US"/>
+        </w:rPr>
+        <w:t>~</w:t>
       </w:r>
     </w:p>
     <w:p>
@@ -11922,12 +13411,94 @@
           <w:rtl w:val="0"/>
           <w:lang w:val="en-US"/>
         </w:rPr>
-        <w:t>Our code coverage becomes a self-fulfilling prophecy: We get complete coverage on all the behaviors we needed and designed into the system. We get high confidence to continuously shape its design to be clear, cohesive, and concise. Our system is eminently confirmable.</w:t>
+        <w:t xml:space="preserve">Our code coverage becomes a self-fulfilling prophecy: We </w:t>
+      </w:r>
+      <w:r>
+        <w:rPr>
+          <w:rtl w:val="0"/>
+          <w:lang w:val="en-US"/>
+        </w:rPr>
+        <w:t>attain</w:t>
+      </w:r>
+      <w:r>
+        <w:rPr>
+          <w:rtl w:val="0"/>
+          <w:lang w:val="en-US"/>
+        </w:rPr>
+        <w:t xml:space="preserve"> complete coverage on all the behaviors we needed and designed into the system. We get high confidence to continuously shape its design to be clear, cohesive, and concise. Our system is eminently confirmable.</w:t>
       </w:r>
       <w:bookmarkEnd w:id="20"/>
     </w:p>
     <w:p>
       <w:pPr>
+        <w:pStyle w:val="Body Text"/>
+      </w:pPr>
+      <w:r>
+        <w:rPr>
+          <w:rtl w:val="0"/>
+          <w:lang w:val="en-US"/>
+        </w:rPr>
+        <w:t>You might be wondering about what that coverage metric mandate should be. The right answer is: (a) it shouldn</w:t>
+      </w:r>
+      <w:r>
+        <w:rPr>
+          <w:rtl w:val="0"/>
+          <w:lang w:val="en-US"/>
+        </w:rPr>
+        <w:t>’</w:t>
+      </w:r>
+      <w:r>
+        <w:rPr>
+          <w:rtl w:val="0"/>
+          <w:lang w:val="en-US"/>
+        </w:rPr>
+        <w:t>t be a mandate, and (b) the number isn</w:t>
+      </w:r>
+      <w:r>
+        <w:rPr>
+          <w:rtl w:val="0"/>
+          <w:lang w:val="en-US"/>
+        </w:rPr>
+        <w:t>’</w:t>
+      </w:r>
+      <w:r>
+        <w:rPr>
+          <w:rtl w:val="0"/>
+          <w:lang w:val="en-US"/>
+        </w:rPr>
+        <w:t>t what it</w:t>
+      </w:r>
+      <w:r>
+        <w:rPr>
+          <w:rtl w:val="0"/>
+          <w:lang w:val="en-US"/>
+        </w:rPr>
+        <w:t>’</w:t>
+      </w:r>
+      <w:r>
+        <w:rPr>
+          <w:rtl w:val="0"/>
+          <w:lang w:val="en-US"/>
+        </w:rPr>
+        <w:t>s important. What</w:t>
+      </w:r>
+      <w:r>
+        <w:rPr>
+          <w:rtl w:val="0"/>
+          <w:lang w:val="en-US"/>
+        </w:rPr>
+        <w:t>’</w:t>
+      </w:r>
+      <w:r>
+        <w:rPr>
+          <w:rtl w:val="0"/>
+          <w:lang w:val="en-US"/>
+        </w:rPr>
+        <w:t xml:space="preserve">s important is that developers are sold on the value of delivering what we know to be working software. </w:t>
+      </w:r>
+    </w:p>
+    <w:p>
+      <w:pPr>
         <w:pStyle w:val="Heading 2"/>
       </w:pPr>
       <w:bookmarkStart w:name="cohesion" w:id="21"/>
@@ -11991,8 +13562,7 @@
       </w:r>
       <w:r>
         <w:rPr>
-          <w:i w:val="1"/>
-          <w:iCs w:val="1"/>
+          <w:rFonts w:ascii="Cambria Italic" w:hAnsi="Cambria Italic"/>
           <w:rtl w:val="0"/>
           <w:lang w:val="en-US"/>
         </w:rPr>
@@ -12021,7 +13591,9 @@
       </w:r>
       <w:r>
         <w:rPr>
-          <w:rStyle w:val="Verbatim Char"/>
+          <w:rFonts w:ascii="Consolas" w:cs="Consolas" w:hAnsi="Consolas" w:eastAsia="Consolas"/>
+          <w:sz w:val="22"/>
+          <w:szCs w:val="22"/>
           <w:rtl w:val="0"/>
           <w:lang w:val="en-US"/>
         </w:rPr>
@@ -12041,7 +13613,9 @@
       </w:pPr>
       <w:r>
         <w:rPr>
-          <w:rStyle w:val="Verbatim Char"/>
+          <w:rFonts w:ascii="Consolas" w:cs="Consolas" w:hAnsi="Consolas" w:eastAsia="Consolas"/>
+          <w:sz w:val="22"/>
+          <w:szCs w:val="22"/>
           <w:rtl w:val="0"/>
           <w:lang w:val="en-US"/>
         </w:rPr>
@@ -12053,7 +13627,9 @@
       </w:r>
       <w:r>
         <w:rPr>
-          <w:rStyle w:val="Verbatim Char"/>
+          <w:rFonts w:ascii="Consolas" w:cs="Consolas" w:hAnsi="Consolas" w:eastAsia="Consolas"/>
+          <w:sz w:val="22"/>
+          <w:szCs w:val="22"/>
           <w:rtl w:val="0"/>
           <w:lang w:val="en-US"/>
         </w:rPr>
@@ -12065,7 +13641,9 @@
       </w:r>
       <w:r>
         <w:rPr>
-          <w:rStyle w:val="Verbatim Char"/>
+          <w:rFonts w:ascii="Consolas" w:cs="Consolas" w:hAnsi="Consolas" w:eastAsia="Consolas"/>
+          <w:sz w:val="22"/>
+          <w:szCs w:val="22"/>
           <w:rtl w:val="0"/>
           <w:lang w:val="en-US"/>
         </w:rPr>
@@ -12076,7 +13654,9 @@
       </w:r>
       <w:r>
         <w:rPr>
-          <w:rStyle w:val="Verbatim Char"/>
+          <w:rFonts w:ascii="Consolas" w:cs="Consolas" w:hAnsi="Consolas" w:eastAsia="Consolas"/>
+          <w:sz w:val="22"/>
+          <w:szCs w:val="22"/>
           <w:rtl w:val="0"/>
           <w:lang w:val="en-US"/>
         </w:rPr>
@@ -12088,7 +13668,9 @@
       </w:r>
       <w:r>
         <w:rPr>
-          <w:rStyle w:val="Verbatim Char"/>
+          <w:rFonts w:ascii="Consolas" w:cs="Consolas" w:hAnsi="Consolas" w:eastAsia="Consolas"/>
+          <w:sz w:val="22"/>
+          <w:szCs w:val="22"/>
           <w:rtl w:val="0"/>
           <w:lang w:val="en-US"/>
         </w:rPr>
@@ -12099,7 +13681,9 @@
       </w:r>
       <w:r>
         <w:rPr>
-          <w:rStyle w:val="Verbatim Char"/>
+          <w:rFonts w:ascii="Consolas" w:cs="Consolas" w:hAnsi="Consolas" w:eastAsia="Consolas"/>
+          <w:sz w:val="22"/>
+          <w:szCs w:val="22"/>
           <w:rtl w:val="0"/>
           <w:lang w:val="en-US"/>
         </w:rPr>
@@ -12111,7 +13695,9 @@
       </w:r>
       <w:r>
         <w:rPr>
-          <w:rStyle w:val="Verbatim Char"/>
+          <w:rFonts w:ascii="Consolas" w:cs="Consolas" w:hAnsi="Consolas" w:eastAsia="Consolas"/>
+          <w:sz w:val="22"/>
+          <w:szCs w:val="22"/>
           <w:rtl w:val="0"/>
           <w:lang w:val="en-US"/>
         </w:rPr>
@@ -12122,7 +13708,9 @@
       </w:r>
       <w:r>
         <w:rPr>
-          <w:rStyle w:val="Verbatim Char"/>
+          <w:rFonts w:ascii="Consolas" w:cs="Consolas" w:hAnsi="Consolas" w:eastAsia="Consolas"/>
+          <w:sz w:val="22"/>
+          <w:szCs w:val="22"/>
           <w:rtl w:val="0"/>
           <w:lang w:val="en-US"/>
         </w:rPr>
@@ -12134,7 +13722,9 @@
       </w:r>
       <w:r>
         <w:rPr>
-          <w:rStyle w:val="Verbatim Char"/>
+          <w:rFonts w:ascii="Consolas" w:cs="Consolas" w:hAnsi="Consolas" w:eastAsia="Consolas"/>
+          <w:sz w:val="22"/>
+          <w:szCs w:val="22"/>
           <w:rtl w:val="0"/>
           <w:lang w:val="en-US"/>
         </w:rPr>
@@ -12145,7 +13735,9 @@
       </w:r>
       <w:r>
         <w:rPr>
-          <w:rStyle w:val="Verbatim Char"/>
+          <w:rFonts w:ascii="Consolas" w:cs="Consolas" w:hAnsi="Consolas" w:eastAsia="Consolas"/>
+          <w:sz w:val="22"/>
+          <w:szCs w:val="22"/>
           <w:rtl w:val="0"/>
           <w:lang w:val="en-US"/>
         </w:rPr>
@@ -12156,7 +13748,9 @@
       </w:r>
       <w:r>
         <w:rPr>
-          <w:rStyle w:val="Verbatim Char"/>
+          <w:rFonts w:ascii="Consolas" w:cs="Consolas" w:hAnsi="Consolas" w:eastAsia="Consolas"/>
+          <w:sz w:val="22"/>
+          <w:szCs w:val="22"/>
           <w:rtl w:val="0"/>
           <w:lang w:val="en-US"/>
         </w:rPr>
@@ -12168,7 +13762,9 @@
       </w:r>
       <w:r>
         <w:rPr>
-          <w:rStyle w:val="Verbatim Char"/>
+          <w:rFonts w:ascii="Consolas" w:cs="Consolas" w:hAnsi="Consolas" w:eastAsia="Consolas"/>
+          <w:sz w:val="22"/>
+          <w:szCs w:val="22"/>
           <w:rtl w:val="0"/>
           <w:lang w:val="en-US"/>
         </w:rPr>
@@ -12180,7 +13776,9 @@
       </w:r>
       <w:r>
         <w:rPr>
-          <w:rStyle w:val="Verbatim Char"/>
+          <w:rFonts w:ascii="Consolas" w:cs="Consolas" w:hAnsi="Consolas" w:eastAsia="Consolas"/>
+          <w:sz w:val="22"/>
+          <w:szCs w:val="22"/>
           <w:rtl w:val="0"/>
           <w:lang w:val="en-US"/>
         </w:rPr>
@@ -12191,7 +13789,9 @@
       </w:r>
       <w:r>
         <w:rPr>
-          <w:rStyle w:val="Verbatim Char"/>
+          <w:rFonts w:ascii="Consolas" w:cs="Consolas" w:hAnsi="Consolas" w:eastAsia="Consolas"/>
+          <w:sz w:val="22"/>
+          <w:szCs w:val="22"/>
           <w:rtl w:val="0"/>
           <w:lang w:val="en-US"/>
         </w:rPr>
@@ -12211,7 +13811,9 @@
       </w:r>
       <w:r>
         <w:rPr>
-          <w:rStyle w:val="Verbatim Char"/>
+          <w:rFonts w:ascii="Consolas" w:cs="Consolas" w:hAnsi="Consolas" w:eastAsia="Consolas"/>
+          <w:sz w:val="22"/>
+          <w:szCs w:val="22"/>
           <w:rtl w:val="0"/>
           <w:lang w:val="en-US"/>
         </w:rPr>
@@ -12254,7 +13856,9 @@
       </w:r>
       <w:r>
         <w:rPr>
-          <w:rStyle w:val="Verbatim Char"/>
+          <w:rFonts w:ascii="Consolas" w:cs="Consolas" w:hAnsi="Consolas" w:eastAsia="Consolas"/>
+          <w:sz w:val="22"/>
+          <w:szCs w:val="22"/>
           <w:rtl w:val="0"/>
           <w:lang w:val="en-US"/>
         </w:rPr>
@@ -12269,7 +13873,9 @@
       </w:r>
       <w:r>
         <w:rPr>
-          <w:rStyle w:val="Verbatim Char"/>
+          <w:rFonts w:ascii="Consolas" w:cs="Consolas" w:hAnsi="Consolas" w:eastAsia="Consolas"/>
+          <w:sz w:val="22"/>
+          <w:szCs w:val="22"/>
           <w:rtl w:val="0"/>
           <w:lang w:val="en-US"/>
         </w:rPr>
@@ -12284,7 +13890,9 @@
       </w:r>
       <w:r>
         <w:rPr>
-          <w:rStyle w:val="Verbatim Char"/>
+          <w:rFonts w:ascii="Consolas" w:cs="Consolas" w:hAnsi="Consolas" w:eastAsia="Consolas"/>
+          <w:sz w:val="22"/>
+          <w:szCs w:val="22"/>
           <w:rtl w:val="0"/>
           <w:lang w:val="en-US"/>
         </w:rPr>
@@ -12316,7 +13924,9 @@
       </w:pPr>
       <w:r>
         <w:rPr>
-          <w:rStyle w:val="Verbatim Char"/>
+          <w:rFonts w:ascii="Consolas" w:cs="Consolas" w:hAnsi="Consolas" w:eastAsia="Consolas"/>
+          <w:sz w:val="22"/>
+          <w:szCs w:val="22"/>
           <w:rtl w:val="0"/>
           <w:lang w:val="en-US"/>
         </w:rPr>
@@ -12327,7 +13937,9 @@
       </w:r>
       <w:r>
         <w:rPr>
-          <w:rStyle w:val="Verbatim Char"/>
+          <w:rFonts w:ascii="Consolas" w:cs="Consolas" w:hAnsi="Consolas" w:eastAsia="Consolas"/>
+          <w:sz w:val="22"/>
+          <w:szCs w:val="22"/>
           <w:rtl w:val="0"/>
           <w:lang w:val="en-US"/>
         </w:rPr>
@@ -12338,7 +13950,9 @@
       </w:r>
       <w:r>
         <w:rPr>
-          <w:rStyle w:val="Verbatim Char"/>
+          <w:rFonts w:ascii="Consolas" w:cs="Consolas" w:hAnsi="Consolas" w:eastAsia="Consolas"/>
+          <w:sz w:val="22"/>
+          <w:szCs w:val="22"/>
           <w:rtl w:val="0"/>
           <w:lang w:val="en-US"/>
         </w:rPr>
@@ -12350,7 +13964,9 @@
       </w:r>
       <w:r>
         <w:rPr>
-          <w:rStyle w:val="Verbatim Char"/>
+          <w:rFonts w:ascii="Consolas" w:cs="Consolas" w:hAnsi="Consolas" w:eastAsia="Consolas"/>
+          <w:sz w:val="22"/>
+          <w:szCs w:val="22"/>
           <w:rtl w:val="0"/>
           <w:lang w:val="en-US"/>
         </w:rPr>
@@ -12362,7 +13978,9 @@
       </w:r>
       <w:r>
         <w:rPr>
-          <w:rStyle w:val="Verbatim Char"/>
+          <w:rFonts w:ascii="Consolas" w:cs="Consolas" w:hAnsi="Consolas" w:eastAsia="Consolas"/>
+          <w:sz w:val="22"/>
+          <w:szCs w:val="22"/>
           <w:rtl w:val="0"/>
           <w:lang w:val="en-US"/>
         </w:rPr>
@@ -12373,7 +13991,9 @@
       </w:r>
       <w:r>
         <w:rPr>
-          <w:rStyle w:val="Verbatim Char"/>
+          <w:rFonts w:ascii="Consolas" w:cs="Consolas" w:hAnsi="Consolas" w:eastAsia="Consolas"/>
+          <w:sz w:val="22"/>
+          <w:szCs w:val="22"/>
           <w:rtl w:val="0"/>
           <w:lang w:val="en-US"/>
         </w:rPr>
@@ -12384,7 +14004,9 @@
       </w:r>
       <w:r>
         <w:rPr>
-          <w:rStyle w:val="Verbatim Char"/>
+          <w:rFonts w:ascii="Consolas" w:cs="Consolas" w:hAnsi="Consolas" w:eastAsia="Consolas"/>
+          <w:sz w:val="22"/>
+          <w:szCs w:val="22"/>
           <w:rtl w:val="0"/>
           <w:lang w:val="en-US"/>
         </w:rPr>
@@ -12395,7 +14017,9 @@
       </w:r>
       <w:r>
         <w:rPr>
-          <w:rStyle w:val="Verbatim Char"/>
+          <w:rFonts w:ascii="Consolas" w:cs="Consolas" w:hAnsi="Consolas" w:eastAsia="Consolas"/>
+          <w:sz w:val="22"/>
+          <w:szCs w:val="22"/>
           <w:rtl w:val="0"/>
           <w:lang w:val="en-US"/>
         </w:rPr>
@@ -12406,7 +14030,9 @@
       </w:r>
       <w:r>
         <w:rPr>
-          <w:rStyle w:val="Verbatim Char"/>
+          <w:rFonts w:ascii="Consolas" w:cs="Consolas" w:hAnsi="Consolas" w:eastAsia="Consolas"/>
+          <w:sz w:val="22"/>
+          <w:szCs w:val="22"/>
           <w:rtl w:val="0"/>
           <w:lang w:val="en-US"/>
         </w:rPr>
@@ -12414,7 +14040,9 @@
       </w:r>
       <w:r>
         <w:rPr>
-          <w:rStyle w:val="Verbatim Char"/>
+          <w:rFonts w:ascii="Consolas" w:cs="Consolas" w:hAnsi="Consolas" w:eastAsia="Consolas"/>
+          <w:sz w:val="22"/>
+          <w:szCs w:val="22"/>
           <w:rtl w:val="0"/>
           <w:lang w:val="en-US"/>
         </w:rPr>
@@ -12422,7 +14050,9 @@
       </w:r>
       <w:r>
         <w:rPr>
-          <w:rStyle w:val="Verbatim Char"/>
+          <w:rFonts w:ascii="Consolas" w:cs="Consolas" w:hAnsi="Consolas" w:eastAsia="Consolas"/>
+          <w:sz w:val="22"/>
+          <w:szCs w:val="22"/>
           <w:rtl w:val="0"/>
           <w:lang w:val="en-US"/>
         </w:rPr>
@@ -12430,7 +14060,9 @@
       </w:r>
       <w:r>
         <w:rPr>
-          <w:rStyle w:val="Verbatim Char"/>
+          <w:rFonts w:ascii="Consolas" w:cs="Consolas" w:hAnsi="Consolas" w:eastAsia="Consolas"/>
+          <w:sz w:val="22"/>
+          <w:szCs w:val="22"/>
           <w:rtl w:val="0"/>
           <w:lang w:val="en-US"/>
         </w:rPr>
@@ -12438,7 +14070,9 @@
       </w:r>
       <w:r>
         <w:rPr>
-          <w:rStyle w:val="Verbatim Char"/>
+          <w:rFonts w:ascii="Consolas" w:cs="Consolas" w:hAnsi="Consolas" w:eastAsia="Consolas"/>
+          <w:sz w:val="22"/>
+          <w:szCs w:val="22"/>
           <w:rtl w:val="0"/>
           <w:lang w:val="en-US"/>
         </w:rPr>
@@ -12449,7 +14083,9 @@
       </w:r>
       <w:r>
         <w:rPr>
-          <w:rStyle w:val="Verbatim Char"/>
+          <w:rFonts w:ascii="Consolas" w:cs="Consolas" w:hAnsi="Consolas" w:eastAsia="Consolas"/>
+          <w:sz w:val="22"/>
+          <w:szCs w:val="22"/>
           <w:rtl w:val="0"/>
           <w:lang w:val="en-US"/>
         </w:rPr>
@@ -12457,7 +14093,9 @@
       </w:r>
       <w:r>
         <w:rPr>
-          <w:rStyle w:val="Verbatim Char"/>
+          <w:rFonts w:ascii="Consolas" w:cs="Consolas" w:hAnsi="Consolas" w:eastAsia="Consolas"/>
+          <w:sz w:val="22"/>
+          <w:szCs w:val="22"/>
           <w:rtl w:val="0"/>
           <w:lang w:val="en-US"/>
         </w:rPr>
@@ -12465,7 +14103,9 @@
       </w:r>
       <w:r>
         <w:rPr>
-          <w:rStyle w:val="Verbatim Char"/>
+          <w:rFonts w:ascii="Consolas" w:cs="Consolas" w:hAnsi="Consolas" w:eastAsia="Consolas"/>
+          <w:sz w:val="22"/>
+          <w:szCs w:val="22"/>
           <w:rtl w:val="0"/>
           <w:lang w:val="en-US"/>
         </w:rPr>
@@ -12473,7 +14113,9 @@
       </w:r>
       <w:r>
         <w:rPr>
-          <w:rStyle w:val="Verbatim Char"/>
+          <w:rFonts w:ascii="Consolas" w:cs="Consolas" w:hAnsi="Consolas" w:eastAsia="Consolas"/>
+          <w:sz w:val="22"/>
+          <w:szCs w:val="22"/>
           <w:rtl w:val="0"/>
           <w:lang w:val="en-US"/>
         </w:rPr>
@@ -12481,7 +14123,9 @@
       </w:r>
       <w:r>
         <w:rPr>
-          <w:rStyle w:val="Verbatim Char"/>
+          <w:rFonts w:ascii="Consolas" w:cs="Consolas" w:hAnsi="Consolas" w:eastAsia="Consolas"/>
+          <w:sz w:val="22"/>
+          <w:szCs w:val="22"/>
           <w:rtl w:val="0"/>
           <w:lang w:val="en-US"/>
         </w:rPr>
@@ -12492,7 +14136,9 @@
       </w:r>
       <w:r>
         <w:rPr>
-          <w:rStyle w:val="Verbatim Char"/>
+          <w:rFonts w:ascii="Consolas" w:cs="Consolas" w:hAnsi="Consolas" w:eastAsia="Consolas"/>
+          <w:sz w:val="22"/>
+          <w:szCs w:val="22"/>
           <w:rtl w:val="0"/>
           <w:lang w:val="en-US"/>
         </w:rPr>
@@ -12503,7 +14149,9 @@
       </w:r>
       <w:r>
         <w:rPr>
-          <w:rStyle w:val="Verbatim Char"/>
+          <w:rFonts w:ascii="Consolas" w:cs="Consolas" w:hAnsi="Consolas" w:eastAsia="Consolas"/>
+          <w:sz w:val="22"/>
+          <w:szCs w:val="22"/>
           <w:rtl w:val="0"/>
           <w:lang w:val="en-US"/>
         </w:rPr>
@@ -12514,7 +14162,9 @@
       </w:r>
       <w:r>
         <w:rPr>
-          <w:rStyle w:val="Verbatim Char"/>
+          <w:rFonts w:ascii="Consolas" w:cs="Consolas" w:hAnsi="Consolas" w:eastAsia="Consolas"/>
+          <w:sz w:val="22"/>
+          <w:szCs w:val="22"/>
           <w:rtl w:val="0"/>
           <w:lang w:val="en-US"/>
         </w:rPr>
@@ -12525,7 +14175,9 @@
       </w:r>
       <w:r>
         <w:rPr>
-          <w:rStyle w:val="Verbatim Char"/>
+          <w:rFonts w:ascii="Consolas" w:cs="Consolas" w:hAnsi="Consolas" w:eastAsia="Consolas"/>
+          <w:sz w:val="22"/>
+          <w:szCs w:val="22"/>
           <w:rtl w:val="0"/>
           <w:lang w:val="en-US"/>
         </w:rPr>
@@ -12536,7 +14188,9 @@
       </w:r>
       <w:r>
         <w:rPr>
-          <w:rStyle w:val="Verbatim Char"/>
+          <w:rFonts w:ascii="Consolas" w:cs="Consolas" w:hAnsi="Consolas" w:eastAsia="Consolas"/>
+          <w:sz w:val="22"/>
+          <w:szCs w:val="22"/>
           <w:rtl w:val="0"/>
           <w:lang w:val="en-US"/>
         </w:rPr>
@@ -12547,7 +14201,9 @@
       </w:r>
       <w:r>
         <w:rPr>
-          <w:rStyle w:val="Verbatim Char"/>
+          <w:rFonts w:ascii="Consolas" w:cs="Consolas" w:hAnsi="Consolas" w:eastAsia="Consolas"/>
+          <w:sz w:val="22"/>
+          <w:szCs w:val="22"/>
           <w:rtl w:val="0"/>
           <w:lang w:val="en-US"/>
         </w:rPr>
@@ -12558,7 +14214,9 @@
       </w:r>
       <w:r>
         <w:rPr>
-          <w:rStyle w:val="Verbatim Char"/>
+          <w:rFonts w:ascii="Consolas" w:cs="Consolas" w:hAnsi="Consolas" w:eastAsia="Consolas"/>
+          <w:sz w:val="22"/>
+          <w:szCs w:val="22"/>
           <w:rtl w:val="0"/>
           <w:lang w:val="en-US"/>
         </w:rPr>
@@ -12570,7 +14228,9 @@
       </w:r>
       <w:r>
         <w:rPr>
-          <w:rStyle w:val="Verbatim Char"/>
+          <w:rFonts w:ascii="Consolas" w:cs="Consolas" w:hAnsi="Consolas" w:eastAsia="Consolas"/>
+          <w:sz w:val="22"/>
+          <w:szCs w:val="22"/>
           <w:rtl w:val="0"/>
           <w:lang w:val="en-US"/>
         </w:rPr>
@@ -12581,7 +14241,9 @@
       </w:r>
       <w:r>
         <w:rPr>
-          <w:rStyle w:val="Verbatim Char"/>
+          <w:rFonts w:ascii="Consolas" w:cs="Consolas" w:hAnsi="Consolas" w:eastAsia="Consolas"/>
+          <w:sz w:val="22"/>
+          <w:szCs w:val="22"/>
           <w:rtl w:val="0"/>
           <w:lang w:val="en-US"/>
         </w:rPr>
@@ -12592,7 +14254,9 @@
       </w:r>
       <w:r>
         <w:rPr>
-          <w:rStyle w:val="Verbatim Char"/>
+          <w:rFonts w:ascii="Consolas" w:cs="Consolas" w:hAnsi="Consolas" w:eastAsia="Consolas"/>
+          <w:sz w:val="22"/>
+          <w:szCs w:val="22"/>
           <w:rtl w:val="0"/>
           <w:lang w:val="en-US"/>
         </w:rPr>
@@ -12603,7 +14267,9 @@
       </w:r>
       <w:r>
         <w:rPr>
-          <w:rStyle w:val="Verbatim Char"/>
+          <w:rFonts w:ascii="Consolas" w:cs="Consolas" w:hAnsi="Consolas" w:eastAsia="Consolas"/>
+          <w:sz w:val="22"/>
+          <w:szCs w:val="22"/>
           <w:rtl w:val="0"/>
           <w:lang w:val="en-US"/>
         </w:rPr>
@@ -12615,7 +14281,9 @@
       </w:r>
       <w:r>
         <w:rPr>
-          <w:rStyle w:val="Verbatim Char"/>
+          <w:rFonts w:ascii="Consolas" w:cs="Consolas" w:hAnsi="Consolas" w:eastAsia="Consolas"/>
+          <w:sz w:val="22"/>
+          <w:szCs w:val="22"/>
           <w:rtl w:val="0"/>
           <w:lang w:val="en-US"/>
         </w:rPr>
@@ -12626,7 +14294,9 @@
       </w:r>
       <w:r>
         <w:rPr>
-          <w:rStyle w:val="Verbatim Char"/>
+          <w:rFonts w:ascii="Consolas" w:cs="Consolas" w:hAnsi="Consolas" w:eastAsia="Consolas"/>
+          <w:sz w:val="22"/>
+          <w:szCs w:val="22"/>
           <w:rtl w:val="0"/>
           <w:lang w:val="en-US"/>
         </w:rPr>
@@ -12637,7 +14307,9 @@
       </w:r>
       <w:r>
         <w:rPr>
-          <w:rStyle w:val="Verbatim Char"/>
+          <w:rFonts w:ascii="Consolas" w:cs="Consolas" w:hAnsi="Consolas" w:eastAsia="Consolas"/>
+          <w:sz w:val="22"/>
+          <w:szCs w:val="22"/>
           <w:rtl w:val="0"/>
           <w:lang w:val="en-US"/>
         </w:rPr>
@@ -12649,7 +14321,9 @@
       </w:r>
       <w:r>
         <w:rPr>
-          <w:rStyle w:val="Verbatim Char"/>
+          <w:rFonts w:ascii="Consolas" w:cs="Consolas" w:hAnsi="Consolas" w:eastAsia="Consolas"/>
+          <w:sz w:val="22"/>
+          <w:szCs w:val="22"/>
           <w:rtl w:val="0"/>
           <w:lang w:val="en-US"/>
         </w:rPr>
@@ -12661,7 +14335,9 @@
       </w:r>
       <w:r>
         <w:rPr>
-          <w:rStyle w:val="Verbatim Char"/>
+          <w:rFonts w:ascii="Consolas" w:cs="Consolas" w:hAnsi="Consolas" w:eastAsia="Consolas"/>
+          <w:sz w:val="22"/>
+          <w:szCs w:val="22"/>
           <w:rtl w:val="0"/>
           <w:lang w:val="en-US"/>
         </w:rPr>
@@ -12672,7 +14348,9 @@
       </w:r>
       <w:r>
         <w:rPr>
-          <w:rStyle w:val="Verbatim Char"/>
+          <w:rFonts w:ascii="Consolas" w:cs="Consolas" w:hAnsi="Consolas" w:eastAsia="Consolas"/>
+          <w:sz w:val="22"/>
+          <w:szCs w:val="22"/>
           <w:rtl w:val="0"/>
           <w:lang w:val="en-US"/>
         </w:rPr>
@@ -12684,7 +14362,9 @@
       </w:r>
       <w:r>
         <w:rPr>
-          <w:rStyle w:val="Verbatim Char"/>
+          <w:rFonts w:ascii="Consolas" w:cs="Consolas" w:hAnsi="Consolas" w:eastAsia="Consolas"/>
+          <w:sz w:val="22"/>
+          <w:szCs w:val="22"/>
           <w:rtl w:val="0"/>
           <w:lang w:val="en-US"/>
         </w:rPr>
@@ -12695,7 +14375,9 @@
       </w:r>
       <w:r>
         <w:rPr>
-          <w:rStyle w:val="Verbatim Char"/>
+          <w:rFonts w:ascii="Consolas" w:cs="Consolas" w:hAnsi="Consolas" w:eastAsia="Consolas"/>
+          <w:sz w:val="22"/>
+          <w:szCs w:val="22"/>
           <w:rtl w:val="0"/>
           <w:lang w:val="en-US"/>
         </w:rPr>
@@ -12707,7 +14389,9 @@
       </w:r>
       <w:r>
         <w:rPr>
-          <w:rStyle w:val="Verbatim Char"/>
+          <w:rFonts w:ascii="Consolas" w:cs="Consolas" w:hAnsi="Consolas" w:eastAsia="Consolas"/>
+          <w:sz w:val="22"/>
+          <w:szCs w:val="22"/>
           <w:rtl w:val="0"/>
           <w:lang w:val="en-US"/>
         </w:rPr>
@@ -12719,7 +14403,9 @@
       </w:r>
       <w:r>
         <w:rPr>
-          <w:rStyle w:val="Verbatim Char"/>
+          <w:rFonts w:ascii="Consolas" w:cs="Consolas" w:hAnsi="Consolas" w:eastAsia="Consolas"/>
+          <w:sz w:val="22"/>
+          <w:szCs w:val="22"/>
           <w:rtl w:val="0"/>
           <w:lang w:val="en-US"/>
         </w:rPr>
@@ -12730,7 +14416,9 @@
       </w:r>
       <w:r>
         <w:rPr>
-          <w:rStyle w:val="Verbatim Char"/>
+          <w:rFonts w:ascii="Consolas" w:cs="Consolas" w:hAnsi="Consolas" w:eastAsia="Consolas"/>
+          <w:sz w:val="22"/>
+          <w:szCs w:val="22"/>
           <w:rtl w:val="0"/>
           <w:lang w:val="en-US"/>
         </w:rPr>
@@ -12741,7 +14429,9 @@
       </w:r>
       <w:r>
         <w:rPr>
-          <w:rStyle w:val="Verbatim Char"/>
+          <w:rFonts w:ascii="Consolas" w:cs="Consolas" w:hAnsi="Consolas" w:eastAsia="Consolas"/>
+          <w:sz w:val="22"/>
+          <w:szCs w:val="22"/>
           <w:rtl w:val="0"/>
           <w:lang w:val="en-US"/>
         </w:rPr>
@@ -12753,7 +14443,9 @@
       </w:r>
       <w:r>
         <w:rPr>
-          <w:rStyle w:val="Verbatim Char"/>
+          <w:rFonts w:ascii="Consolas" w:cs="Consolas" w:hAnsi="Consolas" w:eastAsia="Consolas"/>
+          <w:sz w:val="22"/>
+          <w:szCs w:val="22"/>
           <w:rtl w:val="0"/>
           <w:lang w:val="en-US"/>
         </w:rPr>
@@ -12764,7 +14456,9 @@
       </w:r>
       <w:r>
         <w:rPr>
-          <w:rStyle w:val="Verbatim Char"/>
+          <w:rFonts w:ascii="Consolas" w:cs="Consolas" w:hAnsi="Consolas" w:eastAsia="Consolas"/>
+          <w:sz w:val="22"/>
+          <w:szCs w:val="22"/>
           <w:rtl w:val="0"/>
           <w:lang w:val="en-US"/>
         </w:rPr>
@@ -12772,7 +14466,9 @@
       </w:r>
       <w:r>
         <w:rPr>
-          <w:rStyle w:val="Verbatim Char"/>
+          <w:rFonts w:ascii="Consolas" w:cs="Consolas" w:hAnsi="Consolas" w:eastAsia="Consolas"/>
+          <w:sz w:val="22"/>
+          <w:szCs w:val="22"/>
           <w:rtl w:val="0"/>
         </w:rPr>
         <w:br w:type="textWrapping"/>
@@ -12780,7 +14476,9 @@
       </w:r>
       <w:r>
         <w:rPr>
-          <w:rStyle w:val="Verbatim Char"/>
+          <w:rFonts w:ascii="Consolas" w:cs="Consolas" w:hAnsi="Consolas" w:eastAsia="Consolas"/>
+          <w:sz w:val="22"/>
+          <w:szCs w:val="22"/>
           <w:rtl w:val="0"/>
           <w:lang w:val="en-US"/>
         </w:rPr>
@@ -12791,7 +14489,9 @@
       </w:r>
       <w:r>
         <w:rPr>
-          <w:rStyle w:val="Verbatim Char"/>
+          <w:rFonts w:ascii="Consolas" w:cs="Consolas" w:hAnsi="Consolas" w:eastAsia="Consolas"/>
+          <w:sz w:val="22"/>
+          <w:szCs w:val="22"/>
           <w:rtl w:val="0"/>
           <w:lang w:val="en-US"/>
         </w:rPr>
@@ -12802,7 +14502,9 @@
       </w:r>
       <w:r>
         <w:rPr>
-          <w:rStyle w:val="Verbatim Char"/>
+          <w:rFonts w:ascii="Consolas" w:cs="Consolas" w:hAnsi="Consolas" w:eastAsia="Consolas"/>
+          <w:sz w:val="22"/>
+          <w:szCs w:val="22"/>
           <w:rtl w:val="0"/>
           <w:lang w:val="en-US"/>
         </w:rPr>
@@ -12814,7 +14516,9 @@
       </w:r>
       <w:r>
         <w:rPr>
-          <w:rStyle w:val="Verbatim Char"/>
+          <w:rFonts w:ascii="Consolas" w:cs="Consolas" w:hAnsi="Consolas" w:eastAsia="Consolas"/>
+          <w:sz w:val="22"/>
+          <w:szCs w:val="22"/>
           <w:rtl w:val="0"/>
           <w:lang w:val="en-US"/>
         </w:rPr>
@@ -12825,7 +14529,9 @@
       </w:r>
       <w:r>
         <w:rPr>
-          <w:rStyle w:val="Verbatim Char"/>
+          <w:rFonts w:ascii="Consolas" w:cs="Consolas" w:hAnsi="Consolas" w:eastAsia="Consolas"/>
+          <w:sz w:val="22"/>
+          <w:szCs w:val="22"/>
           <w:rtl w:val="0"/>
           <w:lang w:val="en-US"/>
         </w:rPr>
@@ -12836,7 +14542,9 @@
       </w:r>
       <w:r>
         <w:rPr>
-          <w:rStyle w:val="Verbatim Char"/>
+          <w:rFonts w:ascii="Consolas" w:cs="Consolas" w:hAnsi="Consolas" w:eastAsia="Consolas"/>
+          <w:sz w:val="22"/>
+          <w:szCs w:val="22"/>
           <w:rtl w:val="0"/>
           <w:lang w:val="en-US"/>
         </w:rPr>
@@ -12848,7 +14556,9 @@
       </w:r>
       <w:r>
         <w:rPr>
-          <w:rStyle w:val="Verbatim Char"/>
+          <w:rFonts w:ascii="Consolas" w:cs="Consolas" w:hAnsi="Consolas" w:eastAsia="Consolas"/>
+          <w:sz w:val="22"/>
+          <w:szCs w:val="22"/>
           <w:rtl w:val="0"/>
           <w:lang w:val="en-US"/>
         </w:rPr>
@@ -12860,7 +14570,9 @@
       </w:r>
       <w:r>
         <w:rPr>
-          <w:rStyle w:val="Verbatim Char"/>
+          <w:rFonts w:ascii="Consolas" w:cs="Consolas" w:hAnsi="Consolas" w:eastAsia="Consolas"/>
+          <w:sz w:val="22"/>
+          <w:szCs w:val="22"/>
           <w:rtl w:val="0"/>
           <w:lang w:val="en-US"/>
         </w:rPr>
@@ -12871,7 +14583,9 @@
       </w:r>
       <w:r>
         <w:rPr>
-          <w:rStyle w:val="Verbatim Char"/>
+          <w:rFonts w:ascii="Consolas" w:cs="Consolas" w:hAnsi="Consolas" w:eastAsia="Consolas"/>
+          <w:sz w:val="22"/>
+          <w:szCs w:val="22"/>
           <w:rtl w:val="0"/>
           <w:lang w:val="en-US"/>
         </w:rPr>
@@ -12882,7 +14596,9 @@
       </w:r>
       <w:r>
         <w:rPr>
-          <w:rStyle w:val="Verbatim Char"/>
+          <w:rFonts w:ascii="Consolas" w:cs="Consolas" w:hAnsi="Consolas" w:eastAsia="Consolas"/>
+          <w:sz w:val="22"/>
+          <w:szCs w:val="22"/>
           <w:rtl w:val="0"/>
           <w:lang w:val="en-US"/>
         </w:rPr>
@@ -12902,7 +14618,9 @@
       </w:r>
       <w:r>
         <w:rPr>
-          <w:rStyle w:val="Verbatim Char"/>
+          <w:rFonts w:ascii="Consolas" w:cs="Consolas" w:hAnsi="Consolas" w:eastAsia="Consolas"/>
+          <w:sz w:val="22"/>
+          <w:szCs w:val="22"/>
           <w:rtl w:val="0"/>
           <w:lang w:val="en-US"/>
         </w:rPr>
@@ -12917,7 +14635,9 @@
       </w:r>
       <w:r>
         <w:rPr>
-          <w:rStyle w:val="Verbatim Char"/>
+          <w:rFonts w:ascii="Consolas" w:cs="Consolas" w:hAnsi="Consolas" w:eastAsia="Consolas"/>
+          <w:sz w:val="22"/>
+          <w:szCs w:val="22"/>
           <w:rtl w:val="0"/>
           <w:lang w:val="en-US"/>
         </w:rPr>
@@ -12932,7 +14652,9 @@
       </w:r>
       <w:r>
         <w:rPr>
-          <w:rStyle w:val="Verbatim Char"/>
+          <w:rFonts w:ascii="Consolas" w:cs="Consolas" w:hAnsi="Consolas" w:eastAsia="Consolas"/>
+          <w:sz w:val="22"/>
+          <w:szCs w:val="22"/>
           <w:rtl w:val="0"/>
           <w:lang w:val="en-US"/>
         </w:rPr>
@@ -12953,23 +14675,34 @@
       <w:r>
         <w:rPr>
           <w:rtl w:val="0"/>
-          <w:lang w:val="en-US"/>
-        </w:rPr>
-        <w:t>What</w:t>
-      </w:r>
-      <w:r>
-        <w:rPr>
-          <w:rtl w:val="0"/>
-          <w:lang w:val="en-US"/>
+        </w:rPr>
+        <w:t>Here</w:t>
+      </w:r>
+      <w:r>
+        <w:rPr>
+          <w:rtl w:val="0"/>
         </w:rPr>
         <w:t>’</w:t>
       </w:r>
       <w:r>
         <w:rPr>
           <w:rtl w:val="0"/>
-          <w:lang w:val="en-US"/>
-        </w:rPr>
-        <w:t>s our continuous design report card look like? We get the following grades:</w:t>
+        </w:rPr>
+        <w:t xml:space="preserve">s </w:t>
+      </w:r>
+      <w:r>
+        <w:rPr>
+          <w:rtl w:val="0"/>
+          <w:lang w:val="en-US"/>
+        </w:rPr>
+        <w:t>our continuous design report card</w:t>
+      </w:r>
+      <w:r>
+        <w:rPr>
+          <w:rtl w:val="0"/>
+          <w:lang w:val="en-US"/>
+        </w:rPr>
+        <w:t>:</w:t>
       </w:r>
     </w:p>
     <w:p>
@@ -13075,8 +14808,7 @@
       </w:r>
       <w:r>
         <w:rPr>
-          <w:i w:val="1"/>
-          <w:iCs w:val="1"/>
+          <w:rFonts w:ascii="Cambria Italic" w:hAnsi="Cambria Italic"/>
           <w:rtl w:val="0"/>
           <w:lang w:val="en-US"/>
         </w:rPr>
@@ -13091,8 +14823,7 @@
       </w:r>
       <w:r>
         <w:rPr>
-          <w:i w:val="1"/>
-          <w:iCs w:val="1"/>
+          <w:rFonts w:ascii="Cambria Italic" w:hAnsi="Cambria Italic"/>
           <w:rtl w:val="0"/>
           <w:lang w:val="en-US"/>
         </w:rPr>
@@ -13121,7 +14852,9 @@
       </w:r>
       <w:r>
         <w:rPr>
-          <w:rStyle w:val="Verbatim Char"/>
+          <w:rFonts w:ascii="Consolas" w:cs="Consolas" w:hAnsi="Consolas" w:eastAsia="Consolas"/>
+          <w:sz w:val="22"/>
+          <w:szCs w:val="22"/>
           <w:rtl w:val="0"/>
           <w:lang w:val="en-US"/>
         </w:rPr>
@@ -13247,7 +14980,9 @@
       </w:pPr>
       <w:r>
         <w:rPr>
-          <w:rStyle w:val="Verbatim Char"/>
+          <w:rFonts w:ascii="Consolas" w:cs="Consolas" w:hAnsi="Consolas" w:eastAsia="Consolas"/>
+          <w:sz w:val="22"/>
+          <w:szCs w:val="22"/>
           <w:rtl w:val="0"/>
           <w:lang w:val="en-US"/>
         </w:rPr>
@@ -13258,7 +14993,9 @@
       </w:r>
       <w:r>
         <w:rPr>
-          <w:rStyle w:val="Verbatim Char"/>
+          <w:rFonts w:ascii="Consolas" w:cs="Consolas" w:hAnsi="Consolas" w:eastAsia="Consolas"/>
+          <w:sz w:val="22"/>
+          <w:szCs w:val="22"/>
           <w:rtl w:val="0"/>
           <w:lang w:val="en-US"/>
         </w:rPr>
@@ -13270,7 +15007,9 @@
       </w:r>
       <w:r>
         <w:rPr>
-          <w:rStyle w:val="Verbatim Char"/>
+          <w:rFonts w:ascii="Consolas" w:cs="Consolas" w:hAnsi="Consolas" w:eastAsia="Consolas"/>
+          <w:sz w:val="22"/>
+          <w:szCs w:val="22"/>
           <w:rtl w:val="0"/>
           <w:lang w:val="en-US"/>
         </w:rPr>
@@ -13281,7 +15020,9 @@
       </w:r>
       <w:r>
         <w:rPr>
-          <w:rStyle w:val="Verbatim Char"/>
+          <w:rFonts w:ascii="Consolas" w:cs="Consolas" w:hAnsi="Consolas" w:eastAsia="Consolas"/>
+          <w:sz w:val="22"/>
+          <w:szCs w:val="22"/>
           <w:rtl w:val="0"/>
           <w:lang w:val="en-US"/>
         </w:rPr>
@@ -13293,7 +15034,9 @@
       </w:r>
       <w:r>
         <w:rPr>
-          <w:rStyle w:val="Verbatim Char"/>
+          <w:rFonts w:ascii="Consolas" w:cs="Consolas" w:hAnsi="Consolas" w:eastAsia="Consolas"/>
+          <w:sz w:val="22"/>
+          <w:szCs w:val="22"/>
           <w:rtl w:val="0"/>
           <w:lang w:val="en-US"/>
         </w:rPr>
@@ -13304,7 +15047,9 @@
       </w:r>
       <w:r>
         <w:rPr>
-          <w:rStyle w:val="Verbatim Char"/>
+          <w:rFonts w:ascii="Consolas" w:cs="Consolas" w:hAnsi="Consolas" w:eastAsia="Consolas"/>
+          <w:sz w:val="22"/>
+          <w:szCs w:val="22"/>
           <w:rtl w:val="0"/>
           <w:lang w:val="en-US"/>
         </w:rPr>
@@ -13316,7 +15061,9 @@
       </w:r>
       <w:r>
         <w:rPr>
-          <w:rStyle w:val="Verbatim Char"/>
+          <w:rFonts w:ascii="Consolas" w:cs="Consolas" w:hAnsi="Consolas" w:eastAsia="Consolas"/>
+          <w:sz w:val="22"/>
+          <w:szCs w:val="22"/>
           <w:rtl w:val="0"/>
           <w:lang w:val="en-US"/>
         </w:rPr>
@@ -13327,7 +15074,9 @@
       </w:r>
       <w:r>
         <w:rPr>
-          <w:rStyle w:val="Verbatim Char"/>
+          <w:rFonts w:ascii="Consolas" w:cs="Consolas" w:hAnsi="Consolas" w:eastAsia="Consolas"/>
+          <w:sz w:val="22"/>
+          <w:szCs w:val="22"/>
           <w:rtl w:val="0"/>
           <w:lang w:val="en-US"/>
         </w:rPr>
@@ -13339,7 +15088,9 @@
       </w:r>
       <w:r>
         <w:rPr>
-          <w:rStyle w:val="Verbatim Char"/>
+          <w:rFonts w:ascii="Consolas" w:cs="Consolas" w:hAnsi="Consolas" w:eastAsia="Consolas"/>
+          <w:sz w:val="22"/>
+          <w:szCs w:val="22"/>
           <w:rtl w:val="0"/>
           <w:lang w:val="en-US"/>
         </w:rPr>
@@ -13350,7 +15101,9 @@
       </w:r>
       <w:r>
         <w:rPr>
-          <w:rStyle w:val="Verbatim Char"/>
+          <w:rFonts w:ascii="Consolas" w:cs="Consolas" w:hAnsi="Consolas" w:eastAsia="Consolas"/>
+          <w:sz w:val="22"/>
+          <w:szCs w:val="22"/>
           <w:rtl w:val="0"/>
           <w:lang w:val="en-US"/>
         </w:rPr>
@@ -13361,7 +15114,9 @@
       </w:r>
       <w:r>
         <w:rPr>
-          <w:rStyle w:val="Verbatim Char"/>
+          <w:rFonts w:ascii="Consolas" w:cs="Consolas" w:hAnsi="Consolas" w:eastAsia="Consolas"/>
+          <w:sz w:val="22"/>
+          <w:szCs w:val="22"/>
           <w:rtl w:val="0"/>
           <w:lang w:val="en-US"/>
         </w:rPr>
@@ -13373,7 +15128,9 @@
       </w:r>
       <w:r>
         <w:rPr>
-          <w:rStyle w:val="Verbatim Char"/>
+          <w:rFonts w:ascii="Consolas" w:cs="Consolas" w:hAnsi="Consolas" w:eastAsia="Consolas"/>
+          <w:sz w:val="22"/>
+          <w:szCs w:val="22"/>
           <w:rtl w:val="0"/>
           <w:lang w:val="en-US"/>
         </w:rPr>
@@ -13385,7 +15142,9 @@
       </w:r>
       <w:r>
         <w:rPr>
-          <w:rStyle w:val="Verbatim Char"/>
+          <w:rFonts w:ascii="Consolas" w:cs="Consolas" w:hAnsi="Consolas" w:eastAsia="Consolas"/>
+          <w:sz w:val="22"/>
+          <w:szCs w:val="22"/>
           <w:rtl w:val="0"/>
           <w:lang w:val="en-US"/>
         </w:rPr>
@@ -13405,7 +15164,9 @@
       </w:r>
       <w:r>
         <w:rPr>
-          <w:rStyle w:val="Verbatim Char"/>
+          <w:rFonts w:ascii="Consolas" w:cs="Consolas" w:hAnsi="Consolas" w:eastAsia="Consolas"/>
+          <w:sz w:val="22"/>
+          <w:szCs w:val="22"/>
           <w:rtl w:val="0"/>
           <w:lang w:val="en-US"/>
         </w:rPr>
@@ -13420,7 +15181,9 @@
       </w:r>
       <w:r>
         <w:rPr>
-          <w:rStyle w:val="Verbatim Char"/>
+          <w:rFonts w:ascii="Consolas" w:cs="Consolas" w:hAnsi="Consolas" w:eastAsia="Consolas"/>
+          <w:sz w:val="22"/>
+          <w:szCs w:val="22"/>
           <w:rtl w:val="0"/>
           <w:lang w:val="en-US"/>
         </w:rPr>
@@ -13435,7 +15198,9 @@
       </w:r>
       <w:r>
         <w:rPr>
-          <w:rStyle w:val="Verbatim Char"/>
+          <w:rFonts w:ascii="Consolas" w:cs="Consolas" w:hAnsi="Consolas" w:eastAsia="Consolas"/>
+          <w:sz w:val="22"/>
+          <w:szCs w:val="22"/>
           <w:rtl w:val="0"/>
           <w:lang w:val="en-US"/>
         </w:rPr>
@@ -13450,7 +15215,9 @@
       </w:r>
       <w:r>
         <w:rPr>
-          <w:rStyle w:val="Verbatim Char"/>
+          <w:rFonts w:ascii="Consolas" w:cs="Consolas" w:hAnsi="Consolas" w:eastAsia="Consolas"/>
+          <w:sz w:val="22"/>
+          <w:szCs w:val="22"/>
           <w:rtl w:val="0"/>
           <w:lang w:val="en-US"/>
         </w:rPr>
@@ -13465,7 +15232,9 @@
       </w:r>
       <w:r>
         <w:rPr>
-          <w:rStyle w:val="Verbatim Char"/>
+          <w:rFonts w:ascii="Consolas" w:cs="Consolas" w:hAnsi="Consolas" w:eastAsia="Consolas"/>
+          <w:sz w:val="22"/>
+          <w:szCs w:val="22"/>
           <w:rtl w:val="0"/>
           <w:lang w:val="en-US"/>
         </w:rPr>
@@ -13480,7 +15249,9 @@
       </w:r>
       <w:r>
         <w:rPr>
-          <w:rStyle w:val="Verbatim Char"/>
+          <w:rFonts w:ascii="Consolas" w:cs="Consolas" w:hAnsi="Consolas" w:eastAsia="Consolas"/>
+          <w:sz w:val="22"/>
+          <w:szCs w:val="22"/>
           <w:rtl w:val="0"/>
           <w:lang w:val="en-US"/>
         </w:rPr>
@@ -13521,7 +15292,9 @@
       </w:r>
       <w:r>
         <w:rPr>
-          <w:rStyle w:val="Verbatim Char"/>
+          <w:rFonts w:ascii="Consolas" w:cs="Consolas" w:hAnsi="Consolas" w:eastAsia="Consolas"/>
+          <w:sz w:val="22"/>
+          <w:szCs w:val="22"/>
           <w:rtl w:val="0"/>
           <w:lang w:val="en-US"/>
         </w:rPr>
@@ -13555,7 +15328,9 @@
       </w:pPr>
       <w:r>
         <w:rPr>
-          <w:rStyle w:val="Verbatim Char"/>
+          <w:rFonts w:ascii="Consolas" w:cs="Consolas" w:hAnsi="Consolas" w:eastAsia="Consolas"/>
+          <w:sz w:val="22"/>
+          <w:szCs w:val="22"/>
           <w:rtl w:val="0"/>
           <w:lang w:val="en-US"/>
         </w:rPr>
@@ -13567,7 +15342,9 @@
       </w:r>
       <w:r>
         <w:rPr>
-          <w:rStyle w:val="Verbatim Char"/>
+          <w:rFonts w:ascii="Consolas" w:cs="Consolas" w:hAnsi="Consolas" w:eastAsia="Consolas"/>
+          <w:sz w:val="22"/>
+          <w:szCs w:val="22"/>
           <w:rtl w:val="0"/>
           <w:lang w:val="en-US"/>
         </w:rPr>
@@ -13579,7 +15356,9 @@
       </w:r>
       <w:r>
         <w:rPr>
-          <w:rStyle w:val="Verbatim Char"/>
+          <w:rFonts w:ascii="Consolas" w:cs="Consolas" w:hAnsi="Consolas" w:eastAsia="Consolas"/>
+          <w:sz w:val="22"/>
+          <w:szCs w:val="22"/>
           <w:rtl w:val="0"/>
           <w:lang w:val="en-US"/>
         </w:rPr>
@@ -13590,7 +15369,9 @@
       </w:r>
       <w:r>
         <w:rPr>
-          <w:rStyle w:val="Verbatim Char"/>
+          <w:rFonts w:ascii="Consolas" w:cs="Consolas" w:hAnsi="Consolas" w:eastAsia="Consolas"/>
+          <w:sz w:val="22"/>
+          <w:szCs w:val="22"/>
           <w:rtl w:val="0"/>
           <w:lang w:val="en-US"/>
         </w:rPr>
@@ -13602,7 +15383,9 @@
       </w:r>
       <w:r>
         <w:rPr>
-          <w:rStyle w:val="Verbatim Char"/>
+          <w:rFonts w:ascii="Consolas" w:cs="Consolas" w:hAnsi="Consolas" w:eastAsia="Consolas"/>
+          <w:sz w:val="22"/>
+          <w:szCs w:val="22"/>
           <w:rtl w:val="0"/>
           <w:lang w:val="en-US"/>
         </w:rPr>
@@ -13613,7 +15396,9 @@
       </w:r>
       <w:r>
         <w:rPr>
-          <w:rStyle w:val="Verbatim Char"/>
+          <w:rFonts w:ascii="Consolas" w:cs="Consolas" w:hAnsi="Consolas" w:eastAsia="Consolas"/>
+          <w:sz w:val="22"/>
+          <w:szCs w:val="22"/>
           <w:rtl w:val="0"/>
           <w:lang w:val="en-US"/>
         </w:rPr>
@@ -13625,7 +15410,9 @@
       </w:r>
       <w:r>
         <w:rPr>
-          <w:rStyle w:val="Verbatim Char"/>
+          <w:rFonts w:ascii="Consolas" w:cs="Consolas" w:hAnsi="Consolas" w:eastAsia="Consolas"/>
+          <w:sz w:val="22"/>
+          <w:szCs w:val="22"/>
           <w:rtl w:val="0"/>
           <w:lang w:val="en-US"/>
         </w:rPr>
@@ -13637,7 +15424,9 @@
       </w:r>
       <w:r>
         <w:rPr>
-          <w:rStyle w:val="Verbatim Char"/>
+          <w:rFonts w:ascii="Consolas" w:cs="Consolas" w:hAnsi="Consolas" w:eastAsia="Consolas"/>
+          <w:sz w:val="22"/>
+          <w:szCs w:val="22"/>
           <w:rtl w:val="0"/>
           <w:lang w:val="en-US"/>
         </w:rPr>
@@ -13652,6 +15441,7 @@
       <w:bookmarkStart w:name="whenelsedowedesign" w:id="22"/>
       <w:r>
         <w:rPr>
+          <w:rFonts w:cs="Arial Unicode MS" w:eastAsia="Arial Unicode MS"/>
           <w:rtl w:val="0"/>
           <w:lang w:val="en-US"/>
         </w:rPr>
@@ -13820,8 +15610,7 @@
       </w:r>
       <w:r>
         <w:rPr>
-          <w:i w:val="1"/>
-          <w:iCs w:val="1"/>
+          <w:rFonts w:ascii="Cambria Italic" w:hAnsi="Cambria Italic"/>
           <w:rtl w:val="0"/>
           <w:lang w:val="en-US"/>
         </w:rPr>
@@ -14033,7 +15822,21 @@
           <w:rtl w:val="0"/>
           <w:lang w:val="en-US"/>
         </w:rPr>
-        <w:t>ve captured all the actual specifics needed for us to being work. When they meet with us to describe the new feature, we ask questions, and we dig a bit again into the system</w:t>
+        <w:t xml:space="preserve">ve captured all the actual specifics needed for us to </w:t>
+      </w:r>
+      <w:r>
+        <w:rPr>
+          <w:rtl w:val="0"/>
+          <w:lang w:val="en-US"/>
+        </w:rPr>
+        <w:t>get started</w:t>
+      </w:r>
+      <w:r>
+        <w:rPr>
+          <w:rtl w:val="0"/>
+          <w:lang w:val="en-US"/>
+        </w:rPr>
+        <w:t>. When they meet with us to describe the new feature, we ask questions, and we dig a bit again into the system</w:t>
       </w:r>
       <w:r>
         <w:rPr>
@@ -14113,7 +15916,7 @@
           <w:rtl w:val="0"/>
           <w:lang w:val="en-US"/>
         </w:rPr>
-        <w:t xml:space="preserve">Sometimes we get answers to our questions that reveal hidden complexity. </w:t>
+        <w:t xml:space="preserve">Sometimes answers to our questions reveal hidden complexity. </w:t>
       </w:r>
       <w:r>
         <w:rPr>
@@ -14498,7 +16301,7 @@
       </w:pPr>
       <w:r>
         <w:rPr>
-          <w:rStyle w:val="Footnote Reference"/>
+          <w:vertAlign w:val="superscript"/>
         </w:rPr>
         <w:footnoteRef/>
       </w:r>
@@ -15220,24 +17023,24 @@
       </w14:textFill>
     </w:rPr>
   </w:style>
-  <w:style w:type="paragraph" w:styleId="Heading">
-    <w:name w:val="Heading"/>
-    <w:next w:val="Body Text"/>
+  <w:style w:type="paragraph" w:styleId="Title">
+    <w:name w:val="Title"/>
+    <w:next w:val="Body"/>
     <w:pPr>
       <w:keepNext w:val="1"/>
-      <w:keepLines w:val="1"/>
+      <w:keepLines w:val="0"/>
       <w:pageBreakBefore w:val="0"/>
       <w:widowControl w:val="1"/>
       <w:shd w:val="clear" w:color="auto" w:fill="auto"/>
       <w:suppressAutoHyphens w:val="0"/>
       <w:bidi w:val="0"/>
-      <w:spacing w:before="480" w:after="0" w:line="240" w:lineRule="auto"/>
+      <w:spacing w:before="0" w:after="0" w:line="240" w:lineRule="auto"/>
       <w:ind w:left="0" w:right="0" w:firstLine="0"/>
       <w:jc w:val="left"/>
-      <w:outlineLvl w:val="0"/>
+      <w:outlineLvl w:val="9"/>
     </w:pPr>
     <w:rPr>
-      <w:rFonts w:ascii="Calibri" w:cs="Arial Unicode MS" w:hAnsi="Calibri" w:eastAsia="Arial Unicode MS"/>
+      <w:rFonts w:ascii="Helvetica Neue" w:cs="Arial Unicode MS" w:hAnsi="Helvetica Neue" w:eastAsia="Arial Unicode MS"/>
       <w:b w:val="1"/>
       <w:bCs w:val="1"/>
       <w:i w:val="0"/>
@@ -15247,13 +17050,13 @@
       <w:strike w:val="0"/>
       <w:dstrike w:val="0"/>
       <w:outline w:val="0"/>
-      <w:color w:val="4f81bd"/>
+      <w:color w:val="000000"/>
       <w:spacing w:val="0"/>
       <w:kern w:val="0"/>
       <w:position w:val="0"/>
-      <w:sz w:val="32"/>
-      <w:szCs w:val="32"/>
-      <w:u w:val="none" w:color="4f81bd"/>
+      <w:sz w:val="60"/>
+      <w:szCs w:val="60"/>
+      <w:u w:val="none"/>
       <w:shd w:val="nil" w:color="auto" w:fill="auto"/>
       <w:vertAlign w:val="baseline"/>
       <w14:textOutline>
@@ -15261,14 +17064,14 @@
       </w14:textOutline>
       <w14:textFill>
         <w14:solidFill>
-          <w14:srgbClr w14:val="4F81BD"/>
+          <w14:srgbClr w14:val="000000"/>
         </w14:solidFill>
       </w14:textFill>
     </w:rPr>
   </w:style>
-  <w:style w:type="paragraph" w:styleId="Body Text">
-    <w:name w:val="Body Text"/>
-    <w:next w:val="Body Text"/>
+  <w:style w:type="paragraph" w:styleId="Body">
+    <w:name w:val="Body"/>
+    <w:next w:val="Body"/>
     <w:pPr>
       <w:keepNext w:val="0"/>
       <w:keepLines w:val="0"/>
@@ -15277,7 +17080,7 @@
       <w:shd w:val="clear" w:color="auto" w:fill="auto"/>
       <w:suppressAutoHyphens w:val="0"/>
       <w:bidi w:val="0"/>
-      <w:spacing w:before="180" w:after="180" w:line="240" w:lineRule="auto"/>
+      <w:spacing w:before="0" w:after="200" w:line="240" w:lineRule="auto"/>
       <w:ind w:left="0" w:right="0" w:firstLine="0"/>
       <w:jc w:val="left"/>
       <w:outlineLvl w:val="9"/>
@@ -15302,7 +17105,9 @@
       <w:u w:val="none" w:color="000000"/>
       <w:shd w:val="nil" w:color="auto" w:fill="auto"/>
       <w:vertAlign w:val="baseline"/>
-      <w:lang w:val="en-US"/>
+      <w14:textOutline>
+        <w14:noFill/>
+      </w14:textOutline>
       <w14:textFill>
         <w14:solidFill>
           <w14:srgbClr w14:val="000000"/>
@@ -15354,10 +17159,48 @@
       </w14:textFill>
     </w:rPr>
   </w:style>
-  <w:style w:type="character" w:styleId="Footnote Reference">
-    <w:name w:val="Footnote Reference"/>
+  <w:style w:type="paragraph" w:styleId="Body Text">
+    <w:name w:val="Body Text"/>
+    <w:next w:val="Body Text"/>
+    <w:pPr>
+      <w:keepNext w:val="0"/>
+      <w:keepLines w:val="0"/>
+      <w:pageBreakBefore w:val="0"/>
+      <w:widowControl w:val="1"/>
+      <w:shd w:val="clear" w:color="auto" w:fill="auto"/>
+      <w:suppressAutoHyphens w:val="0"/>
+      <w:bidi w:val="0"/>
+      <w:spacing w:before="180" w:after="180" w:line="240" w:lineRule="auto"/>
+      <w:ind w:left="0" w:right="0" w:firstLine="0"/>
+      <w:jc w:val="left"/>
+      <w:outlineLvl w:val="9"/>
+    </w:pPr>
     <w:rPr>
-      <w:vertAlign w:val="superscript"/>
+      <w:rFonts w:ascii="Cambria" w:cs="Arial Unicode MS" w:hAnsi="Cambria" w:eastAsia="Arial Unicode MS"/>
+      <w:b w:val="0"/>
+      <w:bCs w:val="0"/>
+      <w:i w:val="0"/>
+      <w:iCs w:val="0"/>
+      <w:caps w:val="0"/>
+      <w:smallCaps w:val="0"/>
+      <w:strike w:val="0"/>
+      <w:dstrike w:val="0"/>
+      <w:outline w:val="0"/>
+      <w:color w:val="000000"/>
+      <w:spacing w:val="0"/>
+      <w:kern w:val="0"/>
+      <w:position w:val="0"/>
+      <w:sz w:val="24"/>
+      <w:szCs w:val="24"/>
+      <w:u w:val="none" w:color="000000"/>
+      <w:shd w:val="nil" w:color="auto" w:fill="auto"/>
+      <w:vertAlign w:val="baseline"/>
+      <w:lang w:val="en-US"/>
+      <w14:textFill>
+        <w14:solidFill>
+          <w14:srgbClr w14:val="000000"/>
+        </w14:solidFill>
+      </w14:textFill>
     </w:rPr>
   </w:style>
   <w:style w:type="paragraph" w:styleId="Footnote Text">
@@ -15502,13 +17345,50 @@
       </w14:textFill>
     </w:rPr>
   </w:style>
-  <w:style w:type="character" w:styleId="Verbatim Char">
-    <w:name w:val="Verbatim Char"/>
+  <w:style w:type="paragraph" w:styleId="Heading">
+    <w:name w:val="Heading"/>
+    <w:next w:val="Body Text"/>
+    <w:pPr>
+      <w:keepNext w:val="1"/>
+      <w:keepLines w:val="1"/>
+      <w:pageBreakBefore w:val="0"/>
+      <w:widowControl w:val="1"/>
+      <w:shd w:val="clear" w:color="auto" w:fill="auto"/>
+      <w:suppressAutoHyphens w:val="0"/>
+      <w:bidi w:val="0"/>
+      <w:spacing w:before="480" w:after="0" w:line="240" w:lineRule="auto"/>
+      <w:ind w:left="0" w:right="0" w:firstLine="0"/>
+      <w:jc w:val="left"/>
+      <w:outlineLvl w:val="0"/>
+    </w:pPr>
     <w:rPr>
-      <w:rFonts w:ascii="Consolas" w:cs="Consolas" w:hAnsi="Consolas" w:eastAsia="Consolas"/>
-      <w:sz w:val="22"/>
-      <w:szCs w:val="22"/>
-      <w:lang w:val="en-US"/>
+      <w:rFonts w:ascii="Calibri" w:cs="Calibri" w:hAnsi="Calibri" w:eastAsia="Calibri"/>
+      <w:b w:val="1"/>
+      <w:bCs w:val="1"/>
+      <w:i w:val="0"/>
+      <w:iCs w:val="0"/>
+      <w:caps w:val="0"/>
+      <w:smallCaps w:val="0"/>
+      <w:strike w:val="0"/>
+      <w:dstrike w:val="0"/>
+      <w:outline w:val="0"/>
+      <w:color w:val="4f81bd"/>
+      <w:spacing w:val="0"/>
+      <w:kern w:val="0"/>
+      <w:position w:val="0"/>
+      <w:sz w:val="32"/>
+      <w:szCs w:val="32"/>
+      <w:u w:val="none" w:color="4f81bd"/>
+      <w:shd w:val="nil" w:color="auto" w:fill="auto"/>
+      <w:vertAlign w:val="baseline"/>
+      <w14:textOutline>
+        <w14:noFill/>
+      </w14:textOutline>
+      <w14:textFill>
+        <w14:solidFill>
+          <w14:srgbClr w14:val="4F81BD"/>
+        </w14:solidFill>
+      </w14:textFill>
     </w:rPr>
   </w:style>
   <w:style w:type="paragraph" w:styleId="Source Code">
